--- a/downloads/workbook/ai-5-week-05.docx
+++ b/downloads/workbook/ai-5-week-05.docx
@@ -920,6 +920,178 @@
         <w:t>Project connection: For your Image-pattern Network Investigation, save the input, procedure, observed result and limitation of this check. Label this worked example as practice; use a different, previously unreviewed case when checking independent understanding.</w:t>
       </w:r>
     </w:p>
+    <w:p>
+      <w:pPr>
+        <w:pStyle w:val="Heading1"/>
+      </w:pPr>
+      <w:r>
+        <w:t>13. Project portfolio milestone</w:t>
+      </w:r>
+    </w:p>
+    <w:p>
+      <w:r>
+        <w:t>Project: Image-pattern Network Investigation</w:t>
+      </w:r>
+    </w:p>
+    <w:p>
+      <w:r>
+        <w:t>Current milestone: Frame the need. Name the user, the problem, allowed inputs and a safe simple starting method.</w:t>
+      </w:r>
+    </w:p>
+    <w:p>
+      <w:r>
+        <w:t>For your Image-pattern Network Investigation, save the input, procedure, observed result and limitation of this check. Label this worked example as practice; use a different, previously unreviewed case when checking independent understanding.</w:t>
+      </w:r>
+    </w:p>
+    <w:tbl>
+      <w:tblPr>
+        <w:tblStyle w:val="LightShading-Accent1"/>
+        <w:tblW w:type="auto" w:w="0"/>
+        <w:tblLook w:firstColumn="1" w:firstRow="1" w:lastColumn="0" w:lastRow="0" w:noHBand="0" w:noVBand="1" w:val="04A0"/>
+      </w:tblPr>
+      <w:tblGrid>
+        <w:gridCol w:w="5112"/>
+        <w:gridCol w:w="5112"/>
+      </w:tblGrid>
+      <w:tr>
+        <w:trPr>
+          <w:tblHeader/>
+        </w:trPr>
+        <w:tc>
+          <w:tcPr>
+            <w:tcW w:type="dxa" w:w="5112"/>
+          </w:tcPr>
+          <w:p>
+            <w:r>
+              <w:t>Evidence to keep</w:t>
+            </w:r>
+          </w:p>
+        </w:tc>
+        <w:tc>
+          <w:tcPr>
+            <w:tcW w:type="dxa" w:w="5112"/>
+          </w:tcPr>
+          <w:p>
+            <w:r>
+              <w:t>My record</w:t>
+            </w:r>
+          </w:p>
+        </w:tc>
+      </w:tr>
+      <w:tr>
+        <w:tc>
+          <w:tcPr>
+            <w:tcW w:type="dxa" w:w="5112"/>
+          </w:tcPr>
+          <w:p>
+            <w:r>
+              <w:t>This week’s input and deciding step</w:t>
+            </w:r>
+          </w:p>
+        </w:tc>
+        <w:tc>
+          <w:tcPr>
+            <w:tcW w:type="dxa" w:w="5112"/>
+          </w:tcPr>
+          <w:p>
+            <w:r/>
+          </w:p>
+        </w:tc>
+      </w:tr>
+      <w:tr>
+        <w:tc>
+          <w:tcPr>
+            <w:tcW w:type="dxa" w:w="5112"/>
+          </w:tcPr>
+          <w:p>
+            <w:r>
+              <w:t>Prediction and actual result (or labelled paper trace)</w:t>
+            </w:r>
+          </w:p>
+        </w:tc>
+        <w:tc>
+          <w:tcPr>
+            <w:tcW w:type="dxa" w:w="5112"/>
+          </w:tcPr>
+          <w:p>
+            <w:r/>
+          </w:p>
+        </w:tc>
+      </w:tr>
+      <w:tr>
+        <w:tc>
+          <w:tcPr>
+            <w:tcW w:type="dxa" w:w="5112"/>
+          </w:tcPr>
+          <w:p>
+            <w:r>
+              <w:t>One change since the previous checkpoint and why</w:t>
+            </w:r>
+          </w:p>
+        </w:tc>
+        <w:tc>
+          <w:tcPr>
+            <w:tcW w:type="dxa" w:w="5112"/>
+          </w:tcPr>
+          <w:p>
+            <w:r/>
+          </w:p>
+        </w:tc>
+      </w:tr>
+      <w:tr>
+        <w:tc>
+          <w:tcPr>
+            <w:tcW w:type="dxa" w:w="5112"/>
+          </w:tcPr>
+          <w:p>
+            <w:r>
+              <w:t>One error or limit and the next test</w:t>
+            </w:r>
+          </w:p>
+        </w:tc>
+        <w:tc>
+          <w:tcPr>
+            <w:tcW w:type="dxa" w:w="5112"/>
+          </w:tcPr>
+          <w:p>
+            <w:r/>
+          </w:p>
+        </w:tc>
+      </w:tr>
+    </w:tbl>
+    <w:p>
+      <w:pPr>
+        <w:pStyle w:val="Heading3"/>
+      </w:pPr>
+      <w:r>
+        <w:t>Explain what this week adds to your project. Reuse last week’s record rather than starting again.</w:t>
+      </w:r>
+    </w:p>
+    <w:p>
+      <w:r>
+        <w:t>________________________________________________________________</w:t>
+      </w:r>
+    </w:p>
+    <w:p>
+      <w:r>
+        <w:t>________________________________________________________________</w:t>
+      </w:r>
+    </w:p>
+    <w:p>
+      <w:r>
+        <w:t>________________________________________________________________</w:t>
+      </w:r>
+    </w:p>
+    <w:p>
+      <w:r>
+        <w:t>________________________________________________________________</w:t>
+      </w:r>
+    </w:p>
+    <w:p>
+      <w:r>
+        <w:t>________________________________________________________________</w:t>
+      </w:r>
+    </w:p>
     <w:sectPr>
       <w:pgSz w:w="12240" w:h="15840"/>
       <w:pgMar w:top="936" w:right="1008" w:bottom="936" w:left="1008" w:header="720" w:footer="720" w:gutter="0"/>

--- a/downloads/workbook/ai-5-week-05.docx
+++ b/downloads/workbook/ai-5-week-05.docx
@@ -1092,6 +1092,243 @@
         <w:t>________________________________________________________________</w:t>
       </w:r>
     </w:p>
+    <w:p>
+      <w:pPr>
+        <w:pStyle w:val="Heading1"/>
+      </w:pPr>
+      <w:r>
+        <w:t>14. Supported practice and learning evidence</w:t>
+      </w:r>
+    </w:p>
+    <w:p>
+      <w:r>
+        <w:t>Use this supported practice once, in the browser or on paper. Keep the reserved independent assessment for a separate first attempt before teacher feedback.</w:t>
+      </w:r>
+    </w:p>
+    <w:p>
+      <w:r>
+        <w:t>Compose two hidden detectors before one output instead of skipping a layer.</w:t>
+      </w:r>
+    </w:p>
+    <w:p>
+      <w:pPr>
+        <w:pStyle w:val="Heading3"/>
+      </w:pPr>
+      <w:r>
+        <w:t>Practice 1: explain the deciding evidence</w:t>
+      </w:r>
+    </w:p>
+    <w:p>
+      <w:r>
+        <w:t>Which labelled step matches this detail? y=2-2=0; the output uses activated hidden values, not raw inputs.</w:t>
+      </w:r>
+    </w:p>
+    <w:p>
+      <w:r>
+        <w:t>1. Compose output</w:t>
+      </w:r>
+    </w:p>
+    <w:p>
+      <w:r>
+        <w:t>2. Second hidden unit</w:t>
+      </w:r>
+    </w:p>
+    <w:p>
+      <w:r>
+        <w:t>3. First hidden unit</w:t>
+      </w:r>
+    </w:p>
+    <w:p>
+      <w:pPr>
+        <w:pStyle w:val="Heading3"/>
+      </w:pPr>
+      <w:r>
+        <w:t>My selected conclusion, deciding fact and explanation</w:t>
+      </w:r>
+    </w:p>
+    <w:p>
+      <w:r>
+        <w:t>________________________________________________________________</w:t>
+      </w:r>
+    </w:p>
+    <w:p>
+      <w:r>
+        <w:t>________________________________________________________________</w:t>
+      </w:r>
+    </w:p>
+    <w:p>
+      <w:r>
+        <w:t>________________________________________________________________</w:t>
+      </w:r>
+    </w:p>
+    <w:p>
+      <w:r>
+        <w:t>________________________________________________________________</w:t>
+      </w:r>
+    </w:p>
+    <w:p>
+      <w:r>
+        <w:t>________________________________________________________________</w:t>
+      </w:r>
+    </w:p>
+    <w:p>
+      <w:r>
+        <w:t>Hint if needed: Read the steps in the pictorial case. Match the supplied detail to the stage that performs or records it.</w:t>
+      </w:r>
+    </w:p>
+    <w:p>
+      <w:r>
+        <w:t>After your attempt, compare with the supported explanation: Compose output y=2-2=0; the output uses activated hidden values, not raw inputs. Composition means one layer’s result becomes the next layer’s input. Compute both hidden units before combining them. At [4,3], their equal outputs cancel. Lowering only the second input removes its positive hidden contribution, so subtracting it no longer reduces the output. The final subtraction must use activated hidden values rather than the raw measurements.</w:t>
+      </w:r>
+    </w:p>
+    <w:p>
+      <w:pPr>
+        <w:pStyle w:val="Heading3"/>
+      </w:pPr>
+      <w:r>
+        <w:t>Practice 2: explain the deciding evidence</w:t>
+      </w:r>
+    </w:p>
+    <w:p>
+      <w:r>
+        <w:t>Changed-case practice: Change only v from 3 to1. Which conclusion is supported by the supplied facts?</w:t>
+      </w:r>
+    </w:p>
+    <w:p>
+      <w:r>
+        <w:t>1. h1 stays2, h2 becomes0, y becomes2.</w:t>
+      </w:r>
+    </w:p>
+    <w:p>
+      <w:r>
+        <w:t>2. We can decide the result without examining the changed input or the procedure.</w:t>
+      </w:r>
+    </w:p>
+    <w:p>
+      <w:r>
+        <w:t>3. This one example guarantees correct results for every future input.</w:t>
+      </w:r>
+    </w:p>
+    <w:p>
+      <w:pPr>
+        <w:pStyle w:val="Heading3"/>
+      </w:pPr>
+      <w:r>
+        <w:t>My selected conclusion, deciding fact and explanation</w:t>
+      </w:r>
+    </w:p>
+    <w:p>
+      <w:r>
+        <w:t>________________________________________________________________</w:t>
+      </w:r>
+    </w:p>
+    <w:p>
+      <w:r>
+        <w:t>________________________________________________________________</w:t>
+      </w:r>
+    </w:p>
+    <w:p>
+      <w:r>
+        <w:t>________________________________________________________________</w:t>
+      </w:r>
+    </w:p>
+    <w:p>
+      <w:r>
+        <w:t>________________________________________________________________</w:t>
+      </w:r>
+    </w:p>
+    <w:p>
+      <w:r>
+        <w:t>________________________________________________________________</w:t>
+      </w:r>
+    </w:p>
+    <w:p>
+      <w:r>
+        <w:t>Hint if needed: Use the changed condition and the deciding step in the pictorial trace. The answer must say what follows from those facts.</w:t>
+      </w:r>
+    </w:p>
+    <w:p>
+      <w:r>
+        <w:t>After your attempt, compare with the supported explanation: h1 stays2, h2 becomes0, y becomes2. The second hidden unit’s preactivation reaches0 while the first unit is unchanged.</w:t>
+      </w:r>
+    </w:p>
+    <w:p>
+      <w:pPr>
+        <w:pStyle w:val="Heading3"/>
+      </w:pPr>
+      <w:r>
+        <w:t>Repair a missing building block</w:t>
+      </w:r>
+    </w:p>
+    <w:p>
+      <w:r>
+        <w:t>Review Activation functions (ai-5/4). Goal: Trace identity ReLU and sigmoid on a numerical score. Short practice: Which original inputs cannot be distinguished by this network’s final output? Point to the relevant step in the picture, then write the changed result and the rule or evidence that supports it.. Return to this week and explain what you changed.</w:t>
+      </w:r>
+    </w:p>
+    <w:p>
+      <w:r>
+        <w:t>Review Dot products and weighted sums (ai-5/2). Goal: Calculate a dot product by matching feature positions. Short practice: Which connection explains why more right brightness lowers this score? Point to the relevant step in the picture, then write the changed result and the rule or evidence that supports it.. Return to this week and explain what you changed.</w:t>
+      </w:r>
+    </w:p>
+    <w:p>
+      <w:pPr>
+        <w:pStyle w:val="Heading3"/>
+      </w:pPr>
+      <w:r>
+        <w:t>Predict, run and debug</w:t>
+      </w:r>
+    </w:p>
+    <w:p>
+      <w:r>
+        <w:t>The browser lab lets you edit the supported Python examples already included in this lesson. Predict first, run, inspect the actual output or error, change one input, then run again. Keep code, predictions, actual results and a reasoned revision together. On paper, label your result as a trace rather than an execution.</w:t>
+      </w:r>
+    </w:p>
+    <w:p>
+      <w:pPr>
+        <w:pStyle w:val="Heading3"/>
+      </w:pPr>
+      <w:r>
+        <w:t>Keep your completed work</w:t>
+      </w:r>
+    </w:p>
+    <w:p>
+      <w:r>
+        <w:t>Use Download completed work in the hosted lesson to export your answers, reflections, practice feedback and code-run evidence. Open the HTML copy to read or print it. Drafts stay in this browser when storage is available; clear drafts on a shared device.</w:t>
+      </w:r>
+    </w:p>
+    <w:p>
+      <w:pPr>
+        <w:pStyle w:val="Heading3"/>
+      </w:pPr>
+      <w:r>
+        <w:t>What I repaired, the evidence I kept and the next test</w:t>
+      </w:r>
+    </w:p>
+    <w:p>
+      <w:r>
+        <w:t>________________________________________________________________</w:t>
+      </w:r>
+    </w:p>
+    <w:p>
+      <w:r>
+        <w:t>________________________________________________________________</w:t>
+      </w:r>
+    </w:p>
+    <w:p>
+      <w:r>
+        <w:t>________________________________________________________________</w:t>
+      </w:r>
+    </w:p>
+    <w:p>
+      <w:r>
+        <w:t>________________________________________________________________</w:t>
+      </w:r>
+    </w:p>
+    <w:p>
+      <w:r>
+        <w:t>________________________________________________________________</w:t>
+      </w:r>
+    </w:p>
     <w:sectPr>
       <w:pgSz w:w="12240" w:h="15840"/>
       <w:pgMar w:top="936" w:right="1008" w:bottom="936" w:left="1008" w:header="720" w:footer="720" w:gutter="0"/>

--- a/downloads/workbook/ai-5-week-05.docx
+++ b/downloads/workbook/ai-5-week-05.docx
@@ -30,33 +30,45 @@
     </w:p>
     <w:p>
       <w:r>
-        <w:t>Try the recall before opening notes. Then use a different colour or a labelled second line to correct your explanation.</w:t>
+        <w:t>Record your starting explanation for Composing layers before opening notes. Show any later correction separately.</w:t>
       </w:r>
     </w:p>
     <w:p>
       <w:pPr>
-        <w:pStyle w:val="Heading3"/>
-      </w:pPr>
-      <w:r>
-        <w:t>Activation functions</w:t>
+        <w:spacing w:line="336" w:lineRule="auto" w:after="180"/>
+      </w:pPr>
+      <w:r>
+        <w:rPr>
+          <w:b w:val="0"/>
+        </w:rPr>
+        <w:t>Try the recall before opening notes. Then use a different colour or a labelled second line to correct your explanation.</w:t>
       </w:r>
     </w:p>
     <w:p>
-      <w:r>
-        <w:t>Without opening the old lesson, explain one key idea from Activation functions. Give an example and a mistake that the idea helps you avoid.</w:t>
+      <w:pPr>
+        <w:pStyle w:val="Heading3"/>
+      </w:pPr>
+      <w:r>
+        <w:t>Activation functions</w:t>
       </w:r>
     </w:p>
     <w:p>
       <w:pPr>
-        <w:pStyle w:val="Heading3"/>
-      </w:pPr>
-      <w:r>
-        <w:t>My remembered idea, example and correction</w:t>
+        <w:spacing w:line="336" w:lineRule="auto" w:after="180"/>
+      </w:pPr>
+      <w:r>
+        <w:rPr>
+          <w:b w:val="0"/>
+        </w:rPr>
+        <w:t>Without opening the old lesson, explain one key idea from Activation functions. Give an example and a mistake that the idea helps you avoid.</w:t>
       </w:r>
     </w:p>
     <w:p>
-      <w:r>
-        <w:t>________________________________________________________________</w:t>
+      <w:pPr>
+        <w:pStyle w:val="Heading3"/>
+      </w:pPr>
+      <w:r>
+        <w:t>My remembered idea, example and correction</w:t>
       </w:r>
     </w:p>
     <w:p>
@@ -70,29 +82,35 @@
       </w:r>
     </w:p>
     <w:p>
-      <w:pPr>
-        <w:pStyle w:val="Heading3"/>
-      </w:pPr>
-      <w:r>
-        <w:t>Dot products and weighted sums</w:t>
+      <w:r>
+        <w:t>________________________________________________________________</w:t>
       </w:r>
     </w:p>
     <w:p>
-      <w:r>
-        <w:t>Without opening the old lesson, explain one key idea from Dot products and weighted sums. Give an example and a mistake that the idea helps you avoid.</w:t>
+      <w:pPr>
+        <w:pStyle w:val="Heading3"/>
+      </w:pPr>
+      <w:r>
+        <w:t>Dot products and weighted sums</w:t>
       </w:r>
     </w:p>
     <w:p>
       <w:pPr>
-        <w:pStyle w:val="Heading3"/>
-      </w:pPr>
-      <w:r>
-        <w:t>My remembered idea, example and correction</w:t>
+        <w:spacing w:line="336" w:lineRule="auto" w:after="180"/>
+      </w:pPr>
+      <w:r>
+        <w:rPr>
+          <w:b w:val="0"/>
+        </w:rPr>
+        <w:t>Without opening the old lesson, explain one key idea from Dot products and weighted sums. Give an example and a mistake that the idea helps you avoid.</w:t>
       </w:r>
     </w:p>
     <w:p>
-      <w:r>
-        <w:t>________________________________________________________________</w:t>
+      <w:pPr>
+        <w:pStyle w:val="Heading3"/>
+      </w:pPr>
+      <w:r>
+        <w:t>My remembered idea, example and correction</w:t>
       </w:r>
     </w:p>
     <w:p>
@@ -106,16 +124,44 @@
       </w:r>
     </w:p>
     <w:p>
-      <w:pPr>
-        <w:pStyle w:val="Heading1"/>
-      </w:pPr>
-      <w:r>
-        <w:t>02. Practise with fading help</w:t>
+      <w:r>
+        <w:t>________________________________________________________________</w:t>
       </w:r>
     </w:p>
     <w:p>
-      <w:r>
-        <w:t>Use W2: Repair a dimension mismatch for Composing layers. Record the answer once; the lesson and workbook refer to the same attempt.</w:t>
+      <w:pPr>
+        <w:pStyle w:val="Heading1"/>
+      </w:pPr>
+      <w:r>
+        <w:t>02. Practise with fading help</w:t>
+      </w:r>
+    </w:p>
+    <w:p>
+      <w:r>
+        <w:t>Complete the supported Composing layers trace and record the first step you can explain without help.</w:t>
+      </w:r>
+    </w:p>
+    <w:p>
+      <w:pPr>
+        <w:spacing w:line="336" w:lineRule="auto" w:after="180"/>
+      </w:pPr>
+      <w:r>
+        <w:rPr>
+          <w:b w:val="0"/>
+        </w:rPr>
+        <w:t xml:space="preserve">Use W2: Repair a dimension mismatch for Composing </w:t>
+      </w:r>
+      <w:r>
+        <w:rPr>
+          <w:b/>
+        </w:rPr>
+        <w:t>layer</w:t>
+      </w:r>
+      <w:r>
+        <w:rPr>
+          <w:b w:val="0"/>
+        </w:rPr>
+        <w:t>s. Record the answer once; the lesson and workbook refer to the same attempt.</w:t>
       </w:r>
     </w:p>
     <w:tbl>
@@ -243,25 +289,61 @@
     </w:p>
     <w:p>
       <w:r>
-        <w:t>Use the worked case for Composing layers. Proposed explanation: “The second hidden unit receives the first hidden unit output”. Decide whether this explanation is supported. Point to the step or supplied fact that decides; explain your repair if needed.</w:t>
+        <w:t>Check the proposed Composing layers explanation against the supplied facts before discussing it.</w:t>
       </w:r>
     </w:p>
     <w:p>
       <w:pPr>
-        <w:pStyle w:val="Heading3"/>
-      </w:pPr>
-      <w:r>
-        <w:t>My explanation before partner discussion</w:t>
+        <w:spacing w:line="336" w:lineRule="auto" w:after="180"/>
+      </w:pPr>
+      <w:r>
+        <w:rPr>
+          <w:b w:val="0"/>
+        </w:rPr>
+        <w:t xml:space="preserve">Use the worked case for Composing </w:t>
+      </w:r>
+      <w:r>
+        <w:rPr>
+          <w:b/>
+        </w:rPr>
+        <w:t>layer</w:t>
+      </w:r>
+      <w:r>
+        <w:rPr>
+          <w:b w:val="0"/>
+        </w:rPr>
+        <w:t xml:space="preserve">s. Proposed explanation: “The second hidden unit receives the first hidden unit </w:t>
+      </w:r>
+      <w:r>
+        <w:rPr>
+          <w:b/>
+        </w:rPr>
+        <w:t>output</w:t>
+      </w:r>
+      <w:r>
+        <w:rPr>
+          <w:b w:val="0"/>
+        </w:rPr>
+        <w:t>”. Decide whether this explanation is supported.</w:t>
       </w:r>
     </w:p>
     <w:p>
-      <w:r>
-        <w:t>________________________________________________________________</w:t>
+      <w:pPr>
+        <w:spacing w:line="336" w:lineRule="auto" w:after="180"/>
+      </w:pPr>
+      <w:r>
+        <w:rPr>
+          <w:b w:val="0"/>
+        </w:rPr>
+        <w:t>Point to the step or supplied fact that decides; explain your repair if needed.</w:t>
       </w:r>
     </w:p>
     <w:p>
-      <w:r>
-        <w:t>________________________________________________________________</w:t>
+      <w:pPr>
+        <w:pStyle w:val="Heading3"/>
+      </w:pPr>
+      <w:r>
+        <w:t>My explanation before partner discussion</w:t>
       </w:r>
     </w:p>
     <w:p>
@@ -275,52 +357,88 @@
       </w:r>
     </w:p>
     <w:p>
-      <w:pPr>
-        <w:pStyle w:val="Heading1"/>
-      </w:pPr>
-      <w:r>
-        <w:t>04. Independent transfer case</w:t>
+      <w:r>
+        <w:t>________________________________________________________________</w:t>
       </w:r>
     </w:p>
     <w:p>
-      <w:pPr>
-        <w:pStyle w:val="Heading3"/>
-      </w:pPr>
-      <w:r>
-        <w:t>Independent case: Compose a new network independently</w:t>
+      <w:r>
+        <w:t>________________________________________________________________</w:t>
       </w:r>
     </w:p>
     <w:p>
-      <w:r>
-        <w:t>A new model takes [u, v]. Compute a = ReLU(u + v - 3), b = ReLU(u - v), then q = a + 2b - 1. Trace both inputs [2, 1] and [1, 2], including scores before ReLU. Apply class 1 when q &gt;= 0. State the hidden and output vector sizes.</w:t>
+      <w:pPr>
+        <w:pStyle w:val="Heading1"/>
+      </w:pPr>
+      <w:r>
+        <w:t>04. Independent transfer case</w:t>
       </w:r>
     </w:p>
     <w:p>
-      <w:pPr>
-        <w:pStyle w:val="Heading3"/>
-      </w:pPr>
-      <w:r>
-        <w:t>My independent explanation, trace and limits</w:t>
+      <w:r>
+        <w:t>Write one first attempt at the reserved independent case before feedback. Repeated copies of that case refer to the same recorded attempt.</w:t>
       </w:r>
     </w:p>
     <w:p>
-      <w:r>
-        <w:t>________________________________________________________________</w:t>
+      <w:pPr>
+        <w:pStyle w:val="Heading3"/>
+      </w:pPr>
+      <w:r>
+        <w:t>Independent case: Compose a new network independently</w:t>
       </w:r>
     </w:p>
     <w:p>
-      <w:r>
-        <w:t>________________________________________________________________</w:t>
+      <w:pPr>
+        <w:spacing w:line="336" w:lineRule="auto" w:after="180"/>
+      </w:pPr>
+      <w:r>
+        <w:rPr>
+          <w:b w:val="0"/>
+        </w:rPr>
+        <w:t xml:space="preserve">A new model takes [u, v]. Compute a = ReLU(u + v - 3), b = ReLU(u - v), then q = a + 2b - 1. Trace both </w:t>
+      </w:r>
+      <w:r>
+        <w:rPr>
+          <w:b/>
+        </w:rPr>
+        <w:t>input</w:t>
+      </w:r>
+      <w:r>
+        <w:rPr>
+          <w:b w:val="0"/>
+        </w:rPr>
+        <w:t>s [2, 1] and [1, 2], including scores before ReLU. Apply class 1 when q &gt;= 0.</w:t>
       </w:r>
     </w:p>
     <w:p>
-      <w:r>
-        <w:t>________________________________________________________________</w:t>
+      <w:pPr>
+        <w:spacing w:line="336" w:lineRule="auto" w:after="180"/>
+      </w:pPr>
+      <w:r>
+        <w:rPr>
+          <w:b w:val="0"/>
+        </w:rPr>
+        <w:t xml:space="preserve">State the hidden and </w:t>
+      </w:r>
+      <w:r>
+        <w:rPr>
+          <w:b/>
+        </w:rPr>
+        <w:t>output</w:t>
+      </w:r>
+      <w:r>
+        <w:rPr>
+          <w:b w:val="0"/>
+        </w:rPr>
+        <w:t xml:space="preserve"> vector sizes.</w:t>
       </w:r>
     </w:p>
     <w:p>
-      <w:r>
-        <w:t>________________________________________________________________</w:t>
+      <w:pPr>
+        <w:pStyle w:val="Heading3"/>
+      </w:pPr>
+      <w:r>
+        <w:t>My independent explanation, trace and limits</w:t>
       </w:r>
     </w:p>
     <w:p>
@@ -340,53 +458,65 @@
     </w:p>
     <w:p>
       <w:r>
-        <w:t>Attempt this case before feedback. Record any help. Earlier examples below are further practice; a case already practised with feedback cannot establish fresh transfer.</w:t>
+        <w:t>________________________________________________________________</w:t>
       </w:r>
     </w:p>
     <w:p>
-      <w:pPr>
-        <w:pStyle w:val="Heading1"/>
-      </w:pPr>
-      <w:r>
-        <w:t>05. W1 Trace the second worked case</w:t>
+      <w:r>
+        <w:t>________________________________________________________________</w:t>
       </w:r>
     </w:p>
     <w:p>
       <w:r>
-        <w:t>For x = [1, 3], write both scores, both ReLU activations and y using the lesson model.</w:t>
+        <w:t>________________________________________________________________</w:t>
       </w:r>
     </w:p>
     <w:p>
-      <w:pPr>
-        <w:pStyle w:val="Heading3"/>
-      </w:pPr>
-      <w:r>
-        <w:t>My reasoning and evidence</w:t>
+      <w:r>
+        <w:t>________________________________________________________________</w:t>
       </w:r>
     </w:p>
     <w:p>
-      <w:r>
-        <w:t>________________________________________________________________</w:t>
+      <w:pPr>
+        <w:spacing w:line="336" w:lineRule="auto" w:after="180"/>
+      </w:pPr>
+      <w:r>
+        <w:rPr>
+          <w:b w:val="0"/>
+        </w:rPr>
+        <w:t>Attempt this case before feedback. Record any help. Earlier examples below are further practice; a case already practised with feedback cannot establish fresh transfer.</w:t>
       </w:r>
     </w:p>
     <w:p>
-      <w:r>
-        <w:t>________________________________________________________________</w:t>
+      <w:pPr>
+        <w:pStyle w:val="Heading1"/>
+      </w:pPr>
+      <w:r>
+        <w:t>05. W1 Trace the second worked case</w:t>
       </w:r>
     </w:p>
     <w:p>
       <w:r>
-        <w:t>________________________________________________________________</w:t>
+        <w:t>Trace the second worked case. Apply the supplied Composing layers facts and keep your reasoning.</w:t>
       </w:r>
     </w:p>
     <w:p>
-      <w:r>
-        <w:t>________________________________________________________________</w:t>
+      <w:pPr>
+        <w:spacing w:line="336" w:lineRule="auto" w:after="180"/>
+      </w:pPr>
+      <w:r>
+        <w:rPr>
+          <w:b w:val="0"/>
+        </w:rPr>
+        <w:t>For x = [1, 3], write both scores, both ReLU activations and y using the lesson model.</w:t>
       </w:r>
     </w:p>
     <w:p>
-      <w:r>
-        <w:t>________________________________________________________________</w:t>
+      <w:pPr>
+        <w:pStyle w:val="Heading3"/>
+      </w:pPr>
+      <w:r>
+        <w:t>My reasoning and evidence</w:t>
       </w:r>
     </w:p>
     <w:p>
@@ -395,24 +525,18 @@
       </w:r>
     </w:p>
     <w:p>
-      <w:pPr>
-        <w:pStyle w:val="Heading1"/>
-      </w:pPr>
-      <w:r>
-        <w:t>06. W2 Repair a dimension mismatch</w:t>
+      <w:r>
+        <w:t>________________________________________________________________</w:t>
       </w:r>
     </w:p>
     <w:p>
       <w:r>
-        <w:t>A revised hidden layer returns [h1, h2, h3]. The output layer still has weights [2, -1]. Explain the mismatch and what must be specified before calculation.</w:t>
+        <w:t>________________________________________________________________</w:t>
       </w:r>
     </w:p>
     <w:p>
-      <w:pPr>
-        <w:pStyle w:val="Heading3"/>
-      </w:pPr>
-      <w:r>
-        <w:t>My reasoning and evidence</w:t>
+      <w:r>
+        <w:t>________________________________________________________________</w:t>
       </w:r>
     </w:p>
     <w:p>
@@ -426,44 +550,86 @@
       </w:r>
     </w:p>
     <w:p>
-      <w:r>
-        <w:t>________________________________________________________________</w:t>
+      <w:pPr>
+        <w:pStyle w:val="Heading1"/>
+      </w:pPr>
+      <w:r>
+        <w:t>06. W2 Repair a dimension mismatch</w:t>
       </w:r>
     </w:p>
     <w:p>
       <w:r>
-        <w:t>________________________________________________________________</w:t>
+        <w:t>Repair a dimension mismatch. Apply the supplied Composing layers facts and keep your reasoning.</w:t>
       </w:r>
     </w:p>
     <w:p>
-      <w:r>
-        <w:t>________________________________________________________________</w:t>
+      <w:pPr>
+        <w:spacing w:line="336" w:lineRule="auto" w:after="180"/>
+      </w:pPr>
+      <w:r>
+        <w:rPr>
+          <w:b w:val="0"/>
+        </w:rPr>
+        <w:t xml:space="preserve">A revised hidden </w:t>
+      </w:r>
+      <w:r>
+        <w:rPr>
+          <w:b/>
+        </w:rPr>
+        <w:t>layer</w:t>
+      </w:r>
+      <w:r>
+        <w:rPr>
+          <w:b w:val="0"/>
+        </w:rPr>
+        <w:t xml:space="preserve"> returns [h1, h2, h3]. The </w:t>
+      </w:r>
+      <w:r>
+        <w:rPr>
+          <w:b/>
+        </w:rPr>
+        <w:t>output</w:t>
+      </w:r>
+      <w:r>
+        <w:rPr>
+          <w:b w:val="0"/>
+        </w:rPr>
+        <w:t xml:space="preserve"> </w:t>
+      </w:r>
+      <w:r>
+        <w:rPr>
+          <w:b/>
+        </w:rPr>
+        <w:t>layer</w:t>
+      </w:r>
+      <w:r>
+        <w:rPr>
+          <w:b w:val="0"/>
+        </w:rPr>
+        <w:t xml:space="preserve"> still has weights [2, -1]. Explain the mismatch and what must be specified before calculation.</w:t>
       </w:r>
     </w:p>
     <w:p>
-      <w:r>
-        <w:t>________________________________________________________________</w:t>
+      <w:pPr>
+        <w:pStyle w:val="Heading3"/>
+      </w:pPr>
+      <w:r>
+        <w:t>My reasoning and evidence</w:t>
       </w:r>
     </w:p>
     <w:p>
-      <w:pPr>
-        <w:pStyle w:val="Heading1"/>
-      </w:pPr>
-      <w:r>
-        <w:t>07. W3 Use a revealing order check</w:t>
+      <w:r>
+        <w:t>________________________________________________________________</w:t>
       </w:r>
     </w:p>
     <w:p>
       <w:r>
-        <w:t>Compare hidden vectors for x = [4, 1] and x = [3, 0]. Which input reveals a bug that swaps h1 and h2 but keeps output weights unchanged? Give correct and swapped outputs for that input.</w:t>
+        <w:t>________________________________________________________________</w:t>
       </w:r>
     </w:p>
     <w:p>
-      <w:pPr>
-        <w:pStyle w:val="Heading3"/>
-      </w:pPr>
-      <w:r>
-        <w:t>My reasoning and evidence</w:t>
+      <w:r>
+        <w:t>________________________________________________________________</w:t>
       </w:r>
     </w:p>
     <w:p>
@@ -482,39 +648,93 @@
       </w:r>
     </w:p>
     <w:p>
-      <w:r>
-        <w:t>________________________________________________________________</w:t>
+      <w:pPr>
+        <w:pStyle w:val="Heading1"/>
+      </w:pPr>
+      <w:r>
+        <w:t>07. W3 Use a revealing order check</w:t>
       </w:r>
     </w:p>
     <w:p>
       <w:r>
-        <w:t>________________________________________________________________</w:t>
+        <w:t>Use a revealing order check. Apply the supplied Composing layers facts and keep your reasoning.</w:t>
       </w:r>
     </w:p>
     <w:p>
-      <w:r>
-        <w:t>________________________________________________________________</w:t>
+      <w:pPr>
+        <w:spacing w:line="336" w:lineRule="auto" w:after="180"/>
+      </w:pPr>
+      <w:r>
+        <w:rPr>
+          <w:b w:val="0"/>
+        </w:rPr>
+        <w:t xml:space="preserve">Compare hidden vectors for x = [4, 1] and x = [3, 0]. Which </w:t>
+      </w:r>
+      <w:r>
+        <w:rPr>
+          <w:b/>
+        </w:rPr>
+        <w:t>input</w:t>
+      </w:r>
+      <w:r>
+        <w:rPr>
+          <w:b w:val="0"/>
+        </w:rPr>
+        <w:t xml:space="preserve"> reveals a bug that swaps h1 and h2 but keeps </w:t>
+      </w:r>
+      <w:r>
+        <w:rPr>
+          <w:b/>
+        </w:rPr>
+        <w:t>output</w:t>
+      </w:r>
+      <w:r>
+        <w:rPr>
+          <w:b w:val="0"/>
+        </w:rPr>
+        <w:t xml:space="preserve"> weights unchanged? Give correct and swapped </w:t>
+      </w:r>
+      <w:r>
+        <w:rPr>
+          <w:b/>
+        </w:rPr>
+        <w:t>output</w:t>
+      </w:r>
+      <w:r>
+        <w:rPr>
+          <w:b w:val="0"/>
+        </w:rPr>
+        <w:t xml:space="preserve">s for that </w:t>
+      </w:r>
+      <w:r>
+        <w:rPr>
+          <w:b/>
+        </w:rPr>
+        <w:t>input</w:t>
+      </w:r>
+      <w:r>
+        <w:rPr>
+          <w:b w:val="0"/>
+        </w:rPr>
+        <w:t>.</w:t>
       </w:r>
     </w:p>
     <w:p>
       <w:pPr>
-        <w:pStyle w:val="Heading1"/>
-      </w:pPr>
-      <w:r>
-        <w:t>08. W4 Compose a new network independently</w:t>
+        <w:pStyle w:val="Heading3"/>
+      </w:pPr>
+      <w:r>
+        <w:t>My reasoning and evidence</w:t>
       </w:r>
     </w:p>
     <w:p>
       <w:r>
-        <w:t>A new model takes [u, v]. Compute a = ReLU(u + v - 3), b = ReLU(u - v), then q = a + 2b - 1. Trace both inputs [2, 1] and [1, 2], including scores before ReLU. Apply class 1 when q &gt;= 0. State the hidden and output vector sizes.</w:t>
+        <w:t>________________________________________________________________</w:t>
       </w:r>
     </w:p>
     <w:p>
-      <w:pPr>
-        <w:pStyle w:val="Heading3"/>
-      </w:pPr>
-      <w:r>
-        <w:t>My reasoning and evidence</w:t>
+      <w:r>
+        <w:t>________________________________________________________________</w:t>
       </w:r>
     </w:p>
     <w:p>
@@ -538,44 +758,80 @@
       </w:r>
     </w:p>
     <w:p>
-      <w:r>
-        <w:t>________________________________________________________________</w:t>
+      <w:pPr>
+        <w:pStyle w:val="Heading1"/>
+      </w:pPr>
+      <w:r>
+        <w:t>08. W4 Compose a new network independently</w:t>
       </w:r>
     </w:p>
     <w:p>
       <w:r>
-        <w:t>________________________________________________________________</w:t>
+        <w:t>Attempt before feedback. If this repeats the selected independent case, reuse that first attempt; otherwise keep a separate record. Compose a new network independently. Apply the supplied Composing layers facts and keep your reasoning.</w:t>
       </w:r>
     </w:p>
     <w:p>
-      <w:r>
-        <w:t>________________________________________________________________</w:t>
+      <w:pPr>
+        <w:spacing w:line="336" w:lineRule="auto" w:after="180"/>
+      </w:pPr>
+      <w:r>
+        <w:rPr>
+          <w:b w:val="0"/>
+        </w:rPr>
+        <w:t xml:space="preserve">A new model takes [u, v]. Compute a = ReLU(u + v - 3), b = ReLU(u - v), then q = a + 2b - 1. Trace both </w:t>
+      </w:r>
+      <w:r>
+        <w:rPr>
+          <w:b/>
+        </w:rPr>
+        <w:t>input</w:t>
+      </w:r>
+      <w:r>
+        <w:rPr>
+          <w:b w:val="0"/>
+        </w:rPr>
+        <w:t>s [2, 1] and [1, 2], including scores before ReLU. Apply class 1 when q &gt;= 0.</w:t>
       </w:r>
     </w:p>
     <w:p>
-      <w:r>
-        <w:t>________________________________________________________________</w:t>
+      <w:pPr>
+        <w:spacing w:line="336" w:lineRule="auto" w:after="180"/>
+      </w:pPr>
+      <w:r>
+        <w:rPr>
+          <w:b w:val="0"/>
+        </w:rPr>
+        <w:t xml:space="preserve">State the hidden and </w:t>
+      </w:r>
+      <w:r>
+        <w:rPr>
+          <w:b/>
+        </w:rPr>
+        <w:t>output</w:t>
+      </w:r>
+      <w:r>
+        <w:rPr>
+          <w:b w:val="0"/>
+        </w:rPr>
+        <w:t xml:space="preserve"> vector sizes.</w:t>
       </w:r>
     </w:p>
     <w:p>
       <w:pPr>
-        <w:pStyle w:val="Heading1"/>
-      </w:pPr>
-      <w:r>
-        <w:t>09. W5 Explain information loss</w:t>
+        <w:pStyle w:val="Heading3"/>
+      </w:pPr>
+      <w:r>
+        <w:t>My reasoning and evidence</w:t>
       </w:r>
     </w:p>
     <w:p>
       <w:r>
-        <w:t>Use the lesson model to verify h and y for [0, 1] and [0, 2]. Could a fixed later layer receiving only h distinguish the two original inputs?</w:t>
+        <w:t>________________________________________________________________</w:t>
       </w:r>
     </w:p>
     <w:p>
-      <w:pPr>
-        <w:pStyle w:val="Heading3"/>
-      </w:pPr>
-      <w:r>
-        <w:t>My reasoning and evidence</w:t>
+      <w:r>
+        <w:t>________________________________________________________________</w:t>
       </w:r>
     </w:p>
     <w:p>
@@ -613,25 +869,56 @@
         <w:pStyle w:val="Heading1"/>
       </w:pPr>
       <w:r>
-        <w:t>10. Project checkpoint and reflection</w:t>
+        <w:t>09. W5 Explain information loss</w:t>
       </w:r>
     </w:p>
     <w:p>
       <w:r>
-        <w:t>Add a labelled composing layers evidence sheet to Image-pattern Network Investigation. Show how you can trace how one layer supplies the next layer inputs. Use the supplied fictional case and keep its inputs, intermediate steps, calculation or prediction, and limitation. Connect this record to last week’s record; a matching answer without a trace is insufficient.</w:t>
+        <w:t>Explain information loss. Apply the supplied Composing layers facts and keep your reasoning.</w:t>
       </w:r>
     </w:p>
     <w:p>
       <w:pPr>
-        <w:pStyle w:val="Heading3"/>
-      </w:pPr>
-      <w:r>
-        <w:t>My project change, supporting evidence and remaining limit</w:t>
+        <w:spacing w:line="336" w:lineRule="auto" w:after="180"/>
+        <w:shd w:fill="F5F1FB"/>
+      </w:pPr>
+      <w:r>
+        <w:rPr>
+          <w:b w:val="0"/>
+        </w:rPr>
+        <w:t xml:space="preserve">Use the lesson model to verify h and y for [0, 1] and [0, 2]. Could a fixed later </w:t>
+      </w:r>
+      <w:r>
+        <w:rPr>
+          <w:b/>
+        </w:rPr>
+        <w:t>layer</w:t>
+      </w:r>
+      <w:r>
+        <w:rPr>
+          <w:b w:val="0"/>
+        </w:rPr>
+        <w:t xml:space="preserve"> receiving only h distinguish the two original </w:t>
+      </w:r>
+      <w:r>
+        <w:rPr>
+          <w:b/>
+        </w:rPr>
+        <w:t>input</w:t>
+      </w:r>
+      <w:r>
+        <w:rPr>
+          <w:b w:val="0"/>
+        </w:rPr>
+        <w:t>s?</w:t>
       </w:r>
     </w:p>
     <w:p>
-      <w:r>
-        <w:t>________________________________________________________________</w:t>
+      <w:pPr>
+        <w:pStyle w:val="Heading3"/>
+      </w:pPr>
+      <w:r>
+        <w:t>My reasoning and evidence</w:t>
       </w:r>
     </w:p>
     <w:p>
@@ -660,11 +947,178 @@
       </w:r>
     </w:p>
     <w:p>
+      <w:r>
+        <w:t>________________________________________________________________</w:t>
+      </w:r>
+    </w:p>
+    <w:p>
       <w:pPr>
         <w:pStyle w:val="Heading1"/>
       </w:pPr>
       <w:r>
+        <w:t>10. Project checkpoint and reflection</w:t>
+      </w:r>
+    </w:p>
+    <w:p>
+      <w:r>
+        <w:t>Connect Composing layers to Image-pattern Network Investigation, identify a limit and choose the next useful test.</w:t>
+      </w:r>
+    </w:p>
+    <w:p>
+      <w:pPr>
+        <w:spacing w:line="336" w:lineRule="auto" w:after="180"/>
+      </w:pPr>
+      <w:r>
+        <w:rPr>
+          <w:b w:val="0"/>
+        </w:rPr>
+        <w:t xml:space="preserve">Add a labelled composing </w:t>
+      </w:r>
+      <w:r>
+        <w:rPr>
+          <w:b/>
+        </w:rPr>
+        <w:t>layer</w:t>
+      </w:r>
+      <w:r>
+        <w:rPr>
+          <w:b w:val="0"/>
+        </w:rPr>
+        <w:t xml:space="preserve">s </w:t>
+      </w:r>
+      <w:r>
+        <w:rPr>
+          <w:b/>
+        </w:rPr>
+        <w:t>evidence</w:t>
+      </w:r>
+      <w:r>
+        <w:rPr>
+          <w:b w:val="0"/>
+        </w:rPr>
+        <w:t xml:space="preserve"> sheet to Image-pattern Network Investigation. Show how you can trace how one </w:t>
+      </w:r>
+      <w:r>
+        <w:rPr>
+          <w:b/>
+        </w:rPr>
+        <w:t>layer</w:t>
+      </w:r>
+      <w:r>
+        <w:rPr>
+          <w:b w:val="0"/>
+        </w:rPr>
+        <w:t xml:space="preserve"> supplies the next </w:t>
+      </w:r>
+      <w:r>
+        <w:rPr>
+          <w:b/>
+        </w:rPr>
+        <w:t>layer</w:t>
+      </w:r>
+      <w:r>
+        <w:rPr>
+          <w:b w:val="0"/>
+        </w:rPr>
+        <w:t xml:space="preserve"> </w:t>
+      </w:r>
+      <w:r>
+        <w:rPr>
+          <w:b/>
+        </w:rPr>
+        <w:t>input</w:t>
+      </w:r>
+      <w:r>
+        <w:rPr>
+          <w:b w:val="0"/>
+        </w:rPr>
+        <w:t>s.</w:t>
+      </w:r>
+    </w:p>
+    <w:p>
+      <w:pPr>
+        <w:spacing w:line="336" w:lineRule="auto" w:after="180"/>
+      </w:pPr>
+      <w:r>
+        <w:rPr>
+          <w:b w:val="0"/>
+        </w:rPr>
+        <w:t xml:space="preserve">Use the supplied fictional case and keep its </w:t>
+      </w:r>
+      <w:r>
+        <w:rPr>
+          <w:b/>
+        </w:rPr>
+        <w:t>input</w:t>
+      </w:r>
+      <w:r>
+        <w:rPr>
+          <w:b w:val="0"/>
+        </w:rPr>
+        <w:t xml:space="preserve">s, intermediate steps, calculation or </w:t>
+      </w:r>
+      <w:r>
+        <w:rPr>
+          <w:b/>
+        </w:rPr>
+        <w:t>prediction</w:t>
+      </w:r>
+      <w:r>
+        <w:rPr>
+          <w:b w:val="0"/>
+        </w:rPr>
+        <w:t>, and limitation. Connect this record to last week’s record; a matching answer without a trace is insufficient.</w:t>
+      </w:r>
+    </w:p>
+    <w:p>
+      <w:pPr>
+        <w:pStyle w:val="Heading3"/>
+      </w:pPr>
+      <w:r>
+        <w:t>My project change, supporting evidence and remaining limit</w:t>
+      </w:r>
+    </w:p>
+    <w:p>
+      <w:r>
+        <w:t>________________________________________________________________</w:t>
+      </w:r>
+    </w:p>
+    <w:p>
+      <w:r>
+        <w:t>________________________________________________________________</w:t>
+      </w:r>
+    </w:p>
+    <w:p>
+      <w:r>
+        <w:t>________________________________________________________________</w:t>
+      </w:r>
+    </w:p>
+    <w:p>
+      <w:r>
+        <w:t>________________________________________________________________</w:t>
+      </w:r>
+    </w:p>
+    <w:p>
+      <w:r>
+        <w:t>________________________________________________________________</w:t>
+      </w:r>
+    </w:p>
+    <w:p>
+      <w:r>
+        <w:t>________________________________________________________________</w:t>
+      </w:r>
+    </w:p>
+    <w:p>
+      <w:pPr>
+        <w:pStyle w:val="Heading1"/>
+      </w:pPr>
+      <w:r>
         <w:t>11. Feedback, return check and learning record</w:t>
+      </w:r>
+    </w:p>
+    <w:p>
+      <w:r>
+        <w:t>Record the first repaired step and a different case to revisit after a delay.</w:t>
       </w:r>
     </w:p>
     <w:tbl>
@@ -804,7 +1258,13 @@
       </w:tr>
     </w:tbl>
     <w:p>
-      <w:r>
+      <w:pPr>
+        <w:spacing w:line="336" w:lineRule="auto" w:after="180"/>
+      </w:pPr>
+      <w:r>
+        <w:rPr>
+          <w:b w:val="0"/>
+        </w:rPr>
         <w:t>Revisit this idea with your teacher after a delay. Familiarity is different from explaining and using it on a changed case.</w:t>
       </w:r>
     </w:p>
@@ -818,17 +1278,100 @@
     </w:p>
     <w:p>
       <w:r>
-        <w:t>Compose two hidden detectors before one output instead of skipping a layer.</w:t>
+        <w:t>Compose two hidden detectors before one output instead of skipping a layer. Explain the labelled step before checking the changed condition.</w:t>
       </w:r>
     </w:p>
     <w:p>
-      <w:r>
-        <w:t>For input [u, v], h1=ReLU(u-2), h2=ReLU(v-1), y=h1-h2. Input [4, 3].</w:t>
+      <w:pPr>
+        <w:spacing w:line="336" w:lineRule="auto" w:after="180"/>
+      </w:pPr>
+      <w:r>
+        <w:rPr>
+          <w:b w:val="0"/>
+        </w:rPr>
+        <w:t xml:space="preserve">Compose two hidden detectors before one </w:t>
+      </w:r>
+      <w:r>
+        <w:rPr>
+          <w:b/>
+        </w:rPr>
+        <w:t>output</w:t>
+      </w:r>
+      <w:r>
+        <w:rPr>
+          <w:b w:val="0"/>
+        </w:rPr>
+        <w:t xml:space="preserve"> instead of skipping a </w:t>
+      </w:r>
+      <w:r>
+        <w:rPr>
+          <w:b/>
+        </w:rPr>
+        <w:t>layer</w:t>
+      </w:r>
+      <w:r>
+        <w:rPr>
+          <w:b w:val="0"/>
+        </w:rPr>
+        <w:t>.</w:t>
       </w:r>
     </w:p>
     <w:p>
-      <w:r>
-        <w:t>All inputs and outcomes in this worked example are invented classroom data; no real model run is claimed.</w:t>
+      <w:pPr>
+        <w:spacing w:line="336" w:lineRule="auto" w:after="180"/>
+      </w:pPr>
+      <w:r>
+        <w:rPr>
+          <w:b w:val="0"/>
+        </w:rPr>
+        <w:t xml:space="preserve">For </w:t>
+      </w:r>
+      <w:r>
+        <w:rPr>
+          <w:b/>
+        </w:rPr>
+        <w:t>input</w:t>
+      </w:r>
+      <w:r>
+        <w:rPr>
+          <w:b w:val="0"/>
+        </w:rPr>
+        <w:t xml:space="preserve"> [u, v], h1=ReLU(u-2), h2=ReLU(v-1), y=h1-h2. </w:t>
+      </w:r>
+      <w:r>
+        <w:rPr>
+          <w:b/>
+        </w:rPr>
+        <w:t>Input</w:t>
+      </w:r>
+      <w:r>
+        <w:rPr>
+          <w:b w:val="0"/>
+        </w:rPr>
+        <w:t xml:space="preserve"> [4, 3].</w:t>
+      </w:r>
+    </w:p>
+    <w:p>
+      <w:pPr>
+        <w:spacing w:line="336" w:lineRule="auto" w:after="180"/>
+      </w:pPr>
+      <w:r>
+        <w:rPr>
+          <w:b w:val="0"/>
+        </w:rPr>
+        <w:t xml:space="preserve">All </w:t>
+      </w:r>
+      <w:r>
+        <w:rPr>
+          <w:b/>
+        </w:rPr>
+        <w:t>input</w:t>
+      </w:r>
+      <w:r>
+        <w:rPr>
+          <w:b w:val="0"/>
+        </w:rPr>
+        <w:t>s and outcomes in this worked example are invented classroom data; no real model run is claimed.</w:t>
       </w:r>
     </w:p>
     <w:p>
@@ -868,8 +1411,38 @@
       </w:r>
     </w:p>
     <w:p>
-      <w:r>
-        <w:t>What intermediate value explains the changed output? Point to the relevant step in the picture, then write the changed result and the rule or evidence that supports it.</w:t>
+      <w:pPr>
+        <w:spacing w:line="336" w:lineRule="auto" w:after="180"/>
+      </w:pPr>
+      <w:r>
+        <w:rPr>
+          <w:b w:val="0"/>
+        </w:rPr>
+        <w:t xml:space="preserve">What intermediate value explains the changed </w:t>
+      </w:r>
+      <w:r>
+        <w:rPr>
+          <w:b/>
+        </w:rPr>
+        <w:t>output</w:t>
+      </w:r>
+      <w:r>
+        <w:rPr>
+          <w:b w:val="0"/>
+        </w:rPr>
+        <w:t xml:space="preserve">? Point to the relevant step in the picture, then write the changed result and the rule or </w:t>
+      </w:r>
+      <w:r>
+        <w:rPr>
+          <w:b/>
+        </w:rPr>
+        <w:t>evidence</w:t>
+      </w:r>
+      <w:r>
+        <w:rPr>
+          <w:b w:val="0"/>
+        </w:rPr>
+        <w:t xml:space="preserve"> that supports it.</w:t>
       </w:r>
     </w:p>
     <w:p>
@@ -911,36 +1484,150 @@
       </w:r>
     </w:p>
     <w:p>
-      <w:r>
-        <w:t>Support used: alone / hint / worked example. This record is practice evidence.</w:t>
+      <w:pPr>
+        <w:pStyle w:val="Heading3"/>
+      </w:pPr>
+      <w:r>
+        <w:t>Record the help used</w:t>
       </w:r>
     </w:p>
     <w:p>
-      <w:r>
-        <w:t>Project connection: For your Image-pattern Network Investigation, save the input, procedure, observed result and limitation of this check. Label this worked example as practice; use a different, previously unreviewed case when checking independent understanding.</w:t>
+      <w:pPr>
+        <w:spacing w:line="336" w:lineRule="auto" w:after="180"/>
+        <w:shd w:fill="F1F6F8"/>
+      </w:pPr>
+      <w:r>
+        <w:rPr>
+          <w:b w:val="0"/>
+        </w:rPr>
+        <w:t xml:space="preserve">Support used: alone / hint / worked example. This record is practice </w:t>
+      </w:r>
+      <w:r>
+        <w:rPr>
+          <w:b/>
+        </w:rPr>
+        <w:t>evidence</w:t>
+      </w:r>
+      <w:r>
+        <w:rPr>
+          <w:b w:val="0"/>
+        </w:rPr>
+        <w:t>.</w:t>
       </w:r>
     </w:p>
     <w:p>
       <w:pPr>
-        <w:pStyle w:val="Heading1"/>
-      </w:pPr>
-      <w:r>
-        <w:t>13. Project portfolio milestone</w:t>
+        <w:spacing w:line="336" w:lineRule="auto" w:after="180"/>
+      </w:pPr>
+      <w:r>
+        <w:rPr>
+          <w:b w:val="0"/>
+        </w:rPr>
+        <w:t xml:space="preserve">Project connection: For your Image-pattern Network Investigation, save the </w:t>
+      </w:r>
+      <w:r>
+        <w:rPr>
+          <w:b/>
+        </w:rPr>
+        <w:t>input</w:t>
+      </w:r>
+      <w:r>
+        <w:rPr>
+          <w:b w:val="0"/>
+        </w:rPr>
+        <w:t>, procedure, observed result and limitation of this check.</w:t>
       </w:r>
     </w:p>
     <w:p>
-      <w:r>
-        <w:t>Project: Image-pattern Network Investigation</w:t>
+      <w:pPr>
+        <w:spacing w:line="336" w:lineRule="auto" w:after="180"/>
+      </w:pPr>
+      <w:r>
+        <w:rPr>
+          <w:b w:val="0"/>
+        </w:rPr>
+        <w:t>Label this worked example as practice; use a different, previously unreviewed case when checking independent understanding.</w:t>
       </w:r>
     </w:p>
     <w:p>
-      <w:r>
-        <w:t>Current milestone: Frame the need. Name the user, the problem, allowed inputs and a safe simple starting method.</w:t>
+      <w:pPr>
+        <w:pStyle w:val="Heading1"/>
+      </w:pPr>
+      <w:r>
+        <w:t>13. Project portfolio milestone</w:t>
       </w:r>
     </w:p>
     <w:p>
       <w:r>
-        <w:t>For your Image-pattern Network Investigation, save the input, procedure, observed result and limitation of this check. Label this worked example as practice; use a different, previously unreviewed case when checking independent understanding.</w:t>
+        <w:t>Keep this week’s input, deciding step, result and limit together in the Image-pattern Network Investigation record.</w:t>
+      </w:r>
+    </w:p>
+    <w:p>
+      <w:pPr>
+        <w:spacing w:line="336" w:lineRule="auto" w:after="180"/>
+      </w:pPr>
+      <w:r>
+        <w:rPr>
+          <w:b w:val="0"/>
+        </w:rPr>
+        <w:t>Project: Image-pattern Network Investigation</w:t>
+      </w:r>
+    </w:p>
+    <w:p>
+      <w:pPr>
+        <w:spacing w:line="336" w:lineRule="auto" w:after="180"/>
+      </w:pPr>
+      <w:r>
+        <w:rPr>
+          <w:b w:val="0"/>
+        </w:rPr>
+        <w:t xml:space="preserve">Current milestone: Frame the need. Name the user, the problem, allowed </w:t>
+      </w:r>
+      <w:r>
+        <w:rPr>
+          <w:b/>
+        </w:rPr>
+        <w:t>input</w:t>
+      </w:r>
+      <w:r>
+        <w:rPr>
+          <w:b w:val="0"/>
+        </w:rPr>
+        <w:t>s and a safe simple starting method.</w:t>
+      </w:r>
+    </w:p>
+    <w:p>
+      <w:pPr>
+        <w:spacing w:line="336" w:lineRule="auto" w:after="180"/>
+      </w:pPr>
+      <w:r>
+        <w:rPr>
+          <w:b w:val="0"/>
+        </w:rPr>
+        <w:t xml:space="preserve">For your Image-pattern Network Investigation, save the </w:t>
+      </w:r>
+      <w:r>
+        <w:rPr>
+          <w:b/>
+        </w:rPr>
+        <w:t>input</w:t>
+      </w:r>
+      <w:r>
+        <w:rPr>
+          <w:b w:val="0"/>
+        </w:rPr>
+        <w:t>, procedure, observed result and limitation of this check.</w:t>
+      </w:r>
+    </w:p>
+    <w:p>
+      <w:pPr>
+        <w:spacing w:line="336" w:lineRule="auto" w:after="180"/>
+      </w:pPr>
+      <w:r>
+        <w:rPr>
+          <w:b w:val="0"/>
+        </w:rPr>
+        <w:t>Label this worked example as practice; use a different, previously unreviewed case when checking independent understanding.</w:t>
       </w:r>
     </w:p>
     <w:tbl>
@@ -1102,53 +1789,146 @@
     </w:p>
     <w:p>
       <w:r>
-        <w:t>Use this supported practice once, in the browser or on paper. Keep the reserved independent assessment for a separate first attempt before teacher feedback.</w:t>
+        <w:t>Try the supported questions before comparing with hints and feedback. Record what you repaired and the evidence you retained.</w:t>
       </w:r>
     </w:p>
     <w:p>
-      <w:r>
-        <w:t>Compose two hidden detectors before one output instead of skipping a layer.</w:t>
+      <w:pPr>
+        <w:spacing w:line="336" w:lineRule="auto" w:after="180"/>
+      </w:pPr>
+      <w:r>
+        <w:rPr>
+          <w:b w:val="0"/>
+        </w:rPr>
+        <w:t>Use this supported practice once, in the browser or on paper. Keep the reserved independent assessment for a separate first attempt before teacher feedback.</w:t>
       </w:r>
     </w:p>
     <w:p>
       <w:pPr>
-        <w:pStyle w:val="Heading3"/>
-      </w:pPr>
-      <w:r>
-        <w:t>Practice 1: explain the deciding evidence</w:t>
+        <w:spacing w:line="336" w:lineRule="auto" w:after="180"/>
+      </w:pPr>
+      <w:r>
+        <w:rPr>
+          <w:b w:val="0"/>
+        </w:rPr>
+        <w:t xml:space="preserve">Compose two hidden detectors before one </w:t>
+      </w:r>
+      <w:r>
+        <w:rPr>
+          <w:b/>
+        </w:rPr>
+        <w:t>output</w:t>
+      </w:r>
+      <w:r>
+        <w:rPr>
+          <w:b w:val="0"/>
+        </w:rPr>
+        <w:t xml:space="preserve"> instead of skipping a </w:t>
+      </w:r>
+      <w:r>
+        <w:rPr>
+          <w:b/>
+        </w:rPr>
+        <w:t>layer</w:t>
+      </w:r>
+      <w:r>
+        <w:rPr>
+          <w:b w:val="0"/>
+        </w:rPr>
+        <w:t>.</w:t>
       </w:r>
     </w:p>
     <w:p>
-      <w:r>
-        <w:t>Which labelled step matches this detail? y=2-2=0; the output uses activated hidden values, not raw inputs.</w:t>
+      <w:pPr>
+        <w:pStyle w:val="Heading3"/>
+      </w:pPr>
+      <w:r>
+        <w:t>Practice 1: explain the deciding evidence</w:t>
       </w:r>
     </w:p>
     <w:p>
-      <w:r>
-        <w:t>1. Compose output</w:t>
+      <w:pPr>
+        <w:spacing w:line="336" w:lineRule="auto" w:after="180"/>
+      </w:pPr>
+      <w:r>
+        <w:rPr>
+          <w:b w:val="0"/>
+        </w:rPr>
+        <w:t xml:space="preserve">Which labelled step matches this detail? y=2-2=0; the </w:t>
+      </w:r>
+      <w:r>
+        <w:rPr>
+          <w:b/>
+        </w:rPr>
+        <w:t>output</w:t>
+      </w:r>
+      <w:r>
+        <w:rPr>
+          <w:b w:val="0"/>
+        </w:rPr>
+        <w:t xml:space="preserve"> uses activated hidden values, not raw </w:t>
+      </w:r>
+      <w:r>
+        <w:rPr>
+          <w:b/>
+        </w:rPr>
+        <w:t>input</w:t>
+      </w:r>
+      <w:r>
+        <w:rPr>
+          <w:b w:val="0"/>
+        </w:rPr>
+        <w:t>s.</w:t>
       </w:r>
     </w:p>
     <w:p>
-      <w:r>
-        <w:t>2. Second hidden unit</w:t>
+      <w:pPr>
+        <w:spacing w:line="336" w:lineRule="auto" w:after="180"/>
+        <w:shd w:fill="F4F9FC"/>
+      </w:pPr>
+      <w:r>
+        <w:rPr>
+          <w:b w:val="0"/>
+        </w:rPr>
+        <w:t xml:space="preserve">1. Compose </w:t>
+      </w:r>
+      <w:r>
+        <w:rPr>
+          <w:b/>
+        </w:rPr>
+        <w:t>output</w:t>
       </w:r>
     </w:p>
     <w:p>
-      <w:r>
-        <w:t>3. First hidden unit</w:t>
+      <w:pPr>
+        <w:spacing w:line="336" w:lineRule="auto" w:after="180"/>
+        <w:shd w:fill="F4F9FC"/>
+      </w:pPr>
+      <w:r>
+        <w:rPr>
+          <w:b w:val="0"/>
+        </w:rPr>
+        <w:t>2. Second hidden unit</w:t>
       </w:r>
     </w:p>
     <w:p>
       <w:pPr>
-        <w:pStyle w:val="Heading3"/>
-      </w:pPr>
-      <w:r>
-        <w:t>My selected conclusion, deciding fact and explanation</w:t>
+        <w:spacing w:line="336" w:lineRule="auto" w:after="180"/>
+        <w:shd w:fill="F4F9FC"/>
+      </w:pPr>
+      <w:r>
+        <w:rPr>
+          <w:b w:val="0"/>
+        </w:rPr>
+        <w:t>3. First hidden unit</w:t>
       </w:r>
     </w:p>
     <w:p>
-      <w:r>
-        <w:t>________________________________________________________________</w:t>
+      <w:pPr>
+        <w:pStyle w:val="Heading3"/>
+      </w:pPr>
+      <w:r>
+        <w:t>My selected conclusion, deciding fact and explanation</w:t>
       </w:r>
     </w:p>
     <w:p>
@@ -1173,40 +1953,191 @@
     </w:p>
     <w:p>
       <w:r>
-        <w:t>Hint if needed: Read the steps in the pictorial case. Match the supplied detail to the stage that performs or records it.</w:t>
+        <w:t>________________________________________________________________</w:t>
       </w:r>
     </w:p>
     <w:p>
-      <w:r>
-        <w:t>After your attempt, compare with the supported explanation: Compose output y=2-2=0; the output uses activated hidden values, not raw inputs. Composition means one layer’s result becomes the next layer’s input. Compute both hidden units before combining them. At [4,3], their equal outputs cancel. Lowering only the second input removes its positive hidden contribution, so subtracting it no longer reduces the output. The final subtraction must use activated hidden values rather than the raw measurements.</w:t>
+      <w:pPr>
+        <w:pStyle w:val="Heading3"/>
+      </w:pPr>
+      <w:r>
+        <w:t>Hint · try first</w:t>
       </w:r>
     </w:p>
     <w:p>
       <w:pPr>
-        <w:pStyle w:val="Heading3"/>
-      </w:pPr>
-      <w:r>
-        <w:t>Practice 2: explain the deciding evidence</w:t>
+        <w:spacing w:line="336" w:lineRule="auto" w:after="180"/>
+        <w:shd w:fill="F1F6F8"/>
+      </w:pPr>
+      <w:r>
+        <w:rPr>
+          <w:b w:val="0"/>
+        </w:rPr>
+        <w:t>Hint if needed: Read the steps in the pictorial case. Match the supplied detail to the stage that performs or records it.</w:t>
       </w:r>
     </w:p>
     <w:p>
-      <w:r>
-        <w:t>Changed-case practice: Change only v from 3 to1. Which conclusion is supported by the supplied facts?</w:t>
+      <w:pPr>
+        <w:pStyle w:val="Heading3"/>
+      </w:pPr>
+      <w:r>
+        <w:t>Feedback · compare after trying</w:t>
       </w:r>
     </w:p>
     <w:p>
-      <w:r>
-        <w:t>1. h1 stays2, h2 becomes0, y becomes2.</w:t>
+      <w:pPr>
+        <w:spacing w:line="336" w:lineRule="auto" w:after="180"/>
+        <w:shd w:fill="F1F6FC"/>
+      </w:pPr>
+      <w:r>
+        <w:rPr>
+          <w:b w:val="0"/>
+        </w:rPr>
+        <w:t xml:space="preserve">After your attempt, compare with the supported explanation: Compose </w:t>
+      </w:r>
+      <w:r>
+        <w:rPr>
+          <w:b/>
+        </w:rPr>
+        <w:t>output</w:t>
+      </w:r>
+      <w:r>
+        <w:rPr>
+          <w:b w:val="0"/>
+        </w:rPr>
+        <w:t xml:space="preserve"> y=2-2=0; the </w:t>
+      </w:r>
+      <w:r>
+        <w:rPr>
+          <w:b/>
+        </w:rPr>
+        <w:t>output</w:t>
+      </w:r>
+      <w:r>
+        <w:rPr>
+          <w:b w:val="0"/>
+        </w:rPr>
+        <w:t xml:space="preserve"> uses activated hidden values, not raw </w:t>
+      </w:r>
+      <w:r>
+        <w:rPr>
+          <w:b/>
+        </w:rPr>
+        <w:t>input</w:t>
+      </w:r>
+      <w:r>
+        <w:rPr>
+          <w:b w:val="0"/>
+        </w:rPr>
+        <w:t xml:space="preserve">s. </w:t>
+      </w:r>
+      <w:r>
+        <w:rPr>
+          <w:b/>
+        </w:rPr>
+        <w:t>Composition</w:t>
+      </w:r>
+      <w:r>
+        <w:rPr>
+          <w:b w:val="0"/>
+        </w:rPr>
+        <w:t xml:space="preserve"> means one </w:t>
+      </w:r>
+      <w:r>
+        <w:rPr>
+          <w:b/>
+        </w:rPr>
+        <w:t>layer</w:t>
+      </w:r>
+      <w:r>
+        <w:rPr>
+          <w:b w:val="0"/>
+        </w:rPr>
+        <w:t xml:space="preserve">’s result becomes the next </w:t>
+      </w:r>
+      <w:r>
+        <w:rPr>
+          <w:b/>
+        </w:rPr>
+        <w:t>layer</w:t>
+      </w:r>
+      <w:r>
+        <w:rPr>
+          <w:b w:val="0"/>
+        </w:rPr>
+        <w:t xml:space="preserve">’s </w:t>
+      </w:r>
+      <w:r>
+        <w:rPr>
+          <w:b/>
+        </w:rPr>
+        <w:t>input</w:t>
+      </w:r>
+      <w:r>
+        <w:rPr>
+          <w:b w:val="0"/>
+        </w:rPr>
+        <w:t>.</w:t>
       </w:r>
     </w:p>
     <w:p>
-      <w:r>
-        <w:t>2. We can decide the result without examining the changed input or the procedure.</w:t>
+      <w:pPr>
+        <w:spacing w:line="336" w:lineRule="auto" w:after="180"/>
+        <w:shd w:fill="F1F6FC"/>
+      </w:pPr>
+      <w:r>
+        <w:rPr>
+          <w:b w:val="0"/>
+        </w:rPr>
+        <w:t xml:space="preserve">Compute both hidden units before combining them. At [4,3], their equal </w:t>
+      </w:r>
+      <w:r>
+        <w:rPr>
+          <w:b/>
+        </w:rPr>
+        <w:t>output</w:t>
+      </w:r>
+      <w:r>
+        <w:rPr>
+          <w:b w:val="0"/>
+        </w:rPr>
+        <w:t xml:space="preserve">s cancel. Lowering only the second </w:t>
+      </w:r>
+      <w:r>
+        <w:rPr>
+          <w:b/>
+        </w:rPr>
+        <w:t>input</w:t>
+      </w:r>
+      <w:r>
+        <w:rPr>
+          <w:b w:val="0"/>
+        </w:rPr>
+        <w:t xml:space="preserve"> removes its positive hidden contribution, so subtracting it no longer reduces the </w:t>
+      </w:r>
+      <w:r>
+        <w:rPr>
+          <w:b/>
+        </w:rPr>
+        <w:t>output</w:t>
+      </w:r>
+      <w:r>
+        <w:rPr>
+          <w:b w:val="0"/>
+        </w:rPr>
+        <w:t>.</w:t>
       </w:r>
     </w:p>
     <w:p>
-      <w:r>
-        <w:t>3. This one example guarantees correct results for every future input.</w:t>
+      <w:pPr>
+        <w:spacing w:line="336" w:lineRule="auto" w:after="180"/>
+        <w:shd w:fill="F1F6FC"/>
+      </w:pPr>
+      <w:r>
+        <w:rPr>
+          <w:b w:val="0"/>
+        </w:rPr>
+        <w:t>The final subtraction must use activated hidden values rather than the raw measurements.</w:t>
       </w:r>
     </w:p>
     <w:p>
@@ -1214,99 +2145,1360 @@
         <w:pStyle w:val="Heading3"/>
       </w:pPr>
       <w:r>
-        <w:t>My selected conclusion, deciding fact and explanation</w:t>
+        <w:t>Practice 2: explain the deciding evidence</w:t>
       </w:r>
     </w:p>
     <w:p>
-      <w:r>
-        <w:t>________________________________________________________________</w:t>
+      <w:pPr>
+        <w:pStyle w:val="Heading3"/>
+      </w:pPr>
+      <w:r>
+        <w:t>Changed case · predict first</w:t>
       </w:r>
     </w:p>
     <w:p>
-      <w:r>
-        <w:t>________________________________________________________________</w:t>
+      <w:pPr>
+        <w:spacing w:line="336" w:lineRule="auto" w:after="180"/>
+        <w:shd w:fill="F5F1FB"/>
+      </w:pPr>
+      <w:r>
+        <w:rPr>
+          <w:b w:val="0"/>
+        </w:rPr>
+        <w:t>Changed-case practice: Change only v from 3 to1. Which conclusion is supported by the supplied facts?</w:t>
       </w:r>
     </w:p>
     <w:p>
-      <w:r>
-        <w:t>________________________________________________________________</w:t>
+      <w:pPr>
+        <w:spacing w:line="336" w:lineRule="auto" w:after="180"/>
+        <w:shd w:fill="F4F9FC"/>
+      </w:pPr>
+      <w:r>
+        <w:rPr>
+          <w:b w:val="0"/>
+        </w:rPr>
+        <w:t>1. h1 stays2, h2 becomes0, y becomes2.</w:t>
       </w:r>
     </w:p>
     <w:p>
-      <w:r>
-        <w:t>________________________________________________________________</w:t>
+      <w:pPr>
+        <w:spacing w:line="336" w:lineRule="auto" w:after="180"/>
+        <w:shd w:fill="F4F9FC"/>
+      </w:pPr>
+      <w:r>
+        <w:rPr>
+          <w:b w:val="0"/>
+        </w:rPr>
+        <w:t xml:space="preserve">2. We can decide the result without examining the changed </w:t>
+      </w:r>
+      <w:r>
+        <w:rPr>
+          <w:b/>
+        </w:rPr>
+        <w:t>input</w:t>
+      </w:r>
+      <w:r>
+        <w:rPr>
+          <w:b w:val="0"/>
+        </w:rPr>
+        <w:t xml:space="preserve"> or the procedure.</w:t>
       </w:r>
     </w:p>
     <w:p>
-      <w:r>
-        <w:t>________________________________________________________________</w:t>
+      <w:pPr>
+        <w:spacing w:line="336" w:lineRule="auto" w:after="180"/>
+        <w:shd w:fill="F4F9FC"/>
+      </w:pPr>
+      <w:r>
+        <w:rPr>
+          <w:b w:val="0"/>
+        </w:rPr>
+        <w:t xml:space="preserve">3. This one example guarantees correct results for every future </w:t>
+      </w:r>
+      <w:r>
+        <w:rPr>
+          <w:b/>
+        </w:rPr>
+        <w:t>input</w:t>
+      </w:r>
+      <w:r>
+        <w:rPr>
+          <w:b w:val="0"/>
+        </w:rPr>
+        <w:t>.</w:t>
       </w:r>
     </w:p>
     <w:p>
-      <w:r>
-        <w:t>Hint if needed: Use the changed condition and the deciding step in the pictorial trace. The answer must say what follows from those facts.</w:t>
+      <w:pPr>
+        <w:pStyle w:val="Heading3"/>
+      </w:pPr>
+      <w:r>
+        <w:t>My selected conclusion, deciding fact and explanation</w:t>
       </w:r>
     </w:p>
     <w:p>
       <w:r>
-        <w:t>After your attempt, compare with the supported explanation: h1 stays2, h2 becomes0, y becomes2. The second hidden unit’s preactivation reaches0 while the first unit is unchanged.</w:t>
+        <w:t>________________________________________________________________</w:t>
       </w:r>
     </w:p>
     <w:p>
-      <w:pPr>
-        <w:pStyle w:val="Heading3"/>
-      </w:pPr>
-      <w:r>
-        <w:t>Repair a missing building block</w:t>
+      <w:r>
+        <w:t>________________________________________________________________</w:t>
       </w:r>
     </w:p>
     <w:p>
       <w:r>
-        <w:t>Review Activation functions (ai-5/4). Goal: Trace identity ReLU and sigmoid on a numerical score. Short practice: Which original inputs cannot be distinguished by this network’s final output? Point to the relevant step in the picture, then write the changed result and the rule or evidence that supports it.. Return to this week and explain what you changed.</w:t>
+        <w:t>________________________________________________________________</w:t>
       </w:r>
     </w:p>
     <w:p>
       <w:r>
-        <w:t>Review Dot products and weighted sums (ai-5/2). Goal: Calculate a dot product by matching feature positions. Short practice: Which connection explains why more right brightness lowers this score? Point to the relevant step in the picture, then write the changed result and the rule or evidence that supports it.. Return to this week and explain what you changed.</w:t>
+        <w:t>________________________________________________________________</w:t>
       </w:r>
     </w:p>
     <w:p>
-      <w:pPr>
-        <w:pStyle w:val="Heading3"/>
-      </w:pPr>
-      <w:r>
-        <w:t>Predict, run and debug</w:t>
+      <w:r>
+        <w:t>________________________________________________________________</w:t>
       </w:r>
     </w:p>
     <w:p>
-      <w:r>
-        <w:t>The browser lab lets you edit the supported Python examples already included in this lesson. Predict first, run, inspect the actual output or error, change one input, then run again. Keep code, predictions, actual results and a reasoned revision together. On paper, label your result as a trace rather than an execution.</w:t>
+      <w:pPr>
+        <w:pStyle w:val="Heading3"/>
+      </w:pPr>
+      <w:r>
+        <w:t>Hint · try first</w:t>
       </w:r>
     </w:p>
     <w:p>
       <w:pPr>
-        <w:pStyle w:val="Heading3"/>
-      </w:pPr>
-      <w:r>
-        <w:t>Keep your completed work</w:t>
+        <w:spacing w:line="336" w:lineRule="auto" w:after="180"/>
+        <w:shd w:fill="F1F6F8"/>
+      </w:pPr>
+      <w:r>
+        <w:rPr>
+          <w:b w:val="0"/>
+        </w:rPr>
+        <w:t>Hint if needed: Use the changed condition and the deciding step in the pictorial trace. The answer must say what follows from those facts.</w:t>
       </w:r>
     </w:p>
     <w:p>
-      <w:r>
-        <w:t>Use Download completed work in the hosted lesson to export your answers, reflections, practice feedback and code-run evidence. Open the HTML copy to read or print it. Drafts stay in this browser when storage is available; clear drafts on a shared device.</w:t>
+      <w:pPr>
+        <w:pStyle w:val="Heading3"/>
+      </w:pPr>
+      <w:r>
+        <w:t>Feedback · compare after trying</w:t>
       </w:r>
     </w:p>
     <w:p>
       <w:pPr>
-        <w:pStyle w:val="Heading3"/>
-      </w:pPr>
-      <w:r>
-        <w:t>What I repaired, the evidence I kept and the next test</w:t>
+        <w:spacing w:line="336" w:lineRule="auto" w:after="180"/>
+        <w:shd w:fill="F1F6FC"/>
+      </w:pPr>
+      <w:r>
+        <w:rPr>
+          <w:b w:val="0"/>
+        </w:rPr>
+        <w:t>After your attempt, compare with the supported explanation: h1 stays2, h2 becomes0, y becomes2. The second hidden unit’s preactivation reaches0 while the first unit is unchanged.</w:t>
       </w:r>
     </w:p>
     <w:p>
+      <w:pPr>
+        <w:pStyle w:val="Heading3"/>
+      </w:pPr>
+      <w:r>
+        <w:t>Repair a missing building block</w:t>
+      </w:r>
+    </w:p>
+    <w:p>
+      <w:pPr>
+        <w:spacing w:line="336" w:lineRule="auto" w:after="180"/>
+      </w:pPr>
+      <w:r>
+        <w:rPr>
+          <w:b w:val="0"/>
+        </w:rPr>
+        <w:t xml:space="preserve">Review Activation functions (ai-5/4). Goal: Trace identity ReLU and sigmoid on a numerical score. Short practice: Which original </w:t>
+      </w:r>
+      <w:r>
+        <w:rPr>
+          <w:b/>
+        </w:rPr>
+        <w:t>input</w:t>
+      </w:r>
+      <w:r>
+        <w:rPr>
+          <w:b w:val="0"/>
+        </w:rPr>
+        <w:t xml:space="preserve">s cannot be distinguished by this network’s final </w:t>
+      </w:r>
+      <w:r>
+        <w:rPr>
+          <w:b/>
+        </w:rPr>
+        <w:t>output</w:t>
+      </w:r>
+      <w:r>
+        <w:rPr>
+          <w:b w:val="0"/>
+        </w:rPr>
+        <w:t>?</w:t>
+      </w:r>
+    </w:p>
+    <w:p>
+      <w:pPr>
+        <w:spacing w:line="336" w:lineRule="auto" w:after="180"/>
+      </w:pPr>
+      <w:r>
+        <w:rPr>
+          <w:b w:val="0"/>
+        </w:rPr>
+        <w:t xml:space="preserve">Point to the relevant step in the picture, then write the changed result and the rule or </w:t>
+      </w:r>
+      <w:r>
+        <w:rPr>
+          <w:b/>
+        </w:rPr>
+        <w:t>evidence</w:t>
+      </w:r>
+      <w:r>
+        <w:rPr>
+          <w:b w:val="0"/>
+        </w:rPr>
+        <w:t xml:space="preserve"> that supports it.. Return to this week and explain what you changed.</w:t>
+      </w:r>
+    </w:p>
+    <w:p>
+      <w:pPr>
+        <w:spacing w:line="336" w:lineRule="auto" w:after="180"/>
+      </w:pPr>
+      <w:r>
+        <w:rPr>
+          <w:b w:val="0"/>
+        </w:rPr>
+        <w:t>Review Dot products and weighted sums (ai-5/2). Goal: Calculate a dot product by matching feature positions. Short practice: Which connection explains why more right brightness lowers this score?</w:t>
+      </w:r>
+    </w:p>
+    <w:p>
+      <w:pPr>
+        <w:spacing w:line="336" w:lineRule="auto" w:after="180"/>
+      </w:pPr>
+      <w:r>
+        <w:rPr>
+          <w:b w:val="0"/>
+        </w:rPr>
+        <w:t xml:space="preserve">Point to the relevant step in the picture, then write the changed result and the rule or </w:t>
+      </w:r>
+      <w:r>
+        <w:rPr>
+          <w:b/>
+        </w:rPr>
+        <w:t>evidence</w:t>
+      </w:r>
+      <w:r>
+        <w:rPr>
+          <w:b w:val="0"/>
+        </w:rPr>
+        <w:t xml:space="preserve"> that supports it.. Return to this week and explain what you changed.</w:t>
+      </w:r>
+    </w:p>
+    <w:p>
+      <w:pPr>
+        <w:pStyle w:val="Heading3"/>
+      </w:pPr>
+      <w:r>
+        <w:t>Predict, run and debug</w:t>
+      </w:r>
+    </w:p>
+    <w:p>
+      <w:pPr>
+        <w:spacing w:line="336" w:lineRule="auto" w:after="180"/>
+      </w:pPr>
+      <w:r>
+        <w:rPr>
+          <w:b w:val="0"/>
+        </w:rPr>
+        <w:t xml:space="preserve">The browser lab lets you edit the supported Python examples already included in this lesson. Predict first, run, inspect the actual </w:t>
+      </w:r>
+      <w:r>
+        <w:rPr>
+          <w:b/>
+        </w:rPr>
+        <w:t>output</w:t>
+      </w:r>
+      <w:r>
+        <w:rPr>
+          <w:b w:val="0"/>
+        </w:rPr>
+        <w:t xml:space="preserve"> or error, change one </w:t>
+      </w:r>
+      <w:r>
+        <w:rPr>
+          <w:b/>
+        </w:rPr>
+        <w:t>input</w:t>
+      </w:r>
+      <w:r>
+        <w:rPr>
+          <w:b w:val="0"/>
+        </w:rPr>
+        <w:t>, then run again.</w:t>
+      </w:r>
+    </w:p>
+    <w:p>
+      <w:pPr>
+        <w:spacing w:line="336" w:lineRule="auto" w:after="180"/>
+      </w:pPr>
+      <w:r>
+        <w:rPr>
+          <w:b w:val="0"/>
+        </w:rPr>
+        <w:t xml:space="preserve">Keep code, </w:t>
+      </w:r>
+      <w:r>
+        <w:rPr>
+          <w:b/>
+        </w:rPr>
+        <w:t>prediction</w:t>
+      </w:r>
+      <w:r>
+        <w:rPr>
+          <w:b w:val="0"/>
+        </w:rPr>
+        <w:t>s, actual results and a reasoned revision together. On paper, label your result as a trace rather than an execution.</w:t>
+      </w:r>
+    </w:p>
+    <w:p>
+      <w:pPr>
+        <w:pStyle w:val="Heading3"/>
+      </w:pPr>
+      <w:r>
+        <w:t>Keep your completed work</w:t>
+      </w:r>
+    </w:p>
+    <w:p>
+      <w:pPr>
+        <w:spacing w:line="336" w:lineRule="auto" w:after="180"/>
+      </w:pPr>
+      <w:r>
+        <w:rPr>
+          <w:b w:val="0"/>
+        </w:rPr>
+        <w:t xml:space="preserve">Use Download completed work in the hosted lesson to export your answers, reflections, practice feedback and code-run </w:t>
+      </w:r>
+      <w:r>
+        <w:rPr>
+          <w:b/>
+        </w:rPr>
+        <w:t>evidence</w:t>
+      </w:r>
+      <w:r>
+        <w:rPr>
+          <w:b w:val="0"/>
+        </w:rPr>
+        <w:t>. Open the HTML copy to read or print it.</w:t>
+      </w:r>
+    </w:p>
+    <w:p>
+      <w:pPr>
+        <w:spacing w:line="336" w:lineRule="auto" w:after="180"/>
+      </w:pPr>
+      <w:r>
+        <w:rPr>
+          <w:b w:val="0"/>
+        </w:rPr>
+        <w:t>Drafts stay in this browser when storage is available; clear drafts on a shared device.</w:t>
+      </w:r>
+    </w:p>
+    <w:p>
+      <w:pPr>
+        <w:pStyle w:val="Heading3"/>
+      </w:pPr>
+      <w:r>
+        <w:t>What I repaired, the evidence I kept and the next test</w:t>
+      </w:r>
+    </w:p>
+    <w:p>
       <w:r>
         <w:t>________________________________________________________________</w:t>
+      </w:r>
+    </w:p>
+    <w:p>
+      <w:r>
+        <w:t>________________________________________________________________</w:t>
+      </w:r>
+    </w:p>
+    <w:p>
+      <w:r>
+        <w:t>________________________________________________________________</w:t>
+      </w:r>
+    </w:p>
+    <w:p>
+      <w:r>
+        <w:t>________________________________________________________________</w:t>
+      </w:r>
+    </w:p>
+    <w:p>
+      <w:r>
+        <w:t>________________________________________________________________</w:t>
+      </w:r>
+    </w:p>
+    <w:p>
+      <w:pPr>
+        <w:pStyle w:val="Heading1"/>
+      </w:pPr>
+      <w:r>
+        <w:t>15. Visual concept journey</w:t>
+      </w:r>
+    </w:p>
+    <w:p>
+      <w:r>
+        <w:t>Explain each Composing layers picture from its labels, then record a relevant limit.</w:t>
+      </w:r>
+    </w:p>
+    <w:p>
+      <w:pPr>
+        <w:pStyle w:val="Heading3"/>
+      </w:pPr>
+      <w:r>
+        <w:t>01. Composing layers: the case</w:t>
+      </w:r>
+    </w:p>
+    <w:p>
+      <w:r>
+        <w:drawing>
+          <wp:inline xmlns:a="http://schemas.openxmlformats.org/drawingml/2006/main" xmlns:pic="http://schemas.openxmlformats.org/drawingml/2006/picture">
+            <wp:extent cx="5486400" cy="2840736"/>
+            <wp:docPr id="2" name="Picture 2" descr="Compose two hidden detectors before one output instead of skipping a layer. Supplied facts: For input [u, v], h1=ReLU(u-2), h2=ReLU(v-1), y=h1-h2. Input [4, 3]. All inputs and outcomes in this worked example are invented classroom data; no real model run is claimed."/>
+            <wp:cNvGraphicFramePr>
+              <a:graphicFrameLocks noChangeAspect="1"/>
+            </wp:cNvGraphicFramePr>
+            <a:graphic>
+              <a:graphicData uri="http://schemas.openxmlformats.org/drawingml/2006/picture">
+                <pic:pic>
+                  <pic:nvPicPr>
+                    <pic:cNvPr id="0" name="academy-story-ai-5-5-01.png"/>
+                    <pic:cNvPicPr/>
+                  </pic:nvPicPr>
+                  <pic:blipFill>
+                    <a:blip r:embed="rId10"/>
+                    <a:stretch>
+                      <a:fillRect/>
+                    </a:stretch>
+                  </pic:blipFill>
+                  <pic:spPr>
+                    <a:xfrm>
+                      <a:off x="0" y="0"/>
+                      <a:ext cx="5486400" cy="2840736"/>
+                    </a:xfrm>
+                    <a:prstGeom prst="rect"/>
+                  </pic:spPr>
+                </pic:pic>
+              </a:graphicData>
+            </a:graphic>
+          </wp:inline>
+        </w:drawing>
+      </w:r>
+    </w:p>
+    <w:p>
+      <w:pPr>
+        <w:spacing w:line="336" w:lineRule="auto" w:after="180"/>
+      </w:pPr>
+      <w:r>
+        <w:rPr>
+          <w:b w:val="0"/>
+        </w:rPr>
+        <w:t xml:space="preserve">Compose two hidden detectors before one </w:t>
+      </w:r>
+      <w:r>
+        <w:rPr>
+          <w:b/>
+        </w:rPr>
+        <w:t>output</w:t>
+      </w:r>
+      <w:r>
+        <w:rPr>
+          <w:b w:val="0"/>
+        </w:rPr>
+        <w:t xml:space="preserve"> instead of skipping a </w:t>
+      </w:r>
+      <w:r>
+        <w:rPr>
+          <w:b/>
+        </w:rPr>
+        <w:t>layer</w:t>
+      </w:r>
+      <w:r>
+        <w:rPr>
+          <w:b w:val="0"/>
+        </w:rPr>
+        <w:t xml:space="preserve">. Supplied facts: For </w:t>
+      </w:r>
+      <w:r>
+        <w:rPr>
+          <w:b/>
+        </w:rPr>
+        <w:t>input</w:t>
+      </w:r>
+      <w:r>
+        <w:rPr>
+          <w:b w:val="0"/>
+        </w:rPr>
+        <w:t xml:space="preserve"> [u, v], h1=ReLU(u-2), h2=ReLU(v-1), y=h1-h2. </w:t>
+      </w:r>
+      <w:r>
+        <w:rPr>
+          <w:b/>
+        </w:rPr>
+        <w:t>Input</w:t>
+      </w:r>
+      <w:r>
+        <w:rPr>
+          <w:b w:val="0"/>
+        </w:rPr>
+        <w:t xml:space="preserve"> [4, 3].</w:t>
+      </w:r>
+    </w:p>
+    <w:p>
+      <w:pPr>
+        <w:spacing w:line="336" w:lineRule="auto" w:after="180"/>
+      </w:pPr>
+      <w:r>
+        <w:rPr>
+          <w:b w:val="0"/>
+        </w:rPr>
+        <w:t xml:space="preserve">All </w:t>
+      </w:r>
+      <w:r>
+        <w:rPr>
+          <w:b/>
+        </w:rPr>
+        <w:t>input</w:t>
+      </w:r>
+      <w:r>
+        <w:rPr>
+          <w:b w:val="0"/>
+        </w:rPr>
+        <w:t>s and outcomes in this worked example are invented classroom data; no real model run is claimed.</w:t>
+      </w:r>
+    </w:p>
+    <w:p>
+      <w:pPr>
+        <w:spacing w:line="336" w:lineRule="auto" w:after="180"/>
+        <w:shd w:fill="F5F1FB"/>
+      </w:pPr>
+      <w:r>
+        <w:rPr>
+          <w:b w:val="0"/>
+        </w:rPr>
+        <w:t>Point to the given fact that matters most. Explain why it matters.</w:t>
+      </w:r>
+    </w:p>
+    <w:p>
+      <w:pPr>
+        <w:pStyle w:val="Heading3"/>
+      </w:pPr>
+      <w:r>
+        <w:t>My picture explanation, deciding evidence and one limit</w:t>
+      </w:r>
+    </w:p>
+    <w:p>
+      <w:r>
+        <w:t>________________________________________________________________</w:t>
+      </w:r>
+    </w:p>
+    <w:p>
+      <w:r>
+        <w:t>________________________________________________________________</w:t>
+      </w:r>
+    </w:p>
+    <w:p>
+      <w:r>
+        <w:t>________________________________________________________________</w:t>
+      </w:r>
+    </w:p>
+    <w:p>
+      <w:r>
+        <w:t>________________________________________________________________</w:t>
+      </w:r>
+    </w:p>
+    <w:p>
+      <w:pPr>
+        <w:pStyle w:val="Heading3"/>
+      </w:pPr>
+      <w:r>
+        <w:t>02. Follow the deciding steps</w:t>
+      </w:r>
+    </w:p>
+    <w:p>
+      <w:r>
+        <w:drawing>
+          <wp:inline xmlns:a="http://schemas.openxmlformats.org/drawingml/2006/main" xmlns:pic="http://schemas.openxmlformats.org/drawingml/2006/picture">
+            <wp:extent cx="5486400" cy="3182112"/>
+            <wp:docPr id="3" name="Picture 3" descr="First hidden unit: u-2=2, so h1=2. → Second hidden unit: v-1=2, so h2=2. → Compose output: y=2-2=0; the output uses activated hidden values, not raw inputs."/>
+            <wp:cNvGraphicFramePr>
+              <a:graphicFrameLocks noChangeAspect="1"/>
+            </wp:cNvGraphicFramePr>
+            <a:graphic>
+              <a:graphicData uri="http://schemas.openxmlformats.org/drawingml/2006/picture">
+                <pic:pic>
+                  <pic:nvPicPr>
+                    <pic:cNvPr id="0" name="academy-story-ai-5-5-02.png"/>
+                    <pic:cNvPicPr/>
+                  </pic:nvPicPr>
+                  <pic:blipFill>
+                    <a:blip r:embed="rId11"/>
+                    <a:stretch>
+                      <a:fillRect/>
+                    </a:stretch>
+                  </pic:blipFill>
+                  <pic:spPr>
+                    <a:xfrm>
+                      <a:off x="0" y="0"/>
+                      <a:ext cx="5486400" cy="3182112"/>
+                    </a:xfrm>
+                    <a:prstGeom prst="rect"/>
+                  </pic:spPr>
+                </pic:pic>
+              </a:graphicData>
+            </a:graphic>
+          </wp:inline>
+        </w:drawing>
+      </w:r>
+    </w:p>
+    <w:p>
+      <w:pPr>
+        <w:spacing w:line="336" w:lineRule="auto" w:after="180"/>
+      </w:pPr>
+      <w:r>
+        <w:rPr>
+          <w:b w:val="0"/>
+        </w:rPr>
+        <w:t xml:space="preserve">First hidden unit: u-2=2, so h1=2. → Second hidden unit: v-1=2, so h2=2. → Compose </w:t>
+      </w:r>
+      <w:r>
+        <w:rPr>
+          <w:b/>
+        </w:rPr>
+        <w:t>output</w:t>
+      </w:r>
+      <w:r>
+        <w:rPr>
+          <w:b w:val="0"/>
+        </w:rPr>
+        <w:t xml:space="preserve">: y=2-2=0; the </w:t>
+      </w:r>
+      <w:r>
+        <w:rPr>
+          <w:b/>
+        </w:rPr>
+        <w:t>output</w:t>
+      </w:r>
+      <w:r>
+        <w:rPr>
+          <w:b w:val="0"/>
+        </w:rPr>
+        <w:t xml:space="preserve"> uses activated hidden values, not raw </w:t>
+      </w:r>
+      <w:r>
+        <w:rPr>
+          <w:b/>
+        </w:rPr>
+        <w:t>input</w:t>
+      </w:r>
+      <w:r>
+        <w:rPr>
+          <w:b w:val="0"/>
+        </w:rPr>
+        <w:t>s.</w:t>
+      </w:r>
+    </w:p>
+    <w:p>
+      <w:pPr>
+        <w:spacing w:line="336" w:lineRule="auto" w:after="180"/>
+        <w:shd w:fill="F5F1FB"/>
+      </w:pPr>
+      <w:r>
+        <w:rPr>
+          <w:b w:val="0"/>
+        </w:rPr>
+        <w:t xml:space="preserve">Point to each numbered stage and explain which recorded </w:t>
+      </w:r>
+      <w:r>
+        <w:rPr>
+          <w:b/>
+        </w:rPr>
+        <w:t>input</w:t>
+      </w:r>
+      <w:r>
+        <w:rPr>
+          <w:b w:val="0"/>
+        </w:rPr>
+        <w:t xml:space="preserve"> it uses.</w:t>
+      </w:r>
+    </w:p>
+    <w:p>
+      <w:pPr>
+        <w:pStyle w:val="Heading3"/>
+      </w:pPr>
+      <w:r>
+        <w:t>My picture explanation, deciding evidence and one limit</w:t>
+      </w:r>
+    </w:p>
+    <w:p>
+      <w:r>
+        <w:t>________________________________________________________________</w:t>
+      </w:r>
+    </w:p>
+    <w:p>
+      <w:r>
+        <w:t>________________________________________________________________</w:t>
+      </w:r>
+    </w:p>
+    <w:p>
+      <w:r>
+        <w:t>________________________________________________________________</w:t>
+      </w:r>
+    </w:p>
+    <w:p>
+      <w:r>
+        <w:t>________________________________________________________________</w:t>
+      </w:r>
+    </w:p>
+    <w:p>
+      <w:pPr>
+        <w:pStyle w:val="Heading3"/>
+      </w:pPr>
+      <w:r>
+        <w:t>03. Complete each stage before using its output</w:t>
+      </w:r>
+    </w:p>
+    <w:p>
+      <w:r>
+        <w:drawing>
+          <wp:inline xmlns:a="http://schemas.openxmlformats.org/drawingml/2006/main" xmlns:pic="http://schemas.openxmlformats.org/drawingml/2006/picture">
+            <wp:extent cx="5486400" cy="2834640"/>
+            <wp:docPr id="4" name="Picture 4" descr="Complete each stage before using its output. x is [3, 1] | Both first layer scores | z is [2, 2]. z is [2, 2] | ReLU on each component | h is [2, 2]. h is [2, 2] | 2h1 - h2 + 1 | y is 3"/>
+            <wp:cNvGraphicFramePr>
+              <a:graphicFrameLocks noChangeAspect="1"/>
+            </wp:cNvGraphicFramePr>
+            <a:graphic>
+              <a:graphicData uri="http://schemas.openxmlformats.org/drawingml/2006/picture">
+                <pic:pic>
+                  <pic:nvPicPr>
+                    <pic:cNvPr id="0" name="academy-story-ai-5-5-03.png"/>
+                    <pic:cNvPicPr/>
+                  </pic:nvPicPr>
+                  <pic:blipFill>
+                    <a:blip r:embed="rId12"/>
+                    <a:stretch>
+                      <a:fillRect/>
+                    </a:stretch>
+                  </pic:blipFill>
+                  <pic:spPr>
+                    <a:xfrm>
+                      <a:off x="0" y="0"/>
+                      <a:ext cx="5486400" cy="2834640"/>
+                    </a:xfrm>
+                    <a:prstGeom prst="rect"/>
+                  </pic:spPr>
+                </pic:pic>
+              </a:graphicData>
+            </a:graphic>
+          </wp:inline>
+        </w:drawing>
+      </w:r>
+    </w:p>
+    <w:p>
+      <w:pPr>
+        <w:spacing w:line="336" w:lineRule="auto" w:after="180"/>
+      </w:pPr>
+      <w:r>
+        <w:rPr>
+          <w:b w:val="0"/>
+        </w:rPr>
+        <w:t xml:space="preserve">Complete each stage before using its </w:t>
+      </w:r>
+      <w:r>
+        <w:rPr>
+          <w:b/>
+        </w:rPr>
+        <w:t>output</w:t>
+      </w:r>
+      <w:r>
+        <w:rPr>
+          <w:b w:val="0"/>
+        </w:rPr>
+        <w:t xml:space="preserve">. x is [3, 1] | Both first </w:t>
+      </w:r>
+      <w:r>
+        <w:rPr>
+          <w:b/>
+        </w:rPr>
+        <w:t>layer</w:t>
+      </w:r>
+      <w:r>
+        <w:rPr>
+          <w:b w:val="0"/>
+        </w:rPr>
+        <w:t xml:space="preserve"> scores | z is [2, 2]. z is [2, 2] | ReLU on each component | h is [2, 2]. h is [2, 2] | 2h1 - h2 + 1 | y is 3</w:t>
+      </w:r>
+    </w:p>
+    <w:p>
+      <w:pPr>
+        <w:spacing w:line="336" w:lineRule="auto" w:after="180"/>
+        <w:shd w:fill="F5F1FB"/>
+      </w:pPr>
+      <w:r>
+        <w:rPr>
+          <w:b w:val="0"/>
+        </w:rPr>
+        <w:t>Read the labels and values. Explain the relationship the model shows.</w:t>
+      </w:r>
+    </w:p>
+    <w:p>
+      <w:pPr>
+        <w:pStyle w:val="Heading3"/>
+      </w:pPr>
+      <w:r>
+        <w:t>My picture explanation, deciding evidence and one limit</w:t>
+      </w:r>
+    </w:p>
+    <w:p>
+      <w:r>
+        <w:t>________________________________________________________________</w:t>
+      </w:r>
+    </w:p>
+    <w:p>
+      <w:r>
+        <w:t>________________________________________________________________</w:t>
+      </w:r>
+    </w:p>
+    <w:p>
+      <w:r>
+        <w:t>________________________________________________________________</w:t>
+      </w:r>
+    </w:p>
+    <w:p>
+      <w:r>
+        <w:t>________________________________________________________________</w:t>
+      </w:r>
+    </w:p>
+    <w:p>
+      <w:pPr>
+        <w:pStyle w:val="Heading3"/>
+      </w:pPr>
+      <w:r>
+        <w:t>04. Change one thing. Trace what follows.</w:t>
+      </w:r>
+    </w:p>
+    <w:p>
+      <w:r>
+        <w:drawing>
+          <wp:inline xmlns:a="http://schemas.openxmlformats.org/drawingml/2006/main" xmlns:pic="http://schemas.openxmlformats.org/drawingml/2006/picture">
+            <wp:extent cx="5486400" cy="3026664"/>
+            <wp:docPr id="5" name="Picture 5" descr="Original case: y=2-2=0; the output uses activated hidden values, not raw inputs. Changed condition: Change only v from 3 to1. Expected result: h1 stays2, h2 becomes0, y becomes2. Reason: The second hidden unit’s preactivation reaches0 while the first unit is unchanged."/>
+            <wp:cNvGraphicFramePr>
+              <a:graphicFrameLocks noChangeAspect="1"/>
+            </wp:cNvGraphicFramePr>
+            <a:graphic>
+              <a:graphicData uri="http://schemas.openxmlformats.org/drawingml/2006/picture">
+                <pic:pic>
+                  <pic:nvPicPr>
+                    <pic:cNvPr id="0" name="academy-story-ai-5-5-04.png"/>
+                    <pic:cNvPicPr/>
+                  </pic:nvPicPr>
+                  <pic:blipFill>
+                    <a:blip r:embed="rId13"/>
+                    <a:stretch>
+                      <a:fillRect/>
+                    </a:stretch>
+                  </pic:blipFill>
+                  <pic:spPr>
+                    <a:xfrm>
+                      <a:off x="0" y="0"/>
+                      <a:ext cx="5486400" cy="3026664"/>
+                    </a:xfrm>
+                    <a:prstGeom prst="rect"/>
+                  </pic:spPr>
+                </pic:pic>
+              </a:graphicData>
+            </a:graphic>
+          </wp:inline>
+        </w:drawing>
+      </w:r>
+    </w:p>
+    <w:p>
+      <w:pPr>
+        <w:spacing w:line="336" w:lineRule="auto" w:after="180"/>
+      </w:pPr>
+      <w:r>
+        <w:rPr>
+          <w:b w:val="0"/>
+        </w:rPr>
+        <w:t xml:space="preserve">Original case: y=2-2=0; the </w:t>
+      </w:r>
+      <w:r>
+        <w:rPr>
+          <w:b/>
+        </w:rPr>
+        <w:t>output</w:t>
+      </w:r>
+      <w:r>
+        <w:rPr>
+          <w:b w:val="0"/>
+        </w:rPr>
+        <w:t xml:space="preserve"> uses activated hidden values, not raw </w:t>
+      </w:r>
+      <w:r>
+        <w:rPr>
+          <w:b/>
+        </w:rPr>
+        <w:t>input</w:t>
+      </w:r>
+      <w:r>
+        <w:rPr>
+          <w:b w:val="0"/>
+        </w:rPr>
+        <w:t>s. Changed condition: Change only v from 3 to1. Expected result: h1 stays2, h2 becomes0, y becomes2.</w:t>
+      </w:r>
+    </w:p>
+    <w:p>
+      <w:pPr>
+        <w:spacing w:line="336" w:lineRule="auto" w:after="180"/>
+      </w:pPr>
+      <w:r>
+        <w:rPr>
+          <w:b w:val="0"/>
+        </w:rPr>
+        <w:t>Reason: The second hidden unit’s preactivation reaches0 while the first unit is unchanged.</w:t>
+      </w:r>
+    </w:p>
+    <w:p>
+      <w:pPr>
+        <w:spacing w:line="336" w:lineRule="auto" w:after="180"/>
+        <w:shd w:fill="F5F1FB"/>
+      </w:pPr>
+      <w:r>
+        <w:rPr>
+          <w:b w:val="0"/>
+        </w:rPr>
+        <w:t>Predict before checking the worked changed-case result. Name what changed and what the supplied facts allow you to conclude.</w:t>
+      </w:r>
+    </w:p>
+    <w:p>
+      <w:pPr>
+        <w:pStyle w:val="Heading3"/>
+      </w:pPr>
+      <w:r>
+        <w:t>My picture explanation, deciding evidence and one limit</w:t>
+      </w:r>
+    </w:p>
+    <w:p>
+      <w:r>
+        <w:t>________________________________________________________________</w:t>
+      </w:r>
+    </w:p>
+    <w:p>
+      <w:r>
+        <w:t>________________________________________________________________</w:t>
+      </w:r>
+    </w:p>
+    <w:p>
+      <w:r>
+        <w:t>________________________________________________________________</w:t>
+      </w:r>
+    </w:p>
+    <w:p>
+      <w:r>
+        <w:t>________________________________________________________________</w:t>
+      </w:r>
+    </w:p>
+    <w:p>
+      <w:pPr>
+        <w:pStyle w:val="Heading3"/>
+      </w:pPr>
+      <w:r>
+        <w:t>05. Connect the explanation to its limit</w:t>
+      </w:r>
+    </w:p>
+    <w:p>
+      <w:r>
+        <w:drawing>
+          <wp:inline xmlns:a="http://schemas.openxmlformats.org/drawingml/2006/main" xmlns:pic="http://schemas.openxmlformats.org/drawingml/2006/picture">
+            <wp:extent cx="5486400" cy="2834640"/>
+            <wp:docPr id="6" name="Picture 6" descr="Composition means one layer’s result becomes the next layer’s input. Compute both hidden units before combining them. At [4,3], their equal outputs cancel. Lowering only the second input removes its positive hidden contribution, so subtracting it no longer reduces the output. The final subtraction must use activated hidden values rather than the raw measurements. Limit: Hand-composed detectors illustrate layer order; they are not evidence of a learned or biologically realistic neural mechanism."/>
+            <wp:cNvGraphicFramePr>
+              <a:graphicFrameLocks noChangeAspect="1"/>
+            </wp:cNvGraphicFramePr>
+            <a:graphic>
+              <a:graphicData uri="http://schemas.openxmlformats.org/drawingml/2006/picture">
+                <pic:pic>
+                  <pic:nvPicPr>
+                    <pic:cNvPr id="0" name="academy-story-ai-5-5-05.png"/>
+                    <pic:cNvPicPr/>
+                  </pic:nvPicPr>
+                  <pic:blipFill>
+                    <a:blip r:embed="rId14"/>
+                    <a:stretch>
+                      <a:fillRect/>
+                    </a:stretch>
+                  </pic:blipFill>
+                  <pic:spPr>
+                    <a:xfrm>
+                      <a:off x="0" y="0"/>
+                      <a:ext cx="5486400" cy="2834640"/>
+                    </a:xfrm>
+                    <a:prstGeom prst="rect"/>
+                  </pic:spPr>
+                </pic:pic>
+              </a:graphicData>
+            </a:graphic>
+          </wp:inline>
+        </w:drawing>
+      </w:r>
+    </w:p>
+    <w:p>
+      <w:pPr>
+        <w:spacing w:line="336" w:lineRule="auto" w:after="180"/>
+      </w:pPr>
+      <w:r>
+        <w:rPr>
+          <w:b/>
+        </w:rPr>
+        <w:t>Composition</w:t>
+      </w:r>
+      <w:r>
+        <w:rPr>
+          <w:b w:val="0"/>
+        </w:rPr>
+        <w:t xml:space="preserve"> means one </w:t>
+      </w:r>
+      <w:r>
+        <w:rPr>
+          <w:b/>
+        </w:rPr>
+        <w:t>layer</w:t>
+      </w:r>
+      <w:r>
+        <w:rPr>
+          <w:b w:val="0"/>
+        </w:rPr>
+        <w:t xml:space="preserve">’s result becomes the next </w:t>
+      </w:r>
+      <w:r>
+        <w:rPr>
+          <w:b/>
+        </w:rPr>
+        <w:t>layer</w:t>
+      </w:r>
+      <w:r>
+        <w:rPr>
+          <w:b w:val="0"/>
+        </w:rPr>
+        <w:t xml:space="preserve">’s </w:t>
+      </w:r>
+      <w:r>
+        <w:rPr>
+          <w:b/>
+        </w:rPr>
+        <w:t>input</w:t>
+      </w:r>
+      <w:r>
+        <w:rPr>
+          <w:b w:val="0"/>
+        </w:rPr>
+        <w:t xml:space="preserve">. Compute both hidden units before combining them. At [4,3], their equal </w:t>
+      </w:r>
+      <w:r>
+        <w:rPr>
+          <w:b/>
+        </w:rPr>
+        <w:t>output</w:t>
+      </w:r>
+      <w:r>
+        <w:rPr>
+          <w:b w:val="0"/>
+        </w:rPr>
+        <w:t>s cancel.</w:t>
+      </w:r>
+    </w:p>
+    <w:p>
+      <w:pPr>
+        <w:spacing w:line="336" w:lineRule="auto" w:after="180"/>
+      </w:pPr>
+      <w:r>
+        <w:rPr>
+          <w:b w:val="0"/>
+        </w:rPr>
+        <w:t xml:space="preserve">Lowering only the second </w:t>
+      </w:r>
+      <w:r>
+        <w:rPr>
+          <w:b/>
+        </w:rPr>
+        <w:t>input</w:t>
+      </w:r>
+      <w:r>
+        <w:rPr>
+          <w:b w:val="0"/>
+        </w:rPr>
+        <w:t xml:space="preserve"> removes its positive hidden contribution, so subtracting it no longer reduces the </w:t>
+      </w:r>
+      <w:r>
+        <w:rPr>
+          <w:b/>
+        </w:rPr>
+        <w:t>output</w:t>
+      </w:r>
+      <w:r>
+        <w:rPr>
+          <w:b w:val="0"/>
+        </w:rPr>
+        <w:t>. The final subtraction must use activated hidden values rather than the raw measurements.</w:t>
+      </w:r>
+    </w:p>
+    <w:p>
+      <w:pPr>
+        <w:spacing w:line="336" w:lineRule="auto" w:after="180"/>
+      </w:pPr>
+      <w:r>
+        <w:rPr>
+          <w:b w:val="0"/>
+        </w:rPr>
+        <w:t xml:space="preserve">Limit: Hand-composed detectors illustrate </w:t>
+      </w:r>
+      <w:r>
+        <w:rPr>
+          <w:b/>
+        </w:rPr>
+        <w:t>layer</w:t>
+      </w:r>
+      <w:r>
+        <w:rPr>
+          <w:b w:val="0"/>
+        </w:rPr>
+        <w:t xml:space="preserve"> order; they are not </w:t>
+      </w:r>
+      <w:r>
+        <w:rPr>
+          <w:b/>
+        </w:rPr>
+        <w:t>evidence</w:t>
+      </w:r>
+      <w:r>
+        <w:rPr>
+          <w:b w:val="0"/>
+        </w:rPr>
+        <w:t xml:space="preserve"> of a learned or biologically realistic neural </w:t>
+      </w:r>
+      <w:r>
+        <w:rPr>
+          <w:b/>
+        </w:rPr>
+        <w:t>mechanism</w:t>
+      </w:r>
+      <w:r>
+        <w:rPr>
+          <w:b w:val="0"/>
+        </w:rPr>
+        <w:t>.</w:t>
+      </w:r>
+    </w:p>
+    <w:p>
+      <w:pPr>
+        <w:spacing w:line="336" w:lineRule="auto" w:after="180"/>
+        <w:shd w:fill="F5F1FB"/>
+      </w:pPr>
+      <w:r>
+        <w:rPr>
+          <w:b w:val="0"/>
+        </w:rPr>
+        <w:t>Explain the case, then point to a limit on the claim.</w:t>
+      </w:r>
+    </w:p>
+    <w:p>
+      <w:pPr>
+        <w:pStyle w:val="Heading3"/>
+      </w:pPr>
+      <w:r>
+        <w:t>My picture explanation, deciding evidence and one limit</w:t>
+      </w:r>
+    </w:p>
+    <w:p>
+      <w:r>
+        <w:t>________________________________________________________________</w:t>
+      </w:r>
+    </w:p>
+    <w:p>
+      <w:r>
+        <w:t>________________________________________________________________</w:t>
+      </w:r>
+    </w:p>
+    <w:p>
+      <w:r>
+        <w:t>________________________________________________________________</w:t>
+      </w:r>
+    </w:p>
+    <w:p>
+      <w:r>
+        <w:t>________________________________________________________________</w:t>
+      </w:r>
+    </w:p>
+    <w:p>
+      <w:pPr>
+        <w:pStyle w:val="Heading3"/>
+      </w:pPr>
+      <w:r>
+        <w:t>06. Make the idea visible in your project</w:t>
+      </w:r>
+    </w:p>
+    <w:p>
+      <w:r>
+        <w:drawing>
+          <wp:inline xmlns:a="http://schemas.openxmlformats.org/drawingml/2006/main" xmlns:pic="http://schemas.openxmlformats.org/drawingml/2006/picture">
+            <wp:extent cx="5486400" cy="3681984"/>
+            <wp:docPr id="7" name="Picture 7" descr="For your Image-pattern Network Investigation, save the input, procedure, observed result and limitation of this check. Label this worked example as practice; use a different, previously unreviewed case when checking independent understanding. Draw your input, deciding step, result and limit. Supported question: What intermediate value explains the changed output? Point to the relevant step in the picture, then write the changed result and the rule or evidence that supports it."/>
+            <wp:cNvGraphicFramePr>
+              <a:graphicFrameLocks noChangeAspect="1"/>
+            </wp:cNvGraphicFramePr>
+            <a:graphic>
+              <a:graphicData uri="http://schemas.openxmlformats.org/drawingml/2006/picture">
+                <pic:pic>
+                  <pic:nvPicPr>
+                    <pic:cNvPr id="0" name="academy-story-ai-5-5-06.png"/>
+                    <pic:cNvPicPr/>
+                  </pic:nvPicPr>
+                  <pic:blipFill>
+                    <a:blip r:embed="rId15"/>
+                    <a:stretch>
+                      <a:fillRect/>
+                    </a:stretch>
+                  </pic:blipFill>
+                  <pic:spPr>
+                    <a:xfrm>
+                      <a:off x="0" y="0"/>
+                      <a:ext cx="5486400" cy="3681984"/>
+                    </a:xfrm>
+                    <a:prstGeom prst="rect"/>
+                  </pic:spPr>
+                </pic:pic>
+              </a:graphicData>
+            </a:graphic>
+          </wp:inline>
+        </w:drawing>
+      </w:r>
+    </w:p>
+    <w:p>
+      <w:pPr>
+        <w:spacing w:line="336" w:lineRule="auto" w:after="180"/>
+      </w:pPr>
+      <w:r>
+        <w:rPr>
+          <w:b w:val="0"/>
+        </w:rPr>
+        <w:t xml:space="preserve">For your Image-pattern Network Investigation, save the </w:t>
+      </w:r>
+      <w:r>
+        <w:rPr>
+          <w:b/>
+        </w:rPr>
+        <w:t>input</w:t>
+      </w:r>
+      <w:r>
+        <w:rPr>
+          <w:b w:val="0"/>
+        </w:rPr>
+        <w:t>, procedure, observed result and limitation of this check.</w:t>
+      </w:r>
+    </w:p>
+    <w:p>
+      <w:pPr>
+        <w:spacing w:line="336" w:lineRule="auto" w:after="180"/>
+      </w:pPr>
+      <w:r>
+        <w:rPr>
+          <w:b w:val="0"/>
+        </w:rPr>
+        <w:t xml:space="preserve">Label this worked example as practice; use a different, previously unreviewed case when checking independent understanding. Draw your </w:t>
+      </w:r>
+      <w:r>
+        <w:rPr>
+          <w:b/>
+        </w:rPr>
+        <w:t>input</w:t>
+      </w:r>
+      <w:r>
+        <w:rPr>
+          <w:b w:val="0"/>
+        </w:rPr>
+        <w:t>, deciding step, result and limit.</w:t>
+      </w:r>
+    </w:p>
+    <w:p>
+      <w:pPr>
+        <w:spacing w:line="336" w:lineRule="auto" w:after="180"/>
+      </w:pPr>
+      <w:r>
+        <w:rPr>
+          <w:b w:val="0"/>
+        </w:rPr>
+        <w:t xml:space="preserve">Supported question: What intermediate value explains the changed </w:t>
+      </w:r>
+      <w:r>
+        <w:rPr>
+          <w:b/>
+        </w:rPr>
+        <w:t>output</w:t>
+      </w:r>
+      <w:r>
+        <w:rPr>
+          <w:b w:val="0"/>
+        </w:rPr>
+        <w:t xml:space="preserve">? Point to the relevant step in the picture, then write the changed result and the rule or </w:t>
+      </w:r>
+      <w:r>
+        <w:rPr>
+          <w:b/>
+        </w:rPr>
+        <w:t>evidence</w:t>
+      </w:r>
+      <w:r>
+        <w:rPr>
+          <w:b w:val="0"/>
+        </w:rPr>
+        <w:t xml:space="preserve"> that supports it.</w:t>
+      </w:r>
+    </w:p>
+    <w:p>
+      <w:pPr>
+        <w:spacing w:line="336" w:lineRule="auto" w:after="180"/>
+        <w:shd w:fill="F5F1FB"/>
+      </w:pPr>
+      <w:r>
+        <w:rPr>
+          <w:b w:val="0"/>
+        </w:rPr>
+        <w:t xml:space="preserve">Draw your project trace and justify the deciding step using </w:t>
+      </w:r>
+      <w:r>
+        <w:rPr>
+          <w:b/>
+        </w:rPr>
+        <w:t>evidence</w:t>
+      </w:r>
+      <w:r>
+        <w:rPr>
+          <w:b w:val="0"/>
+        </w:rPr>
+        <w:t>.</w:t>
+      </w:r>
+    </w:p>
+    <w:p>
+      <w:pPr>
+        <w:pStyle w:val="Heading3"/>
+      </w:pPr>
+      <w:r>
+        <w:t>My picture explanation, deciding evidence and one limit</w:t>
       </w:r>
     </w:p>
     <w:p>

--- a/downloads/workbook/ai-5-week-05.docx
+++ b/downloads/workbook/ai-5-week-05.docx
@@ -126,6 +126,384 @@
     <w:p>
       <w:r>
         <w:t>________________________________________________________________</w:t>
+      </w:r>
+    </w:p>
+    <w:p>
+      <w:pPr>
+        <w:pStyle w:val="Heading3"/>
+      </w:pPr>
+      <w:r>
+        <w:t>Lesson reference for workbook practice</w:t>
+      </w:r>
+    </w:p>
+    <w:p>
+      <w:pPr>
+        <w:spacing w:line="336" w:lineRule="auto" w:after="180"/>
+        <w:shd w:fill="F1F6F8"/>
+      </w:pPr>
+      <w:r>
+        <w:rPr>
+          <w:b w:val="0"/>
+        </w:rPr>
+        <w:t>Use this reference for the original W1–W3 and W5 exercises. The separately named independent case supplies its own changed facts; use those facts for that attempt before feedback.</w:t>
+      </w:r>
+    </w:p>
+    <w:p>
+      <w:pPr>
+        <w:spacing w:line="336" w:lineRule="auto" w:after="180"/>
+      </w:pPr>
+      <w:r>
+        <w:rPr>
+          <w:b w:val="0"/>
+        </w:rPr>
+        <w:t xml:space="preserve">A network connects </w:t>
+      </w:r>
+      <w:r>
+        <w:rPr>
+          <w:b/>
+        </w:rPr>
+        <w:t>layer</w:t>
+      </w:r>
+      <w:r>
+        <w:rPr>
+          <w:b w:val="0"/>
+        </w:rPr>
+        <w:t xml:space="preserve">s so that the </w:t>
+      </w:r>
+      <w:r>
+        <w:rPr>
+          <w:b/>
+        </w:rPr>
+        <w:t>output</w:t>
+      </w:r>
+      <w:r>
+        <w:rPr>
+          <w:b w:val="0"/>
+        </w:rPr>
+        <w:t xml:space="preserve"> vector of one </w:t>
+      </w:r>
+      <w:r>
+        <w:rPr>
+          <w:b/>
+        </w:rPr>
+        <w:t>layer</w:t>
+      </w:r>
+      <w:r>
+        <w:rPr>
+          <w:b w:val="0"/>
+        </w:rPr>
+        <w:t xml:space="preserve"> becomes the </w:t>
+      </w:r>
+      <w:r>
+        <w:rPr>
+          <w:b/>
+        </w:rPr>
+        <w:t>input</w:t>
+      </w:r>
+      <w:r>
+        <w:rPr>
+          <w:b w:val="0"/>
+        </w:rPr>
+        <w:t xml:space="preserve"> vector of the next. Use a fictional numerical </w:t>
+      </w:r>
+      <w:r>
+        <w:rPr>
+          <w:b/>
+        </w:rPr>
+        <w:t>input</w:t>
+      </w:r>
+      <w:r>
+        <w:rPr>
+          <w:b w:val="0"/>
+        </w:rPr>
+        <w:t xml:space="preserve"> x = [x1, x2].</w:t>
+      </w:r>
+    </w:p>
+    <w:p>
+      <w:pPr>
+        <w:spacing w:line="336" w:lineRule="auto" w:after="180"/>
+      </w:pPr>
+      <w:r>
+        <w:rPr>
+          <w:b w:val="0"/>
+        </w:rPr>
+        <w:t xml:space="preserve">The first </w:t>
+      </w:r>
+      <w:r>
+        <w:rPr>
+          <w:b/>
+        </w:rPr>
+        <w:t>layer</w:t>
+      </w:r>
+      <w:r>
+        <w:rPr>
+          <w:b w:val="0"/>
+        </w:rPr>
+        <w:t xml:space="preserve"> computes z1 = x1 - x2 and z2 = x1 + x2 - 2, then applies ReLU separately: h1 = max(0, z1), h2 = max(0, z2). Its </w:t>
+      </w:r>
+      <w:r>
+        <w:rPr>
+          <w:b/>
+        </w:rPr>
+        <w:t>output</w:t>
+      </w:r>
+      <w:r>
+        <w:rPr>
+          <w:b w:val="0"/>
+        </w:rPr>
+        <w:t xml:space="preserve"> is the ordered vector h = [h1, h2].</w:t>
+      </w:r>
+    </w:p>
+    <w:p>
+      <w:pPr>
+        <w:spacing w:line="336" w:lineRule="auto" w:after="180"/>
+      </w:pPr>
+      <w:r>
+        <w:rPr>
+          <w:b w:val="0"/>
+        </w:rPr>
+        <w:t xml:space="preserve">The next </w:t>
+      </w:r>
+      <w:r>
+        <w:rPr>
+          <w:b/>
+        </w:rPr>
+        <w:t>layer</w:t>
+      </w:r>
+      <w:r>
+        <w:rPr>
+          <w:b w:val="0"/>
+        </w:rPr>
+        <w:t xml:space="preserve"> computes y = 2h1 - h2 + 1. It receives h, not the original x. It uses weights [2, -1] and bias 1, with identity as its </w:t>
+      </w:r>
+      <w:r>
+        <w:rPr>
+          <w:b/>
+        </w:rPr>
+        <w:t>output</w:t>
+      </w:r>
+      <w:r>
+        <w:rPr>
+          <w:b w:val="0"/>
+        </w:rPr>
+        <w:t xml:space="preserve"> activation.</w:t>
+      </w:r>
+    </w:p>
+    <w:p>
+      <w:pPr>
+        <w:spacing w:line="336" w:lineRule="auto" w:after="180"/>
+      </w:pPr>
+      <w:r>
+        <w:rPr>
+          <w:b w:val="0"/>
+        </w:rPr>
+        <w:t>This is a two-</w:t>
+      </w:r>
+      <w:r>
+        <w:rPr>
+          <w:b/>
+        </w:rPr>
+        <w:t>layer</w:t>
+      </w:r>
+      <w:r>
+        <w:rPr>
+          <w:b w:val="0"/>
+        </w:rPr>
+        <w:t xml:space="preserve"> computation when counting the </w:t>
+      </w:r>
+      <w:r>
+        <w:rPr>
+          <w:b/>
+        </w:rPr>
+        <w:t>layer</w:t>
+      </w:r>
+      <w:r>
+        <w:rPr>
+          <w:b w:val="0"/>
+        </w:rPr>
+        <w:t xml:space="preserve">s with weights; an </w:t>
+      </w:r>
+      <w:r>
+        <w:rPr>
+          <w:b/>
+        </w:rPr>
+        <w:t>input</w:t>
+      </w:r>
+      <w:r>
+        <w:rPr>
+          <w:b w:val="0"/>
+        </w:rPr>
+        <w:t xml:space="preserve"> placeholder is not counted here. All parameters are supplied, so this lesson performs no </w:t>
+      </w:r>
+      <w:r>
+        <w:rPr>
+          <w:b/>
+        </w:rPr>
+        <w:t>training</w:t>
+      </w:r>
+      <w:r>
+        <w:rPr>
+          <w:b w:val="0"/>
+        </w:rPr>
+        <w:t>.</w:t>
+      </w:r>
+    </w:p>
+    <w:tbl>
+      <w:tblPr>
+        <w:tblStyle w:val="LightShading-Accent1"/>
+        <w:tblW w:type="auto" w:w="0"/>
+        <w:tblLook w:firstColumn="1" w:firstRow="1" w:lastColumn="0" w:lastRow="0" w:noHBand="0" w:noVBand="1" w:val="04A0"/>
+      </w:tblPr>
+      <w:tblGrid>
+        <w:gridCol w:w="3408"/>
+        <w:gridCol w:w="3408"/>
+        <w:gridCol w:w="3408"/>
+      </w:tblGrid>
+      <w:tr>
+        <w:trPr>
+          <w:tblHeader/>
+        </w:trPr>
+        <w:tc>
+          <w:tcPr>
+            <w:tcW w:type="dxa" w:w="3408"/>
+          </w:tcPr>
+          <w:p>
+            <w:r>
+              <w:t>Stage</w:t>
+            </w:r>
+          </w:p>
+        </w:tc>
+        <w:tc>
+          <w:tcPr>
+            <w:tcW w:type="dxa" w:w="3408"/>
+          </w:tcPr>
+          <w:p>
+            <w:r>
+              <w:t>Input size</w:t>
+            </w:r>
+          </w:p>
+        </w:tc>
+        <w:tc>
+          <w:tcPr>
+            <w:tcW w:type="dxa" w:w="3408"/>
+          </w:tcPr>
+          <w:p>
+            <w:r>
+              <w:t>Output size</w:t>
+            </w:r>
+          </w:p>
+        </w:tc>
+      </w:tr>
+      <w:tr>
+        <w:tc>
+          <w:tcPr>
+            <w:tcW w:type="dxa" w:w="3408"/>
+          </w:tcPr>
+          <w:p>
+            <w:r>
+              <w:t>First layer with ReLU</w:t>
+            </w:r>
+          </w:p>
+        </w:tc>
+        <w:tc>
+          <w:tcPr>
+            <w:tcW w:type="dxa" w:w="3408"/>
+          </w:tcPr>
+          <w:p>
+            <w:r>
+              <w:t>2 components</w:t>
+            </w:r>
+          </w:p>
+        </w:tc>
+        <w:tc>
+          <w:tcPr>
+            <w:tcW w:type="dxa" w:w="3408"/>
+          </w:tcPr>
+          <w:p>
+            <w:r>
+              <w:t>2 components</w:t>
+            </w:r>
+          </w:p>
+        </w:tc>
+      </w:tr>
+      <w:tr>
+        <w:tc>
+          <w:tcPr>
+            <w:tcW w:type="dxa" w:w="3408"/>
+          </w:tcPr>
+          <w:p>
+            <w:r>
+              <w:t>Output layer with identity</w:t>
+            </w:r>
+          </w:p>
+        </w:tc>
+        <w:tc>
+          <w:tcPr>
+            <w:tcW w:type="dxa" w:w="3408"/>
+          </w:tcPr>
+          <w:p>
+            <w:r>
+              <w:t>2 components</w:t>
+            </w:r>
+          </w:p>
+        </w:tc>
+        <w:tc>
+          <w:tcPr>
+            <w:tcW w:type="dxa" w:w="3408"/>
+          </w:tcPr>
+          <w:p>
+            <w:r>
+              <w:t>1 component</w:t>
+            </w:r>
+          </w:p>
+        </w:tc>
+      </w:tr>
+    </w:tbl>
+    <w:p>
+      <w:pPr>
+        <w:spacing w:line="336" w:lineRule="auto" w:after="180"/>
+      </w:pPr>
+      <w:r>
+        <w:rPr>
+          <w:b w:val="0"/>
+        </w:rPr>
+        <w:t>The two first-</w:t>
+      </w:r>
+      <w:r>
+        <w:rPr>
+          <w:b/>
+        </w:rPr>
+        <w:t>layer</w:t>
+      </w:r>
+      <w:r>
+        <w:rPr>
+          <w:b w:val="0"/>
+        </w:rPr>
+        <w:t xml:space="preserve"> units both receive the same original x. They can be calculated in either order. Only after both activations are available do we evaluate the </w:t>
+      </w:r>
+      <w:r>
+        <w:rPr>
+          <w:b/>
+        </w:rPr>
+        <w:t>output</w:t>
+      </w:r>
+      <w:r>
+        <w:rPr>
+          <w:b w:val="0"/>
+        </w:rPr>
+        <w:t xml:space="preserve"> </w:t>
+      </w:r>
+      <w:r>
+        <w:rPr>
+          <w:b/>
+        </w:rPr>
+        <w:t>layer</w:t>
+      </w:r>
+      <w:r>
+        <w:rPr>
+          <w:b w:val="0"/>
+        </w:rPr>
+        <w:t>.</w:t>
       </w:r>
     </w:p>
     <w:p>
@@ -2177,7 +2555,7 @@
         <w:rPr>
           <w:b w:val="0"/>
         </w:rPr>
-        <w:t>1. h1 stays2, h2 becomes0, y becomes2.</w:t>
+        <w:t>1. h1 stays 2, h2 becomes 0, y becomes 2.</w:t>
       </w:r>
     </w:p>
     <w:p>
@@ -2298,7 +2676,7 @@
         <w:rPr>
           <w:b w:val="0"/>
         </w:rPr>
-        <w:t>After your attempt, compare with the supported explanation: h1 stays2, h2 becomes0, y becomes2. The second hidden unit’s preactivation reaches0 while the first unit is unchanged.</w:t>
+        <w:t>After your attempt, compare with the supported explanation: h1 stays 2, h2 becomes 0, y becomes 2. The second hidden unit’s preactivation reaches 0 while the first unit is unchanged.</w:t>
       </w:r>
     </w:p>
     <w:p>
@@ -2996,7 +3374,7 @@
         <w:drawing>
           <wp:inline xmlns:a="http://schemas.openxmlformats.org/drawingml/2006/main" xmlns:pic="http://schemas.openxmlformats.org/drawingml/2006/picture">
             <wp:extent cx="5486400" cy="3026664"/>
-            <wp:docPr id="5" name="Picture 5" descr="Original case: y=2-2=0; the output uses activated hidden values, not raw inputs. Changed condition: Change only v from 3 to1. Expected result: h1 stays2, h2 becomes0, y becomes2. Reason: The second hidden unit’s preactivation reaches0 while the first unit is unchanged."/>
+            <wp:docPr id="5" name="Picture 5" descr="Original case: y=2-2=0; the output uses activated hidden values, not raw inputs. Changed condition: Change only v from 3 to1. Expected result: h1 stays 2, h2 becomes 0, y becomes 2. Reason: The second hidden unit’s preactivation reaches 0 while the first unit is unchanged."/>
             <wp:cNvGraphicFramePr>
               <a:graphicFrameLocks noChangeAspect="1"/>
             </wp:cNvGraphicFramePr>
@@ -3059,7 +3437,7 @@
         <w:rPr>
           <w:b w:val="0"/>
         </w:rPr>
-        <w:t>s. Changed condition: Change only v from 3 to1. Expected result: h1 stays2, h2 becomes0, y becomes2.</w:t>
+        <w:t>s. Changed condition: Change only v from 3 to1. Expected result: h1 stays 2, h2 becomes 0, y becomes 2.</w:t>
       </w:r>
     </w:p>
     <w:p>
@@ -3070,7 +3448,7 @@
         <w:rPr>
           <w:b w:val="0"/>
         </w:rPr>
-        <w:t>Reason: The second hidden unit’s preactivation reaches0 while the first unit is unchanged.</w:t>
+        <w:t>Reason: The second hidden unit’s preactivation reaches 0 while the first unit is unchanged.</w:t>
       </w:r>
     </w:p>
     <w:p>

--- a/downloads/workbook/ai-5-week-05.docx
+++ b/downloads/workbook/ai-5-week-05.docx
@@ -25,22 +25,45 @@
         <w:pStyle w:val="Heading1"/>
       </w:pPr>
       <w:r>
-        <w:t>01. Recall and choose your starting point</w:t>
-      </w:r>
-    </w:p>
-    <w:p>
-      <w:r>
-        <w:t>Record your starting explanation for Composing layers before opening notes. Show any later correction separately.</w:t>
-      </w:r>
-    </w:p>
-    <w:p>
-      <w:pPr>
-        <w:spacing w:line="336" w:lineRule="auto" w:after="180"/>
-      </w:pPr>
-      <w:r>
-        <w:rPr>
-          <w:b w:val="0"/>
-        </w:rPr>
+        <w:t>One readable layer-composition record.</w:t>
+      </w:r>
+    </w:p>
+    <w:p>
+      <w:r>
+        <w:t>Trace hidden values,repair dimensions and explain information lost before the output.</w:t>
+      </w:r>
+    </w:p>
+    <w:p>
+      <w:r>
+        <w:t>W1–W3/W5 → selected new network → project layer contract → changed-case return.</w:t>
+      </w:r>
+    </w:p>
+    <w:p>
+      <w:pPr>
+        <w:pStyle w:val="Heading1"/>
+      </w:pPr>
+      <w:r>
+        <w:t>01. Recall · Retrieve before notes</w:t>
+      </w:r>
+    </w:p>
+    <w:p>
+      <w:r>
+        <w:t>Keep this task’s inputs,rule and response together.</w:t>
+      </w:r>
+    </w:p>
+    <w:p>
+      <w:pPr>
+        <w:pStyle w:val="Heading2"/>
+      </w:pPr>
+      <w:r>
+        <w:t>Complete task and evidence</w:t>
+      </w:r>
+    </w:p>
+    <w:p>
+      <w:pPr>
+        <w:pStyle w:val="ListBullet"/>
+      </w:pPr>
+      <w:r>
         <w:t>Try the recall before opening notes. Then use a different colour or a labelled second line to correct your explanation.</w:t>
       </w:r>
     </w:p>
@@ -54,12 +77,9 @@
     </w:p>
     <w:p>
       <w:pPr>
-        <w:spacing w:line="336" w:lineRule="auto" w:after="180"/>
-      </w:pPr>
-      <w:r>
-        <w:rPr>
-          <w:b w:val="0"/>
-        </w:rPr>
+        <w:pStyle w:val="ListBullet"/>
+      </w:pPr>
+      <w:r>
         <w:t>Without opening the old lesson, explain one key idea from Activation functions. Give an example and a mistake that the idea helps you avoid.</w:t>
       </w:r>
     </w:p>
@@ -96,12 +116,9 @@
     </w:p>
     <w:p>
       <w:pPr>
-        <w:spacing w:line="336" w:lineRule="auto" w:after="180"/>
-      </w:pPr>
-      <w:r>
-        <w:rPr>
-          <w:b w:val="0"/>
-        </w:rPr>
+        <w:pStyle w:val="ListBullet"/>
+      </w:pPr>
+      <w:r>
         <w:t>Without opening the old lesson, explain one key idea from Dot products and weighted sums. Give an example and a mistake that the idea helps you avoid.</w:t>
       </w:r>
     </w:p>
@@ -138,214 +155,26 @@
     </w:p>
     <w:p>
       <w:pPr>
-        <w:spacing w:line="336" w:lineRule="auto" w:after="180"/>
-        <w:shd w:fill="F1F6F8"/>
-      </w:pPr>
-      <w:r>
-        <w:rPr>
-          <w:b w:val="0"/>
-        </w:rPr>
+        <w:pStyle w:val="ListBullet"/>
+      </w:pPr>
+      <w:r>
         <w:t>Use this reference for the original W1–W3 and W5 exercises. The separately named independent case supplies its own changed facts; use those facts for that attempt before feedback.</w:t>
       </w:r>
     </w:p>
     <w:p>
       <w:pPr>
-        <w:spacing w:line="336" w:lineRule="auto" w:after="180"/>
-      </w:pPr>
-      <w:r>
-        <w:rPr>
-          <w:b w:val="0"/>
-        </w:rPr>
-        <w:t xml:space="preserve">A network connects </w:t>
-      </w:r>
-      <w:r>
-        <w:rPr>
-          <w:b/>
-        </w:rPr>
-        <w:t>layer</w:t>
-      </w:r>
-      <w:r>
-        <w:rPr>
-          <w:b w:val="0"/>
-        </w:rPr>
-        <w:t xml:space="preserve">s so that the </w:t>
-      </w:r>
-      <w:r>
-        <w:rPr>
-          <w:b/>
-        </w:rPr>
-        <w:t>output</w:t>
-      </w:r>
-      <w:r>
-        <w:rPr>
-          <w:b w:val="0"/>
-        </w:rPr>
-        <w:t xml:space="preserve"> vector of one </w:t>
-      </w:r>
-      <w:r>
-        <w:rPr>
-          <w:b/>
-        </w:rPr>
-        <w:t>layer</w:t>
-      </w:r>
-      <w:r>
-        <w:rPr>
-          <w:b w:val="0"/>
-        </w:rPr>
-        <w:t xml:space="preserve"> becomes the </w:t>
-      </w:r>
-      <w:r>
-        <w:rPr>
-          <w:b/>
-        </w:rPr>
-        <w:t>input</w:t>
-      </w:r>
-      <w:r>
-        <w:rPr>
-          <w:b w:val="0"/>
-        </w:rPr>
-        <w:t xml:space="preserve"> vector of the next. Use a fictional numerical </w:t>
-      </w:r>
-      <w:r>
-        <w:rPr>
-          <w:b/>
-        </w:rPr>
-        <w:t>input</w:t>
-      </w:r>
-      <w:r>
-        <w:rPr>
-          <w:b w:val="0"/>
-        </w:rPr>
-        <w:t xml:space="preserve"> x = [x1, x2].</w:t>
-      </w:r>
-    </w:p>
-    <w:p>
-      <w:pPr>
-        <w:spacing w:line="336" w:lineRule="auto" w:after="180"/>
-      </w:pPr>
-      <w:r>
-        <w:rPr>
-          <w:b w:val="0"/>
-        </w:rPr>
-        <w:t xml:space="preserve">The first </w:t>
-      </w:r>
-      <w:r>
-        <w:rPr>
-          <w:b/>
-        </w:rPr>
-        <w:t>layer</w:t>
-      </w:r>
-      <w:r>
-        <w:rPr>
-          <w:b w:val="0"/>
-        </w:rPr>
-        <w:t xml:space="preserve"> computes z1 = x1 - x2 and z2 = x1 + x2 - 2, then applies ReLU separately: h1 = max(0, z1), h2 = max(0, z2). Its </w:t>
-      </w:r>
-      <w:r>
-        <w:rPr>
-          <w:b/>
-        </w:rPr>
-        <w:t>output</w:t>
-      </w:r>
-      <w:r>
-        <w:rPr>
-          <w:b w:val="0"/>
-        </w:rPr>
-        <w:t xml:space="preserve"> is the ordered vector h = [h1, h2].</w:t>
-      </w:r>
-    </w:p>
-    <w:p>
-      <w:pPr>
-        <w:spacing w:line="336" w:lineRule="auto" w:after="180"/>
-      </w:pPr>
-      <w:r>
-        <w:rPr>
-          <w:b w:val="0"/>
-        </w:rPr>
-        <w:t xml:space="preserve">The next </w:t>
-      </w:r>
-      <w:r>
-        <w:rPr>
-          <w:b/>
-        </w:rPr>
-        <w:t>layer</w:t>
-      </w:r>
-      <w:r>
-        <w:rPr>
-          <w:b w:val="0"/>
-        </w:rPr>
-        <w:t xml:space="preserve"> computes y = 2h1 - h2 + 1. It receives h, not the original x. It uses weights [2, -1] and bias 1, with identity as its </w:t>
-      </w:r>
-      <w:r>
-        <w:rPr>
-          <w:b/>
-        </w:rPr>
-        <w:t>output</w:t>
-      </w:r>
-      <w:r>
-        <w:rPr>
-          <w:b w:val="0"/>
-        </w:rPr>
-        <w:t xml:space="preserve"> activation.</w:t>
-      </w:r>
-    </w:p>
-    <w:p>
-      <w:pPr>
-        <w:spacing w:line="336" w:lineRule="auto" w:after="180"/>
-      </w:pPr>
-      <w:r>
-        <w:rPr>
-          <w:b w:val="0"/>
-        </w:rPr>
-        <w:t>This is a two-</w:t>
-      </w:r>
-      <w:r>
-        <w:rPr>
-          <w:b/>
-        </w:rPr>
-        <w:t>layer</w:t>
-      </w:r>
-      <w:r>
-        <w:rPr>
-          <w:b w:val="0"/>
-        </w:rPr>
-        <w:t xml:space="preserve"> computation when counting the </w:t>
-      </w:r>
-      <w:r>
-        <w:rPr>
-          <w:b/>
-        </w:rPr>
-        <w:t>layer</w:t>
-      </w:r>
-      <w:r>
-        <w:rPr>
-          <w:b w:val="0"/>
-        </w:rPr>
-        <w:t xml:space="preserve">s with weights; an </w:t>
-      </w:r>
-      <w:r>
-        <w:rPr>
-          <w:b/>
-        </w:rPr>
-        <w:t>input</w:t>
-      </w:r>
-      <w:r>
-        <w:rPr>
-          <w:b w:val="0"/>
-        </w:rPr>
-        <w:t xml:space="preserve"> placeholder is not counted here. All parameters are supplied, so this lesson performs no </w:t>
-      </w:r>
-      <w:r>
-        <w:rPr>
-          <w:b/>
-        </w:rPr>
-        <w:t>training</w:t>
-      </w:r>
-      <w:r>
-        <w:rPr>
-          <w:b w:val="0"/>
-        </w:rPr>
-        <w:t>.</w:t>
+        <w:pStyle w:val="ListBullet"/>
+      </w:pPr>
+      <w:r>
+        <w:t>A network connects layers so that the output vector of one layer becomes the input vector of the next. Use a fictional numerical input x = [x1, x2]. The first layer computes z1 = x1 - x2 and z2 = x1 + x2 - 2, then applies ReLU separately: h1 = max(0, z1), h2 = max(0, z2). Its output is the ordered vector h = [h1, h2].</w:t>
+      </w:r>
+    </w:p>
+    <w:p>
+      <w:pPr>
+        <w:pStyle w:val="ListBullet"/>
+      </w:pPr>
+      <w:r>
+        <w:t>The next layer computes y = 2h1 - h2 + 1. It receives h, not the original x. It uses weights [2, -1] and bias 1, with identity as its output activation. This is a two-layer computation when counting the layers with weights; an input placeholder is not counted here. All parameters are supplied, so this lesson performs no training.</w:t>
       </w:r>
     </w:p>
     <w:tbl>
@@ -461,49 +290,10 @@
     </w:tbl>
     <w:p>
       <w:pPr>
-        <w:spacing w:line="336" w:lineRule="auto" w:after="180"/>
-      </w:pPr>
-      <w:r>
-        <w:rPr>
-          <w:b w:val="0"/>
-        </w:rPr>
-        <w:t>The two first-</w:t>
-      </w:r>
-      <w:r>
-        <w:rPr>
-          <w:b/>
-        </w:rPr>
-        <w:t>layer</w:t>
-      </w:r>
-      <w:r>
-        <w:rPr>
-          <w:b w:val="0"/>
-        </w:rPr>
-        <w:t xml:space="preserve"> units both receive the same original x. They can be calculated in either order. Only after both activations are available do we evaluate the </w:t>
-      </w:r>
-      <w:r>
-        <w:rPr>
-          <w:b/>
-        </w:rPr>
-        <w:t>output</w:t>
-      </w:r>
-      <w:r>
-        <w:rPr>
-          <w:b w:val="0"/>
-        </w:rPr>
-        <w:t xml:space="preserve"> </w:t>
-      </w:r>
-      <w:r>
-        <w:rPr>
-          <w:b/>
-        </w:rPr>
-        <w:t>layer</w:t>
-      </w:r>
-      <w:r>
-        <w:rPr>
-          <w:b w:val="0"/>
-        </w:rPr>
-        <w:t>.</w:t>
+        <w:pStyle w:val="ListBullet"/>
+      </w:pPr>
+      <w:r>
+        <w:t>The two first-layer units both receive the same original x. They can be calculated in either order. Only after both activations are available do we evaluate the output layer.</w:t>
       </w:r>
     </w:p>
     <w:p>
@@ -511,135 +301,44 @@
         <w:pStyle w:val="Heading1"/>
       </w:pPr>
       <w:r>
-        <w:t>02. Practise with fading help</w:t>
-      </w:r>
-    </w:p>
-    <w:p>
-      <w:r>
-        <w:t>Complete the supported Composing layers trace and record the first step you can explain without help.</w:t>
-      </w:r>
-    </w:p>
-    <w:p>
-      <w:pPr>
-        <w:spacing w:line="336" w:lineRule="auto" w:after="180"/>
-      </w:pPr>
-      <w:r>
-        <w:rPr>
-          <w:b w:val="0"/>
-        </w:rPr>
-        <w:t xml:space="preserve">Use W2: Repair a dimension mismatch for Composing </w:t>
-      </w:r>
-      <w:r>
-        <w:rPr>
-          <w:b/>
-        </w:rPr>
-        <w:t>layer</w:t>
-      </w:r>
-      <w:r>
-        <w:rPr>
-          <w:b w:val="0"/>
-        </w:rPr>
-        <w:t>s. Record the answer once; the lesson and workbook refer to the same attempt.</w:t>
-      </w:r>
-    </w:p>
-    <w:tbl>
-      <w:tblPr>
-        <w:tblStyle w:val="LightShading-Accent1"/>
-        <w:tblW w:type="auto" w:w="0"/>
-        <w:tblLook w:firstColumn="1" w:firstRow="1" w:lastColumn="0" w:lastRow="0" w:noHBand="0" w:noVBand="1" w:val="04A0"/>
-      </w:tblPr>
-      <w:tblGrid>
-        <w:gridCol w:w="2556"/>
-        <w:gridCol w:w="2556"/>
-        <w:gridCol w:w="2556"/>
-        <w:gridCol w:w="2556"/>
-      </w:tblGrid>
-      <w:tr>
-        <w:trPr>
-          <w:tblHeader/>
-        </w:trPr>
-        <w:tc>
-          <w:tcPr>
-            <w:tcW w:type="dxa" w:w="2556"/>
-          </w:tcPr>
-          <w:p>
-            <w:r>
-              <w:t>Given inputs</w:t>
-            </w:r>
-          </w:p>
-        </w:tc>
-        <w:tc>
-          <w:tcPr>
-            <w:tcW w:type="dxa" w:w="2556"/>
-          </w:tcPr>
-          <w:p>
-            <w:r>
-              <w:t>Procedure I chose</w:t>
-            </w:r>
-          </w:p>
-        </w:tc>
-        <w:tc>
-          <w:tcPr>
-            <w:tcW w:type="dxa" w:w="2556"/>
-          </w:tcPr>
-          <w:p>
-            <w:r>
-              <w:t>Middle steps</w:t>
-            </w:r>
-          </w:p>
-        </w:tc>
-        <w:tc>
-          <w:tcPr>
-            <w:tcW w:type="dxa" w:w="2556"/>
-          </w:tcPr>
-          <w:p>
-            <w:r>
-              <w:t>Result and check</w:t>
-            </w:r>
-          </w:p>
-        </w:tc>
-      </w:tr>
-      <w:tr>
-        <w:tc>
-          <w:tcPr>
-            <w:tcW w:type="dxa" w:w="2556"/>
-          </w:tcPr>
-          <w:p>
-            <w:r/>
-          </w:p>
-        </w:tc>
-        <w:tc>
-          <w:tcPr>
-            <w:tcW w:type="dxa" w:w="2556"/>
-          </w:tcPr>
-          <w:p>
-            <w:r/>
-          </w:p>
-        </w:tc>
-        <w:tc>
-          <w:tcPr>
-            <w:tcW w:type="dxa" w:w="2556"/>
-          </w:tcPr>
-          <w:p>
-            <w:r/>
-          </w:p>
-        </w:tc>
-        <w:tc>
-          <w:tcPr>
-            <w:tcW w:type="dxa" w:w="2556"/>
-          </w:tcPr>
-          <w:p>
-            <w:r/>
-          </w:p>
-        </w:tc>
-      </w:tr>
-    </w:tbl>
+        <w:t>05. W1 · Explain the current example</w:t>
+      </w:r>
+    </w:p>
+    <w:p>
+      <w:r>
+        <w:t>Keep this task’s inputs,rule and response together.</w:t>
+      </w:r>
+    </w:p>
+    <w:p>
+      <w:pPr>
+        <w:pStyle w:val="Heading2"/>
+      </w:pPr>
+      <w:r>
+        <w:t>Complete task and evidence</w:t>
+      </w:r>
+    </w:p>
+    <w:p>
+      <w:pPr>
+        <w:pStyle w:val="ListBullet"/>
+      </w:pPr>
+      <w:r>
+        <w:t>Main network x[x1, x2]:z1=x1−x2, z2=x1+x2−2; h=[ReLU(z1), ReLU(z2)]; y=2h1−h2+1 with identity output. Two weighted layers:2→2→1. Main x[3, 1]z[2, 2], h[2, 2], y3; [1, 3]z[−2, 2], h[0, 2], y−1; [1, 1]zeros, y1. For[3, 0], h[3, 1]correcty 6, swapped-hiddeny 0; [4, 1]h[3, 3]y4 cannot expose swap. Missing/invalid fields need earlier validation. No reference labels, so no accuracy claim. Separate pictured h1ReLU(u−2), h2ReLU(v−1), y=h1−h2:input[4, 3]y0; v→1 givesy2. Independent model has its own formulas.</w:t>
+      </w:r>
+    </w:p>
+    <w:p>
+      <w:pPr>
+        <w:pStyle w:val="ListBullet"/>
+      </w:pPr>
+      <w:r>
+        <w:t>For x = [1, 3], write both scores, both ReLU activations and y using the lesson model.</w:t>
+      </w:r>
+    </w:p>
     <w:p>
       <w:pPr>
         <w:pStyle w:val="Heading3"/>
       </w:pPr>
       <w:r>
-        <w:t>The step I completed without help, and the hint I needed</w:t>
+        <w:t>My reasoning and evidence</w:t>
       </w:r>
     </w:p>
     <w:p>
@@ -658,62 +357,55 @@
       </w:r>
     </w:p>
     <w:p>
+      <w:r>
+        <w:t>________________________________________________________________</w:t>
+      </w:r>
+    </w:p>
+    <w:p>
+      <w:r>
+        <w:t>________________________________________________________________</w:t>
+      </w:r>
+    </w:p>
+    <w:p>
+      <w:r>
+        <w:t>________________________________________________________________</w:t>
+      </w:r>
+    </w:p>
+    <w:p>
       <w:pPr>
         <w:pStyle w:val="Heading1"/>
       </w:pPr>
       <w:r>
-        <w:t>03. Individual reasoning check</w:t>
-      </w:r>
-    </w:p>
-    <w:p>
-      <w:r>
-        <w:t>Check the proposed Composing layers explanation against the supplied facts before discussing it.</w:t>
-      </w:r>
-    </w:p>
-    <w:p>
-      <w:pPr>
-        <w:spacing w:line="336" w:lineRule="auto" w:after="180"/>
-      </w:pPr>
-      <w:r>
-        <w:rPr>
-          <w:b w:val="0"/>
-        </w:rPr>
-        <w:t xml:space="preserve">Use the worked case for Composing </w:t>
-      </w:r>
-      <w:r>
-        <w:rPr>
-          <w:b/>
-        </w:rPr>
-        <w:t>layer</w:t>
-      </w:r>
-      <w:r>
-        <w:rPr>
-          <w:b w:val="0"/>
-        </w:rPr>
-        <w:t xml:space="preserve">s. Proposed explanation: “The second hidden unit receives the first hidden unit </w:t>
-      </w:r>
-      <w:r>
-        <w:rPr>
-          <w:b/>
-        </w:rPr>
-        <w:t>output</w:t>
-      </w:r>
-      <w:r>
-        <w:rPr>
-          <w:b w:val="0"/>
-        </w:rPr>
-        <w:t>”. Decide whether this explanation is supported.</w:t>
-      </w:r>
-    </w:p>
-    <w:p>
-      <w:pPr>
-        <w:spacing w:line="336" w:lineRule="auto" w:after="180"/>
-      </w:pPr>
-      <w:r>
-        <w:rPr>
-          <w:b w:val="0"/>
-        </w:rPr>
-        <w:t>Point to the step or supplied fact that decides; explain your repair if needed.</w:t>
+        <w:t>06. W2 · Trace the calculation</w:t>
+      </w:r>
+    </w:p>
+    <w:p>
+      <w:r>
+        <w:t>Keep this task’s inputs,rule and response together.</w:t>
+      </w:r>
+    </w:p>
+    <w:p>
+      <w:pPr>
+        <w:pStyle w:val="Heading2"/>
+      </w:pPr>
+      <w:r>
+        <w:t>Complete task and evidence</w:t>
+      </w:r>
+    </w:p>
+    <w:p>
+      <w:pPr>
+        <w:pStyle w:val="ListBullet"/>
+      </w:pPr>
+      <w:r>
+        <w:t>Main network x[x1, x2]:z1=x1−x2, z2=x1+x2−2; h=[ReLU(z1), ReLU(z2)]; y=2h1−h2+1 with identity output. Two weighted layers:2→2→1. Main x[3, 1]z[2, 2], h[2, 2], y3; [1, 3]z[−2, 2], h[0, 2], y−1; [1, 1]zeros, y1. For[3, 0], h[3, 1]correcty 6, swapped-hiddeny 0; [4, 1]h[3, 3]y4 cannot expose swap. Missing/invalid fields need earlier validation. No reference labels, so no accuracy claim. Separate pictured h1ReLU(u−2), h2ReLU(v−1), y=h1−h2:input[4, 3]y0; v→1 givesy2. Independent model has its own formulas.</w:t>
+      </w:r>
+    </w:p>
+    <w:p>
+      <w:pPr>
+        <w:pStyle w:val="ListBullet"/>
+      </w:pPr>
+      <w:r>
+        <w:t>A revised hidden layer returns [h1, h2, h3]. The output layer still has weights [2, -1]. Explain the mismatch and what must be specified before calculation.</w:t>
       </w:r>
     </w:p>
     <w:p>
@@ -721,7 +413,7 @@
         <w:pStyle w:val="Heading3"/>
       </w:pPr>
       <w:r>
-        <w:t>My explanation before partner discussion</w:t>
+        <w:t>My reasoning and evidence</w:t>
       </w:r>
     </w:p>
     <w:p>
@@ -745,16 +437,50 @@
       </w:r>
     </w:p>
     <w:p>
+      <w:r>
+        <w:t>________________________________________________________________</w:t>
+      </w:r>
+    </w:p>
+    <w:p>
+      <w:r>
+        <w:t>________________________________________________________________</w:t>
+      </w:r>
+    </w:p>
+    <w:p>
       <w:pPr>
         <w:pStyle w:val="Heading1"/>
       </w:pPr>
       <w:r>
-        <w:t>04. Independent transfer case</w:t>
-      </w:r>
-    </w:p>
-    <w:p>
-      <w:r>
-        <w:t>Write one first attempt at the reserved independent case before feedback. Repeated copies of that case refer to the same recorded attempt.</w:t>
+        <w:t>07. W3 · Repair a misconception</w:t>
+      </w:r>
+    </w:p>
+    <w:p>
+      <w:r>
+        <w:t>Keep this task’s inputs,rule and response together.</w:t>
+      </w:r>
+    </w:p>
+    <w:p>
+      <w:pPr>
+        <w:pStyle w:val="Heading2"/>
+      </w:pPr>
+      <w:r>
+        <w:t>Complete task and evidence</w:t>
+      </w:r>
+    </w:p>
+    <w:p>
+      <w:pPr>
+        <w:pStyle w:val="ListBullet"/>
+      </w:pPr>
+      <w:r>
+        <w:t>Main network x[x1, x2]:z1=x1−x2, z2=x1+x2−2; h=[ReLU(z1), ReLU(z2)]; y=2h1−h2+1 with identity output. Two weighted layers:2→2→1. Main x[3, 1]z[2, 2], h[2, 2], y3; [1, 3]z[−2, 2], h[0, 2], y−1; [1, 1]zeros, y1. For[3, 0], h[3, 1]correcty 6, swapped-hiddeny 0; [4, 1]h[3, 3]y4 cannot expose swap. Missing/invalid fields need earlier validation. No reference labels, so no accuracy claim. Separate pictured h1ReLU(u−2), h2ReLU(v−1), y=h1−h2:input[4, 3]y0; v→1 givesy2. Independent model has its own formulas.</w:t>
+      </w:r>
+    </w:p>
+    <w:p>
+      <w:pPr>
+        <w:pStyle w:val="ListBullet"/>
+      </w:pPr>
+      <w:r>
+        <w:t>Compare hidden vectors for x = [4, 1] and x = [3, 0]. Which input reveals a bug that swaps h1 and h2 but keeps output weights unchanged? Give correct and swapped outputs for that input.</w:t>
       </w:r>
     </w:p>
     <w:p>
@@ -762,53 +488,149 @@
         <w:pStyle w:val="Heading3"/>
       </w:pPr>
       <w:r>
+        <w:t>My reasoning and evidence</w:t>
+      </w:r>
+    </w:p>
+    <w:p>
+      <w:r>
+        <w:t>________________________________________________________________</w:t>
+      </w:r>
+    </w:p>
+    <w:p>
+      <w:r>
+        <w:t>________________________________________________________________</w:t>
+      </w:r>
+    </w:p>
+    <w:p>
+      <w:r>
+        <w:t>________________________________________________________________</w:t>
+      </w:r>
+    </w:p>
+    <w:p>
+      <w:r>
+        <w:t>________________________________________________________________</w:t>
+      </w:r>
+    </w:p>
+    <w:p>
+      <w:r>
+        <w:t>________________________________________________________________</w:t>
+      </w:r>
+    </w:p>
+    <w:p>
+      <w:r>
+        <w:t>________________________________________________________________</w:t>
+      </w:r>
+    </w:p>
+    <w:p>
+      <w:pPr>
+        <w:pStyle w:val="Heading1"/>
+      </w:pPr>
+      <w:r>
+        <w:t>09. W5 · Explain the limitation</w:t>
+      </w:r>
+    </w:p>
+    <w:p>
+      <w:r>
+        <w:t>Keep this task’s inputs,rule and response together.</w:t>
+      </w:r>
+    </w:p>
+    <w:p>
+      <w:pPr>
+        <w:pStyle w:val="Heading2"/>
+      </w:pPr>
+      <w:r>
+        <w:t>Complete task and evidence</w:t>
+      </w:r>
+    </w:p>
+    <w:p>
+      <w:pPr>
+        <w:pStyle w:val="ListBullet"/>
+      </w:pPr>
+      <w:r>
+        <w:t>Main network x[x1, x2]:z1=x1−x2, z2=x1+x2−2; h=[ReLU(z1), ReLU(z2)]; y=2h1−h2+1 with identity output. Two weighted layers:2→2→1. Main x[3, 1]z[2, 2], h[2, 2], y3; [1, 3]z[−2, 2], h[0, 2], y−1; [1, 1]zeros, y1. For[3, 0], h[3, 1]correcty 6, swapped-hiddeny 0; [4, 1]h[3, 3]y4 cannot expose swap. Missing/invalid fields need earlier validation. No reference labels, so no accuracy claim. Separate pictured h1ReLU(u−2), h2ReLU(v−1), y=h1−h2:input[4, 3]y0; v→1 givesy2. Independent model has its own formulas.</w:t>
+      </w:r>
+    </w:p>
+    <w:p>
+      <w:pPr>
+        <w:pStyle w:val="ListBullet"/>
+      </w:pPr>
+      <w:r>
+        <w:t>Use the lesson model to verify h and y for [0, 1] and [0, 2]. Could a fixed later layer receiving only h distinguish the two original inputs?</w:t>
+      </w:r>
+    </w:p>
+    <w:p>
+      <w:pPr>
+        <w:pStyle w:val="Heading3"/>
+      </w:pPr>
+      <w:r>
+        <w:t>My reasoning and evidence</w:t>
+      </w:r>
+    </w:p>
+    <w:p>
+      <w:r>
+        <w:t>________________________________________________________________</w:t>
+      </w:r>
+    </w:p>
+    <w:p>
+      <w:r>
+        <w:t>________________________________________________________________</w:t>
+      </w:r>
+    </w:p>
+    <w:p>
+      <w:r>
+        <w:t>________________________________________________________________</w:t>
+      </w:r>
+    </w:p>
+    <w:p>
+      <w:r>
+        <w:t>________________________________________________________________</w:t>
+      </w:r>
+    </w:p>
+    <w:p>
+      <w:r>
+        <w:t>________________________________________________________________</w:t>
+      </w:r>
+    </w:p>
+    <w:p>
+      <w:r>
+        <w:t>________________________________________________________________</w:t>
+      </w:r>
+    </w:p>
+    <w:p>
+      <w:pPr>
+        <w:pStyle w:val="Heading1"/>
+      </w:pPr>
+      <w:r>
+        <w:t>04. Try alone · Selected transfer</w:t>
+      </w:r>
+    </w:p>
+    <w:p>
+      <w:r>
+        <w:t>Keep this task’s inputs,rule and response together.</w:t>
+      </w:r>
+    </w:p>
+    <w:p>
+      <w:pPr>
+        <w:pStyle w:val="Heading2"/>
+      </w:pPr>
+      <w:r>
+        <w:t>Complete task and evidence</w:t>
+      </w:r>
+    </w:p>
+    <w:p>
+      <w:pPr>
+        <w:pStyle w:val="Heading3"/>
+      </w:pPr>
+      <w:r>
         <w:t>Independent case: Compose a new network independently</w:t>
       </w:r>
     </w:p>
     <w:p>
       <w:pPr>
-        <w:spacing w:line="336" w:lineRule="auto" w:after="180"/>
-      </w:pPr>
-      <w:r>
-        <w:rPr>
-          <w:b w:val="0"/>
-        </w:rPr>
-        <w:t xml:space="preserve">A new model takes [u, v]. Compute a = ReLU(u + v - 3), b = ReLU(u - v), then q = a + 2b - 1. Trace both </w:t>
-      </w:r>
-      <w:r>
-        <w:rPr>
-          <w:b/>
-        </w:rPr>
-        <w:t>input</w:t>
-      </w:r>
-      <w:r>
-        <w:rPr>
-          <w:b w:val="0"/>
-        </w:rPr>
-        <w:t>s [2, 1] and [1, 2], including scores before ReLU. Apply class 1 when q &gt;= 0.</w:t>
-      </w:r>
-    </w:p>
-    <w:p>
-      <w:pPr>
-        <w:spacing w:line="336" w:lineRule="auto" w:after="180"/>
-      </w:pPr>
-      <w:r>
-        <w:rPr>
-          <w:b w:val="0"/>
-        </w:rPr>
-        <w:t xml:space="preserve">State the hidden and </w:t>
-      </w:r>
-      <w:r>
-        <w:rPr>
-          <w:b/>
-        </w:rPr>
-        <w:t>output</w:t>
-      </w:r>
-      <w:r>
-        <w:rPr>
-          <w:b w:val="0"/>
-        </w:rPr>
-        <w:t xml:space="preserve"> vector sizes.</w:t>
+        <w:pStyle w:val="ListBullet"/>
+      </w:pPr>
+      <w:r>
+        <w:t>A new model takes [u, v]. Compute a = ReLU(u + v - 3), b = ReLU(u - v), then q = a + 2b - 1. Trace both inputs [2, 1] and [1, 2], including scores before ReLU. Apply class 1 when q &gt;= 0. State the hidden and output vector sizes.</w:t>
       </w:r>
     </w:p>
     <w:p>
@@ -856,12 +678,9 @@
     </w:p>
     <w:p>
       <w:pPr>
-        <w:spacing w:line="336" w:lineRule="auto" w:after="180"/>
-      </w:pPr>
-      <w:r>
-        <w:rPr>
-          <w:b w:val="0"/>
-        </w:rPr>
+        <w:pStyle w:val="ListBullet"/>
+      </w:pPr>
+      <w:r>
         <w:t>Attempt this case before feedback. Record any help. Earlier examples below are further practice; a case already practised with feedback cannot establish fresh transfer.</w:t>
       </w:r>
     </w:p>
@@ -870,23 +689,28 @@
         <w:pStyle w:val="Heading1"/>
       </w:pPr>
       <w:r>
-        <w:t>05. W1 Trace the second worked case</w:t>
-      </w:r>
-    </w:p>
-    <w:p>
-      <w:r>
-        <w:t>Trace the second worked case. Apply the supplied Composing layers facts and keep your reasoning.</w:t>
-      </w:r>
-    </w:p>
-    <w:p>
-      <w:pPr>
-        <w:spacing w:line="336" w:lineRule="auto" w:after="180"/>
-      </w:pPr>
-      <w:r>
-        <w:rPr>
-          <w:b w:val="0"/>
-        </w:rPr>
-        <w:t>For x = [1, 3], write both scores, both ReLU activations and y using the lesson model.</w:t>
+        <w:t>10. Project · Keep the mathematical evidence</w:t>
+      </w:r>
+    </w:p>
+    <w:p>
+      <w:r>
+        <w:t>Keep this task’s inputs,rule and response together.</w:t>
+      </w:r>
+    </w:p>
+    <w:p>
+      <w:pPr>
+        <w:pStyle w:val="Heading2"/>
+      </w:pPr>
+      <w:r>
+        <w:t>Complete task and evidence</w:t>
+      </w:r>
+    </w:p>
+    <w:p>
+      <w:pPr>
+        <w:pStyle w:val="ListBullet"/>
+      </w:pPr>
+      <w:r>
+        <w:t>Add a labelled composing layers evidence sheet to Image-pattern Network Investigation. Show how you can trace how one layer supplies the next layer inputs. Use the supplied fictional case and keep its inputs, intermediate steps, calculation or prediction, and limitation. Connect this record to last week’s record; a matching answer without a trace is insufficient.</w:t>
       </w:r>
     </w:p>
     <w:p>
@@ -894,7 +718,7 @@
         <w:pStyle w:val="Heading3"/>
       </w:pPr>
       <w:r>
-        <w:t>My reasoning and evidence</w:t>
+        <w:t>My project change, supporting evidence and remaining limit</w:t>
       </w:r>
     </w:p>
     <w:p>
@@ -932,571 +756,20 @@
         <w:pStyle w:val="Heading1"/>
       </w:pPr>
       <w:r>
-        <w:t>06. W2 Repair a dimension mismatch</w:t>
-      </w:r>
-    </w:p>
-    <w:p>
-      <w:r>
-        <w:t>Repair a dimension mismatch. Apply the supplied Composing layers facts and keep your reasoning.</w:t>
-      </w:r>
-    </w:p>
-    <w:p>
-      <w:pPr>
-        <w:spacing w:line="336" w:lineRule="auto" w:after="180"/>
-      </w:pPr>
-      <w:r>
-        <w:rPr>
-          <w:b w:val="0"/>
-        </w:rPr>
-        <w:t xml:space="preserve">A revised hidden </w:t>
-      </w:r>
-      <w:r>
-        <w:rPr>
-          <w:b/>
-        </w:rPr>
-        <w:t>layer</w:t>
-      </w:r>
-      <w:r>
-        <w:rPr>
-          <w:b w:val="0"/>
-        </w:rPr>
-        <w:t xml:space="preserve"> returns [h1, h2, h3]. The </w:t>
-      </w:r>
-      <w:r>
-        <w:rPr>
-          <w:b/>
-        </w:rPr>
-        <w:t>output</w:t>
-      </w:r>
-      <w:r>
-        <w:rPr>
-          <w:b w:val="0"/>
-        </w:rPr>
-        <w:t xml:space="preserve"> </w:t>
-      </w:r>
-      <w:r>
-        <w:rPr>
-          <w:b/>
-        </w:rPr>
-        <w:t>layer</w:t>
-      </w:r>
-      <w:r>
-        <w:rPr>
-          <w:b w:val="0"/>
-        </w:rPr>
-        <w:t xml:space="preserve"> still has weights [2, -1]. Explain the mismatch and what must be specified before calculation.</w:t>
-      </w:r>
-    </w:p>
-    <w:p>
-      <w:pPr>
-        <w:pStyle w:val="Heading3"/>
-      </w:pPr>
-      <w:r>
-        <w:t>My reasoning and evidence</w:t>
-      </w:r>
-    </w:p>
-    <w:p>
-      <w:r>
-        <w:t>________________________________________________________________</w:t>
-      </w:r>
-    </w:p>
-    <w:p>
-      <w:r>
-        <w:t>________________________________________________________________</w:t>
-      </w:r>
-    </w:p>
-    <w:p>
-      <w:r>
-        <w:t>________________________________________________________________</w:t>
-      </w:r>
-    </w:p>
-    <w:p>
-      <w:r>
-        <w:t>________________________________________________________________</w:t>
-      </w:r>
-    </w:p>
-    <w:p>
-      <w:r>
-        <w:t>________________________________________________________________</w:t>
-      </w:r>
-    </w:p>
-    <w:p>
-      <w:r>
-        <w:t>________________________________________________________________</w:t>
-      </w:r>
-    </w:p>
-    <w:p>
-      <w:pPr>
-        <w:pStyle w:val="Heading1"/>
-      </w:pPr>
-      <w:r>
-        <w:t>07. W3 Use a revealing order check</w:t>
-      </w:r>
-    </w:p>
-    <w:p>
-      <w:r>
-        <w:t>Use a revealing order check. Apply the supplied Composing layers facts and keep your reasoning.</w:t>
-      </w:r>
-    </w:p>
-    <w:p>
-      <w:pPr>
-        <w:spacing w:line="336" w:lineRule="auto" w:after="180"/>
-      </w:pPr>
-      <w:r>
-        <w:rPr>
-          <w:b w:val="0"/>
-        </w:rPr>
-        <w:t xml:space="preserve">Compare hidden vectors for x = [4, 1] and x = [3, 0]. Which </w:t>
-      </w:r>
-      <w:r>
-        <w:rPr>
-          <w:b/>
-        </w:rPr>
-        <w:t>input</w:t>
-      </w:r>
-      <w:r>
-        <w:rPr>
-          <w:b w:val="0"/>
-        </w:rPr>
-        <w:t xml:space="preserve"> reveals a bug that swaps h1 and h2 but keeps </w:t>
-      </w:r>
-      <w:r>
-        <w:rPr>
-          <w:b/>
-        </w:rPr>
-        <w:t>output</w:t>
-      </w:r>
-      <w:r>
-        <w:rPr>
-          <w:b w:val="0"/>
-        </w:rPr>
-        <w:t xml:space="preserve"> weights unchanged? Give correct and swapped </w:t>
-      </w:r>
-      <w:r>
-        <w:rPr>
-          <w:b/>
-        </w:rPr>
-        <w:t>output</w:t>
-      </w:r>
-      <w:r>
-        <w:rPr>
-          <w:b w:val="0"/>
-        </w:rPr>
-        <w:t xml:space="preserve">s for that </w:t>
-      </w:r>
-      <w:r>
-        <w:rPr>
-          <w:b/>
-        </w:rPr>
-        <w:t>input</w:t>
-      </w:r>
-      <w:r>
-        <w:rPr>
-          <w:b w:val="0"/>
-        </w:rPr>
-        <w:t>.</w:t>
-      </w:r>
-    </w:p>
-    <w:p>
-      <w:pPr>
-        <w:pStyle w:val="Heading3"/>
-      </w:pPr>
-      <w:r>
-        <w:t>My reasoning and evidence</w:t>
-      </w:r>
-    </w:p>
-    <w:p>
-      <w:r>
-        <w:t>________________________________________________________________</w:t>
-      </w:r>
-    </w:p>
-    <w:p>
-      <w:r>
-        <w:t>________________________________________________________________</w:t>
-      </w:r>
-    </w:p>
-    <w:p>
-      <w:r>
-        <w:t>________________________________________________________________</w:t>
-      </w:r>
-    </w:p>
-    <w:p>
-      <w:r>
-        <w:t>________________________________________________________________</w:t>
-      </w:r>
-    </w:p>
-    <w:p>
-      <w:r>
-        <w:t>________________________________________________________________</w:t>
-      </w:r>
-    </w:p>
-    <w:p>
-      <w:r>
-        <w:t>________________________________________________________________</w:t>
-      </w:r>
-    </w:p>
-    <w:p>
-      <w:pPr>
-        <w:pStyle w:val="Heading1"/>
-      </w:pPr>
-      <w:r>
-        <w:t>08. W4 Compose a new network independently</w:t>
-      </w:r>
-    </w:p>
-    <w:p>
-      <w:r>
-        <w:t>Attempt before feedback. If this repeats the selected independent case, reuse that first attempt; otherwise keep a separate record. Compose a new network independently. Apply the supplied Composing layers facts and keep your reasoning.</w:t>
-      </w:r>
-    </w:p>
-    <w:p>
-      <w:pPr>
-        <w:spacing w:line="336" w:lineRule="auto" w:after="180"/>
-      </w:pPr>
-      <w:r>
-        <w:rPr>
-          <w:b w:val="0"/>
-        </w:rPr>
-        <w:t xml:space="preserve">A new model takes [u, v]. Compute a = ReLU(u + v - 3), b = ReLU(u - v), then q = a + 2b - 1. Trace both </w:t>
-      </w:r>
-      <w:r>
-        <w:rPr>
-          <w:b/>
-        </w:rPr>
-        <w:t>input</w:t>
-      </w:r>
-      <w:r>
-        <w:rPr>
-          <w:b w:val="0"/>
-        </w:rPr>
-        <w:t>s [2, 1] and [1, 2], including scores before ReLU. Apply class 1 when q &gt;= 0.</w:t>
-      </w:r>
-    </w:p>
-    <w:p>
-      <w:pPr>
-        <w:spacing w:line="336" w:lineRule="auto" w:after="180"/>
-      </w:pPr>
-      <w:r>
-        <w:rPr>
-          <w:b w:val="0"/>
-        </w:rPr>
-        <w:t xml:space="preserve">State the hidden and </w:t>
-      </w:r>
-      <w:r>
-        <w:rPr>
-          <w:b/>
-        </w:rPr>
-        <w:t>output</w:t>
-      </w:r>
-      <w:r>
-        <w:rPr>
-          <w:b w:val="0"/>
-        </w:rPr>
-        <w:t xml:space="preserve"> vector sizes.</w:t>
-      </w:r>
-    </w:p>
-    <w:p>
-      <w:pPr>
-        <w:pStyle w:val="Heading3"/>
-      </w:pPr>
-      <w:r>
-        <w:t>My reasoning and evidence</w:t>
-      </w:r>
-    </w:p>
-    <w:p>
-      <w:r>
-        <w:t>________________________________________________________________</w:t>
-      </w:r>
-    </w:p>
-    <w:p>
-      <w:r>
-        <w:t>________________________________________________________________</w:t>
-      </w:r>
-    </w:p>
-    <w:p>
-      <w:r>
-        <w:t>________________________________________________________________</w:t>
-      </w:r>
-    </w:p>
-    <w:p>
-      <w:r>
-        <w:t>________________________________________________________________</w:t>
-      </w:r>
-    </w:p>
-    <w:p>
-      <w:r>
-        <w:t>________________________________________________________________</w:t>
-      </w:r>
-    </w:p>
-    <w:p>
-      <w:r>
-        <w:t>________________________________________________________________</w:t>
-      </w:r>
-    </w:p>
-    <w:p>
-      <w:r>
-        <w:t>________________________________________________________________</w:t>
-      </w:r>
-    </w:p>
-    <w:p>
-      <w:r>
-        <w:t>________________________________________________________________</w:t>
-      </w:r>
-    </w:p>
-    <w:p>
-      <w:pPr>
-        <w:pStyle w:val="Heading1"/>
-      </w:pPr>
-      <w:r>
-        <w:t>09. W5 Explain information loss</w:t>
-      </w:r>
-    </w:p>
-    <w:p>
-      <w:r>
-        <w:t>Explain information loss. Apply the supplied Composing layers facts and keep your reasoning.</w:t>
-      </w:r>
-    </w:p>
-    <w:p>
-      <w:pPr>
-        <w:spacing w:line="336" w:lineRule="auto" w:after="180"/>
-        <w:shd w:fill="F5F1FB"/>
-      </w:pPr>
-      <w:r>
-        <w:rPr>
-          <w:b w:val="0"/>
-        </w:rPr>
-        <w:t xml:space="preserve">Use the lesson model to verify h and y for [0, 1] and [0, 2]. Could a fixed later </w:t>
-      </w:r>
-      <w:r>
-        <w:rPr>
-          <w:b/>
-        </w:rPr>
-        <w:t>layer</w:t>
-      </w:r>
-      <w:r>
-        <w:rPr>
-          <w:b w:val="0"/>
-        </w:rPr>
-        <w:t xml:space="preserve"> receiving only h distinguish the two original </w:t>
-      </w:r>
-      <w:r>
-        <w:rPr>
-          <w:b/>
-        </w:rPr>
-        <w:t>input</w:t>
-      </w:r>
-      <w:r>
-        <w:rPr>
-          <w:b w:val="0"/>
-        </w:rPr>
-        <w:t>s?</w:t>
-      </w:r>
-    </w:p>
-    <w:p>
-      <w:pPr>
-        <w:pStyle w:val="Heading3"/>
-      </w:pPr>
-      <w:r>
-        <w:t>My reasoning and evidence</w:t>
-      </w:r>
-    </w:p>
-    <w:p>
-      <w:r>
-        <w:t>________________________________________________________________</w:t>
-      </w:r>
-    </w:p>
-    <w:p>
-      <w:r>
-        <w:t>________________________________________________________________</w:t>
-      </w:r>
-    </w:p>
-    <w:p>
-      <w:r>
-        <w:t>________________________________________________________________</w:t>
-      </w:r>
-    </w:p>
-    <w:p>
-      <w:r>
-        <w:t>________________________________________________________________</w:t>
-      </w:r>
-    </w:p>
-    <w:p>
-      <w:r>
-        <w:t>________________________________________________________________</w:t>
-      </w:r>
-    </w:p>
-    <w:p>
-      <w:r>
-        <w:t>________________________________________________________________</w:t>
-      </w:r>
-    </w:p>
-    <w:p>
-      <w:pPr>
-        <w:pStyle w:val="Heading1"/>
-      </w:pPr>
-      <w:r>
-        <w:t>10. Project checkpoint and reflection</w:t>
-      </w:r>
-    </w:p>
-    <w:p>
-      <w:r>
-        <w:t>Connect Composing layers to Image-pattern Network Investigation, identify a limit and choose the next useful test.</w:t>
-      </w:r>
-    </w:p>
-    <w:p>
-      <w:pPr>
-        <w:spacing w:line="336" w:lineRule="auto" w:after="180"/>
-      </w:pPr>
-      <w:r>
-        <w:rPr>
-          <w:b w:val="0"/>
-        </w:rPr>
-        <w:t xml:space="preserve">Add a labelled composing </w:t>
-      </w:r>
-      <w:r>
-        <w:rPr>
-          <w:b/>
-        </w:rPr>
-        <w:t>layer</w:t>
-      </w:r>
-      <w:r>
-        <w:rPr>
-          <w:b w:val="0"/>
-        </w:rPr>
-        <w:t xml:space="preserve">s </w:t>
-      </w:r>
-      <w:r>
-        <w:rPr>
-          <w:b/>
-        </w:rPr>
-        <w:t>evidence</w:t>
-      </w:r>
-      <w:r>
-        <w:rPr>
-          <w:b w:val="0"/>
-        </w:rPr>
-        <w:t xml:space="preserve"> sheet to Image-pattern Network Investigation. Show how you can trace how one </w:t>
-      </w:r>
-      <w:r>
-        <w:rPr>
-          <w:b/>
-        </w:rPr>
-        <w:t>layer</w:t>
-      </w:r>
-      <w:r>
-        <w:rPr>
-          <w:b w:val="0"/>
-        </w:rPr>
-        <w:t xml:space="preserve"> supplies the next </w:t>
-      </w:r>
-      <w:r>
-        <w:rPr>
-          <w:b/>
-        </w:rPr>
-        <w:t>layer</w:t>
-      </w:r>
-      <w:r>
-        <w:rPr>
-          <w:b w:val="0"/>
-        </w:rPr>
-        <w:t xml:space="preserve"> </w:t>
-      </w:r>
-      <w:r>
-        <w:rPr>
-          <w:b/>
-        </w:rPr>
-        <w:t>input</w:t>
-      </w:r>
-      <w:r>
-        <w:rPr>
-          <w:b w:val="0"/>
-        </w:rPr>
-        <w:t>s.</w:t>
-      </w:r>
-    </w:p>
-    <w:p>
-      <w:pPr>
-        <w:spacing w:line="336" w:lineRule="auto" w:after="180"/>
-      </w:pPr>
-      <w:r>
-        <w:rPr>
-          <w:b w:val="0"/>
-        </w:rPr>
-        <w:t xml:space="preserve">Use the supplied fictional case and keep its </w:t>
-      </w:r>
-      <w:r>
-        <w:rPr>
-          <w:b/>
-        </w:rPr>
-        <w:t>input</w:t>
-      </w:r>
-      <w:r>
-        <w:rPr>
-          <w:b w:val="0"/>
-        </w:rPr>
-        <w:t xml:space="preserve">s, intermediate steps, calculation or </w:t>
-      </w:r>
-      <w:r>
-        <w:rPr>
-          <w:b/>
-        </w:rPr>
-        <w:t>prediction</w:t>
-      </w:r>
-      <w:r>
-        <w:rPr>
-          <w:b w:val="0"/>
-        </w:rPr>
-        <w:t>, and limitation. Connect this record to last week’s record; a matching answer without a trace is insufficient.</w:t>
-      </w:r>
-    </w:p>
-    <w:p>
-      <w:pPr>
-        <w:pStyle w:val="Heading3"/>
-      </w:pPr>
-      <w:r>
-        <w:t>My project change, supporting evidence and remaining limit</w:t>
-      </w:r>
-    </w:p>
-    <w:p>
-      <w:r>
-        <w:t>________________________________________________________________</w:t>
-      </w:r>
-    </w:p>
-    <w:p>
-      <w:r>
-        <w:t>________________________________________________________________</w:t>
-      </w:r>
-    </w:p>
-    <w:p>
-      <w:r>
-        <w:t>________________________________________________________________</w:t>
-      </w:r>
-    </w:p>
-    <w:p>
-      <w:r>
-        <w:t>________________________________________________________________</w:t>
-      </w:r>
-    </w:p>
-    <w:p>
-      <w:r>
-        <w:t>________________________________________________________________</w:t>
-      </w:r>
-    </w:p>
-    <w:p>
-      <w:r>
-        <w:t>________________________________________________________________</w:t>
-      </w:r>
-    </w:p>
-    <w:p>
-      <w:pPr>
-        <w:pStyle w:val="Heading1"/>
-      </w:pPr>
-      <w:r>
-        <w:t>11. Feedback, return check and learning record</w:t>
-      </w:r>
-    </w:p>
-    <w:p>
-      <w:r>
-        <w:t>Record the first repaired step and a different case to revisit after a delay.</w:t>
+        <w:t>11. Feedback · Repair and return</w:t>
+      </w:r>
+    </w:p>
+    <w:p>
+      <w:r>
+        <w:t>Keep this task’s inputs,rule and response together.</w:t>
+      </w:r>
+    </w:p>
+    <w:p>
+      <w:pPr>
+        <w:pStyle w:val="Heading2"/>
+      </w:pPr>
+      <w:r>
+        <w:t>Complete task and evidence</w:t>
       </w:r>
     </w:p>
     <w:tbl>
@@ -1637,12 +910,9 @@
     </w:tbl>
     <w:p>
       <w:pPr>
-        <w:spacing w:line="336" w:lineRule="auto" w:after="180"/>
-      </w:pPr>
-      <w:r>
-        <w:rPr>
-          <w:b w:val="0"/>
-        </w:rPr>
+        <w:pStyle w:val="ListBullet"/>
+      </w:pPr>
+      <w:r>
         <w:t>Revisit this idea with your teacher after a delay. Familiarity is different from explaining and using it on a changed case.</w:t>
       </w:r>
     </w:p>
@@ -1651,105 +921,330 @@
         <w:pStyle w:val="Heading1"/>
       </w:pPr>
       <w:r>
-        <w:t>12. Pictorial case practice: Composing layers</w:t>
-      </w:r>
-    </w:p>
-    <w:p>
-      <w:r>
-        <w:t>Compose two hidden detectors before one output instead of skipping a layer. Explain the labelled step before checking the changed condition.</w:t>
-      </w:r>
-    </w:p>
-    <w:p>
-      <w:pPr>
-        <w:spacing w:line="336" w:lineRule="auto" w:after="180"/>
-      </w:pPr>
-      <w:r>
-        <w:rPr>
-          <w:b w:val="0"/>
-        </w:rPr>
-        <w:t xml:space="preserve">Compose two hidden detectors before one </w:t>
-      </w:r>
-      <w:r>
-        <w:rPr>
-          <w:b/>
-        </w:rPr>
-        <w:t>output</w:t>
-      </w:r>
-      <w:r>
-        <w:rPr>
-          <w:b w:val="0"/>
-        </w:rPr>
-        <w:t xml:space="preserve"> instead of skipping a </w:t>
-      </w:r>
-      <w:r>
-        <w:rPr>
-          <w:b/>
-        </w:rPr>
-        <w:t>layer</w:t>
-      </w:r>
-      <w:r>
-        <w:rPr>
-          <w:b w:val="0"/>
-        </w:rPr>
-        <w:t>.</w:t>
-      </w:r>
-    </w:p>
-    <w:p>
-      <w:pPr>
-        <w:spacing w:line="336" w:lineRule="auto" w:after="180"/>
-      </w:pPr>
-      <w:r>
-        <w:rPr>
-          <w:b w:val="0"/>
-        </w:rPr>
-        <w:t xml:space="preserve">For </w:t>
-      </w:r>
-      <w:r>
-        <w:rPr>
-          <w:b/>
-        </w:rPr>
-        <w:t>input</w:t>
-      </w:r>
-      <w:r>
-        <w:rPr>
-          <w:b w:val="0"/>
-        </w:rPr>
-        <w:t xml:space="preserve"> [u, v], h1=ReLU(u-2), h2=ReLU(v-1), y=h1-h2. </w:t>
-      </w:r>
-      <w:r>
-        <w:rPr>
-          <w:b/>
-        </w:rPr>
-        <w:t>Input</w:t>
-      </w:r>
-      <w:r>
-        <w:rPr>
-          <w:b w:val="0"/>
-        </w:rPr>
-        <w:t xml:space="preserve"> [4, 3].</w:t>
-      </w:r>
-    </w:p>
-    <w:p>
-      <w:pPr>
-        <w:spacing w:line="336" w:lineRule="auto" w:after="180"/>
-      </w:pPr>
-      <w:r>
-        <w:rPr>
-          <w:b w:val="0"/>
-        </w:rPr>
-        <w:t xml:space="preserve">All </w:t>
-      </w:r>
-      <w:r>
-        <w:rPr>
-          <w:b/>
-        </w:rPr>
-        <w:t>input</w:t>
-      </w:r>
-      <w:r>
-        <w:rPr>
-          <w:b w:val="0"/>
-        </w:rPr>
-        <w:t>s and outcomes in this worked example are invented classroom data; no real model run is claimed.</w:t>
+        <w:t>Reference bank and extra practice</w:t>
+      </w:r>
+    </w:p>
+    <w:p>
+      <w:pPr>
+        <w:pStyle w:val="Heading1"/>
+      </w:pPr>
+      <w:r>
+        <w:t>02. Reference · Supported W2 record</w:t>
+      </w:r>
+    </w:p>
+    <w:p>
+      <w:r>
+        <w:t>Keep this task’s inputs,rule and response together.</w:t>
+      </w:r>
+    </w:p>
+    <w:p>
+      <w:pPr>
+        <w:pStyle w:val="Heading2"/>
+      </w:pPr>
+      <w:r>
+        <w:t>Complete task and evidence</w:t>
+      </w:r>
+    </w:p>
+    <w:p>
+      <w:pPr>
+        <w:pStyle w:val="ListBullet"/>
+      </w:pPr>
+      <w:r>
+        <w:t>Use W2: Repair a dimension mismatch for Composing layers. Record the answer once; the lesson and workbook refer to the same attempt.</w:t>
+      </w:r>
+    </w:p>
+    <w:tbl>
+      <w:tblPr>
+        <w:tblStyle w:val="LightShading-Accent1"/>
+        <w:tblW w:type="auto" w:w="0"/>
+        <w:tblLook w:firstColumn="1" w:firstRow="1" w:lastColumn="0" w:lastRow="0" w:noHBand="0" w:noVBand="1" w:val="04A0"/>
+      </w:tblPr>
+      <w:tblGrid>
+        <w:gridCol w:w="2556"/>
+        <w:gridCol w:w="2556"/>
+        <w:gridCol w:w="2556"/>
+        <w:gridCol w:w="2556"/>
+      </w:tblGrid>
+      <w:tr>
+        <w:trPr>
+          <w:tblHeader/>
+        </w:trPr>
+        <w:tc>
+          <w:tcPr>
+            <w:tcW w:type="dxa" w:w="2556"/>
+          </w:tcPr>
+          <w:p>
+            <w:r>
+              <w:t>Given inputs</w:t>
+            </w:r>
+          </w:p>
+        </w:tc>
+        <w:tc>
+          <w:tcPr>
+            <w:tcW w:type="dxa" w:w="2556"/>
+          </w:tcPr>
+          <w:p>
+            <w:r>
+              <w:t>Procedure I chose</w:t>
+            </w:r>
+          </w:p>
+        </w:tc>
+        <w:tc>
+          <w:tcPr>
+            <w:tcW w:type="dxa" w:w="2556"/>
+          </w:tcPr>
+          <w:p>
+            <w:r>
+              <w:t>Middle steps</w:t>
+            </w:r>
+          </w:p>
+        </w:tc>
+        <w:tc>
+          <w:tcPr>
+            <w:tcW w:type="dxa" w:w="2556"/>
+          </w:tcPr>
+          <w:p>
+            <w:r>
+              <w:t>Result and check</w:t>
+            </w:r>
+          </w:p>
+        </w:tc>
+      </w:tr>
+      <w:tr>
+        <w:tc>
+          <w:tcPr>
+            <w:tcW w:type="dxa" w:w="2556"/>
+          </w:tcPr>
+          <w:p>
+            <w:r/>
+          </w:p>
+        </w:tc>
+        <w:tc>
+          <w:tcPr>
+            <w:tcW w:type="dxa" w:w="2556"/>
+          </w:tcPr>
+          <w:p>
+            <w:r/>
+          </w:p>
+        </w:tc>
+        <w:tc>
+          <w:tcPr>
+            <w:tcW w:type="dxa" w:w="2556"/>
+          </w:tcPr>
+          <w:p>
+            <w:r/>
+          </w:p>
+        </w:tc>
+        <w:tc>
+          <w:tcPr>
+            <w:tcW w:type="dxa" w:w="2556"/>
+          </w:tcPr>
+          <w:p>
+            <w:r/>
+          </w:p>
+        </w:tc>
+      </w:tr>
+    </w:tbl>
+    <w:p>
+      <w:pPr>
+        <w:pStyle w:val="Heading3"/>
+      </w:pPr>
+      <w:r>
+        <w:t>The step I completed without help, and the hint I needed</w:t>
+      </w:r>
+    </w:p>
+    <w:p>
+      <w:r>
+        <w:t>________________________________________________________________</w:t>
+      </w:r>
+    </w:p>
+    <w:p>
+      <w:r>
+        <w:t>________________________________________________________________</w:t>
+      </w:r>
+    </w:p>
+    <w:p>
+      <w:r>
+        <w:t>________________________________________________________________</w:t>
+      </w:r>
+    </w:p>
+    <w:p>
+      <w:pPr>
+        <w:pStyle w:val="Heading1"/>
+      </w:pPr>
+      <w:r>
+        <w:t>03. Extra practice · Individual reasoning check</w:t>
+      </w:r>
+    </w:p>
+    <w:p>
+      <w:r>
+        <w:t>Keep this task’s inputs,rule and response together.</w:t>
+      </w:r>
+    </w:p>
+    <w:p>
+      <w:pPr>
+        <w:pStyle w:val="Heading2"/>
+      </w:pPr>
+      <w:r>
+        <w:t>Complete task and evidence</w:t>
+      </w:r>
+    </w:p>
+    <w:p>
+      <w:pPr>
+        <w:pStyle w:val="ListBullet"/>
+      </w:pPr>
+      <w:r>
+        <w:t>Use the worked case for Composing layers. Proposed explanation: “The second hidden unit receives the first hidden unit output”. Decide whether this explanation is supported. Point to the step or supplied fact that decides; explain your repair if needed.</w:t>
+      </w:r>
+    </w:p>
+    <w:p>
+      <w:pPr>
+        <w:pStyle w:val="Heading3"/>
+      </w:pPr>
+      <w:r>
+        <w:t>My explanation before partner discussion</w:t>
+      </w:r>
+    </w:p>
+    <w:p>
+      <w:r>
+        <w:t>________________________________________________________________</w:t>
+      </w:r>
+    </w:p>
+    <w:p>
+      <w:r>
+        <w:t>________________________________________________________________</w:t>
+      </w:r>
+    </w:p>
+    <w:p>
+      <w:r>
+        <w:t>________________________________________________________________</w:t>
+      </w:r>
+    </w:p>
+    <w:p>
+      <w:r>
+        <w:t>________________________________________________________________</w:t>
+      </w:r>
+    </w:p>
+    <w:p>
+      <w:pPr>
+        <w:pStyle w:val="Heading1"/>
+      </w:pPr>
+      <w:r>
+        <w:t>08. Reference · Earlier W4 response copy</w:t>
+      </w:r>
+    </w:p>
+    <w:p>
+      <w:r>
+        <w:t>Keep this task’s inputs,rule and response together.</w:t>
+      </w:r>
+    </w:p>
+    <w:p>
+      <w:pPr>
+        <w:pStyle w:val="Heading2"/>
+      </w:pPr>
+      <w:r>
+        <w:t>Complete task and evidence</w:t>
+      </w:r>
+    </w:p>
+    <w:p>
+      <w:pPr>
+        <w:pStyle w:val="ListBullet"/>
+      </w:pPr>
+      <w:r>
+        <w:t>A new model takes [u, v]. Compute a = ReLU(u + v - 3), b = ReLU(u - v), then q = a + 2b - 1. Trace both inputs [2, 1] and [1, 2], including scores before ReLU. Apply class 1 when q &gt;= 0. State the hidden and output vector sizes.</w:t>
+      </w:r>
+    </w:p>
+    <w:p>
+      <w:pPr>
+        <w:pStyle w:val="Heading3"/>
+      </w:pPr>
+      <w:r>
+        <w:t>My reasoning and evidence</w:t>
+      </w:r>
+    </w:p>
+    <w:p>
+      <w:r>
+        <w:t>________________________________________________________________</w:t>
+      </w:r>
+    </w:p>
+    <w:p>
+      <w:r>
+        <w:t>________________________________________________________________</w:t>
+      </w:r>
+    </w:p>
+    <w:p>
+      <w:r>
+        <w:t>________________________________________________________________</w:t>
+      </w:r>
+    </w:p>
+    <w:p>
+      <w:r>
+        <w:t>________________________________________________________________</w:t>
+      </w:r>
+    </w:p>
+    <w:p>
+      <w:r>
+        <w:t>________________________________________________________________</w:t>
+      </w:r>
+    </w:p>
+    <w:p>
+      <w:r>
+        <w:t>________________________________________________________________</w:t>
+      </w:r>
+    </w:p>
+    <w:p>
+      <w:r>
+        <w:t>________________________________________________________________</w:t>
+      </w:r>
+    </w:p>
+    <w:p>
+      <w:r>
+        <w:t>________________________________________________________________</w:t>
+      </w:r>
+    </w:p>
+    <w:p>
+      <w:pPr>
+        <w:pStyle w:val="Heading1"/>
+      </w:pPr>
+      <w:r>
+        <w:t>12. Extra practice · Pictured case</w:t>
+      </w:r>
+    </w:p>
+    <w:p>
+      <w:r>
+        <w:t>Keep this task’s inputs,rule and response together.</w:t>
+      </w:r>
+    </w:p>
+    <w:p>
+      <w:pPr>
+        <w:pStyle w:val="Heading2"/>
+      </w:pPr>
+      <w:r>
+        <w:t>Complete task and evidence</w:t>
+      </w:r>
+    </w:p>
+    <w:p>
+      <w:pPr>
+        <w:pStyle w:val="ListBullet"/>
+      </w:pPr>
+      <w:r>
+        <w:t>Compose two hidden detectors before one output instead of skipping a layer.</w:t>
+      </w:r>
+    </w:p>
+    <w:p>
+      <w:pPr>
+        <w:pStyle w:val="ListBullet"/>
+      </w:pPr>
+      <w:r>
+        <w:t>For input [u, v], h1=ReLU(u-2), h2=ReLU(v-1), y=h1-h2. Input [4, 3].</w:t>
+      </w:r>
+    </w:p>
+    <w:p>
+      <w:pPr>
+        <w:pStyle w:val="ListBullet"/>
+      </w:pPr>
+      <w:r>
+        <w:t>All inputs and outcomes in this worked example are invented classroom data; no real model run is claimed.</w:t>
       </w:r>
     </w:p>
     <w:p>
@@ -1790,37 +1285,10 @@
     </w:p>
     <w:p>
       <w:pPr>
-        <w:spacing w:line="336" w:lineRule="auto" w:after="180"/>
-      </w:pPr>
-      <w:r>
-        <w:rPr>
-          <w:b w:val="0"/>
-        </w:rPr>
-        <w:t xml:space="preserve">What intermediate value explains the changed </w:t>
-      </w:r>
-      <w:r>
-        <w:rPr>
-          <w:b/>
-        </w:rPr>
-        <w:t>output</w:t>
-      </w:r>
-      <w:r>
-        <w:rPr>
-          <w:b w:val="0"/>
-        </w:rPr>
-        <w:t xml:space="preserve">? Point to the relevant step in the picture, then write the changed result and the rule or </w:t>
-      </w:r>
-      <w:r>
-        <w:rPr>
-          <w:b/>
-        </w:rPr>
-        <w:t>evidence</w:t>
-      </w:r>
-      <w:r>
-        <w:rPr>
-          <w:b w:val="0"/>
-        </w:rPr>
-        <w:t xml:space="preserve"> that supports it.</w:t>
+        <w:pStyle w:val="ListBullet"/>
+      </w:pPr>
+      <w:r>
+        <w:t>What intermediate value explains the changed output? Point to the relevant step in the picture, then write the changed result and the rule or evidence that supports it.</w:t>
       </w:r>
     </w:p>
     <w:p>
@@ -1863,68 +1331,18 @@
     </w:p>
     <w:p>
       <w:pPr>
-        <w:pStyle w:val="Heading3"/>
-      </w:pPr>
-      <w:r>
-        <w:t>Record the help used</w:t>
-      </w:r>
-    </w:p>
-    <w:p>
-      <w:pPr>
-        <w:spacing w:line="336" w:lineRule="auto" w:after="180"/>
-        <w:shd w:fill="F1F6F8"/>
-      </w:pPr>
-      <w:r>
-        <w:rPr>
-          <w:b w:val="0"/>
-        </w:rPr>
-        <w:t xml:space="preserve">Support used: alone / hint / worked example. This record is practice </w:t>
-      </w:r>
-      <w:r>
-        <w:rPr>
-          <w:b/>
-        </w:rPr>
-        <w:t>evidence</w:t>
-      </w:r>
-      <w:r>
-        <w:rPr>
-          <w:b w:val="0"/>
-        </w:rPr>
-        <w:t>.</w:t>
-      </w:r>
-    </w:p>
-    <w:p>
-      <w:pPr>
-        <w:spacing w:line="336" w:lineRule="auto" w:after="180"/>
-      </w:pPr>
-      <w:r>
-        <w:rPr>
-          <w:b w:val="0"/>
-        </w:rPr>
-        <w:t xml:space="preserve">Project connection: For your Image-pattern Network Investigation, save the </w:t>
-      </w:r>
-      <w:r>
-        <w:rPr>
-          <w:b/>
-        </w:rPr>
-        <w:t>input</w:t>
-      </w:r>
-      <w:r>
-        <w:rPr>
-          <w:b w:val="0"/>
-        </w:rPr>
-        <w:t>, procedure, observed result and limitation of this check.</w:t>
-      </w:r>
-    </w:p>
-    <w:p>
-      <w:pPr>
-        <w:spacing w:line="336" w:lineRule="auto" w:after="180"/>
-      </w:pPr>
-      <w:r>
-        <w:rPr>
-          <w:b w:val="0"/>
-        </w:rPr>
-        <w:t>Label this worked example as practice; use a different, previously unreviewed case when checking independent understanding.</w:t>
+        <w:pStyle w:val="ListBullet"/>
+      </w:pPr>
+      <w:r>
+        <w:t>Support used: alone / hint / worked example. This record is practice evidence.</w:t>
+      </w:r>
+    </w:p>
+    <w:p>
+      <w:pPr>
+        <w:pStyle w:val="ListBullet"/>
+      </w:pPr>
+      <w:r>
+        <w:t>Project connection: For your Image-pattern Network Investigation, save the input, procedure, observed result and limitation of this check. Label this worked example as practice; use a different, previously unreviewed case when checking independent understanding.</w:t>
       </w:r>
     </w:p>
     <w:p>
@@ -1932,80 +1350,44 @@
         <w:pStyle w:val="Heading1"/>
       </w:pPr>
       <w:r>
-        <w:t>13. Project portfolio milestone</w:t>
-      </w:r>
-    </w:p>
-    <w:p>
-      <w:r>
-        <w:t>Keep this week’s input, deciding step, result and limit together in the Image-pattern Network Investigation record.</w:t>
-      </w:r>
-    </w:p>
-    <w:p>
-      <w:pPr>
-        <w:spacing w:line="336" w:lineRule="auto" w:after="180"/>
-      </w:pPr>
-      <w:r>
-        <w:rPr>
-          <w:b w:val="0"/>
-        </w:rPr>
+        <w:t>13. Reference · Project milestone</w:t>
+      </w:r>
+    </w:p>
+    <w:p>
+      <w:r>
+        <w:t>Keep this task’s inputs,rule and response together.</w:t>
+      </w:r>
+    </w:p>
+    <w:p>
+      <w:pPr>
+        <w:pStyle w:val="Heading2"/>
+      </w:pPr>
+      <w:r>
+        <w:t>Complete task and evidence</w:t>
+      </w:r>
+    </w:p>
+    <w:p>
+      <w:pPr>
+        <w:pStyle w:val="ListBullet"/>
+      </w:pPr>
+      <w:r>
         <w:t>Project: Image-pattern Network Investigation</w:t>
       </w:r>
     </w:p>
     <w:p>
       <w:pPr>
-        <w:spacing w:line="336" w:lineRule="auto" w:after="180"/>
-      </w:pPr>
-      <w:r>
-        <w:rPr>
-          <w:b w:val="0"/>
-        </w:rPr>
-        <w:t xml:space="preserve">Current milestone: Frame the need. Name the user, the problem, allowed </w:t>
-      </w:r>
-      <w:r>
-        <w:rPr>
-          <w:b/>
-        </w:rPr>
-        <w:t>input</w:t>
-      </w:r>
-      <w:r>
-        <w:rPr>
-          <w:b w:val="0"/>
-        </w:rPr>
-        <w:t>s and a safe simple starting method.</w:t>
-      </w:r>
-    </w:p>
-    <w:p>
-      <w:pPr>
-        <w:spacing w:line="336" w:lineRule="auto" w:after="180"/>
-      </w:pPr>
-      <w:r>
-        <w:rPr>
-          <w:b w:val="0"/>
-        </w:rPr>
-        <w:t xml:space="preserve">For your Image-pattern Network Investigation, save the </w:t>
-      </w:r>
-      <w:r>
-        <w:rPr>
-          <w:b/>
-        </w:rPr>
-        <w:t>input</w:t>
-      </w:r>
-      <w:r>
-        <w:rPr>
-          <w:b w:val="0"/>
-        </w:rPr>
-        <w:t>, procedure, observed result and limitation of this check.</w:t>
-      </w:r>
-    </w:p>
-    <w:p>
-      <w:pPr>
-        <w:spacing w:line="336" w:lineRule="auto" w:after="180"/>
-      </w:pPr>
-      <w:r>
-        <w:rPr>
-          <w:b w:val="0"/>
-        </w:rPr>
-        <w:t>Label this worked example as practice; use a different, previously unreviewed case when checking independent understanding.</w:t>
+        <w:pStyle w:val="ListBullet"/>
+      </w:pPr>
+      <w:r>
+        <w:t>Current milestone: Frame the need. Name the user, the problem, allowed inputs and a safe simple starting method.</w:t>
+      </w:r>
+    </w:p>
+    <w:p>
+      <w:pPr>
+        <w:pStyle w:val="ListBullet"/>
+      </w:pPr>
+      <w:r>
+        <w:t>For your Image-pattern Network Investigation, save the input, procedure, observed result and limitation of this check. Label this worked example as practice; use a different, previously unreviewed case when checking independent understanding.</w:t>
       </w:r>
     </w:p>
     <w:tbl>
@@ -2162,12 +1544,611 @@
         <w:pStyle w:val="Heading1"/>
       </w:pPr>
       <w:r>
-        <w:t>14. Supported practice and learning evidence</w:t>
-      </w:r>
-    </w:p>
-    <w:p>
-      <w:r>
-        <w:t>Try the supported questions before comparing with hints and feedback. Record what you repaired and the evidence you retained.</w:t>
+        <w:t>14. Extra practice · Predict,check and repair</w:t>
+      </w:r>
+    </w:p>
+    <w:p>
+      <w:r>
+        <w:t>Keep supported feedback separate from the independent case.</w:t>
+      </w:r>
+    </w:p>
+    <w:p>
+      <w:pPr>
+        <w:pStyle w:val="Heading2"/>
+      </w:pPr>
+      <w:r>
+        <w:t>First supported question and optional hint</w:t>
+      </w:r>
+    </w:p>
+    <w:p>
+      <w:pPr>
+        <w:pStyle w:val="ListBullet"/>
+      </w:pPr>
+      <w:r>
+        <w:t>Compose two hidden detectors before one output instead of skipping a layer.</w:t>
+      </w:r>
+    </w:p>
+    <w:p>
+      <w:pPr>
+        <w:pStyle w:val="Heading3"/>
+      </w:pPr>
+      <w:r>
+        <w:t>Practice 1: explain the deciding evidence</w:t>
+      </w:r>
+    </w:p>
+    <w:p>
+      <w:pPr>
+        <w:pStyle w:val="ListBullet"/>
+      </w:pPr>
+      <w:r>
+        <w:t>Which labelled step matches this detail? y=2-2=0; the output uses activated hidden values, not raw inputs.</w:t>
+      </w:r>
+    </w:p>
+    <w:p>
+      <w:pPr>
+        <w:pStyle w:val="ListBullet"/>
+      </w:pPr>
+      <w:r>
+        <w:t>1. Compose output</w:t>
+      </w:r>
+    </w:p>
+    <w:p>
+      <w:pPr>
+        <w:pStyle w:val="ListBullet"/>
+      </w:pPr>
+      <w:r>
+        <w:t>2. Second hidden unit</w:t>
+      </w:r>
+    </w:p>
+    <w:p>
+      <w:pPr>
+        <w:pStyle w:val="ListBullet"/>
+      </w:pPr>
+      <w:r>
+        <w:t>3. First hidden unit</w:t>
+      </w:r>
+    </w:p>
+    <w:p>
+      <w:pPr>
+        <w:pStyle w:val="Heading3"/>
+      </w:pPr>
+      <w:r>
+        <w:t>My selected conclusion, deciding fact and explanation</w:t>
+      </w:r>
+    </w:p>
+    <w:p>
+      <w:r>
+        <w:t>________________________________________________________________</w:t>
+      </w:r>
+    </w:p>
+    <w:p>
+      <w:r>
+        <w:t>________________________________________________________________</w:t>
+      </w:r>
+    </w:p>
+    <w:p>
+      <w:r>
+        <w:t>________________________________________________________________</w:t>
+      </w:r>
+    </w:p>
+    <w:p>
+      <w:r>
+        <w:t>________________________________________________________________</w:t>
+      </w:r>
+    </w:p>
+    <w:p>
+      <w:r>
+        <w:t>________________________________________________________________</w:t>
+      </w:r>
+    </w:p>
+    <w:p>
+      <w:pPr>
+        <w:pStyle w:val="ListBullet"/>
+      </w:pPr>
+      <w:r>
+        <w:t>Hint if needed: Read the steps in the pictorial case. Match the supplied detail to the stage that performs or records it.</w:t>
+      </w:r>
+    </w:p>
+    <w:p>
+      <w:pPr>
+        <w:pStyle w:val="Heading2"/>
+      </w:pPr>
+      <w:r>
+        <w:t>Check after the first attempt · reference / check after trying</w:t>
+      </w:r>
+    </w:p>
+    <w:p>
+      <w:pPr>
+        <w:spacing w:line="336" w:lineRule="auto" w:after="180"/>
+      </w:pPr>
+      <w:r>
+        <w:rPr>
+          <w:b w:val="0"/>
+        </w:rPr>
+        <w:t xml:space="preserve">After your attempt, compare with the supported explanation: Compose </w:t>
+      </w:r>
+      <w:r>
+        <w:rPr>
+          <w:b/>
+        </w:rPr>
+        <w:t>output</w:t>
+      </w:r>
+      <w:r>
+        <w:rPr>
+          <w:b w:val="0"/>
+        </w:rPr>
+        <w:t xml:space="preserve"> y=2-2=0; the </w:t>
+      </w:r>
+      <w:r>
+        <w:rPr>
+          <w:b/>
+        </w:rPr>
+        <w:t>output</w:t>
+      </w:r>
+      <w:r>
+        <w:rPr>
+          <w:b w:val="0"/>
+        </w:rPr>
+        <w:t xml:space="preserve"> uses activated hidden values, not raw </w:t>
+      </w:r>
+      <w:r>
+        <w:rPr>
+          <w:b/>
+        </w:rPr>
+        <w:t>input</w:t>
+      </w:r>
+      <w:r>
+        <w:rPr>
+          <w:b w:val="0"/>
+        </w:rPr>
+        <w:t xml:space="preserve">s. </w:t>
+      </w:r>
+      <w:r>
+        <w:rPr>
+          <w:b/>
+        </w:rPr>
+        <w:t>Composition</w:t>
+      </w:r>
+      <w:r>
+        <w:rPr>
+          <w:b w:val="0"/>
+        </w:rPr>
+        <w:t xml:space="preserve"> means one </w:t>
+      </w:r>
+      <w:r>
+        <w:rPr>
+          <w:b/>
+        </w:rPr>
+        <w:t>layer</w:t>
+      </w:r>
+      <w:r>
+        <w:rPr>
+          <w:b w:val="0"/>
+        </w:rPr>
+        <w:t xml:space="preserve">’s result becomes the next </w:t>
+      </w:r>
+      <w:r>
+        <w:rPr>
+          <w:b/>
+        </w:rPr>
+        <w:t>layer</w:t>
+      </w:r>
+      <w:r>
+        <w:rPr>
+          <w:b w:val="0"/>
+        </w:rPr>
+        <w:t xml:space="preserve">’s </w:t>
+      </w:r>
+      <w:r>
+        <w:rPr>
+          <w:b/>
+        </w:rPr>
+        <w:t>input</w:t>
+      </w:r>
+      <w:r>
+        <w:rPr>
+          <w:b w:val="0"/>
+        </w:rPr>
+        <w:t>.</w:t>
+      </w:r>
+    </w:p>
+    <w:p>
+      <w:pPr>
+        <w:spacing w:line="336" w:lineRule="auto" w:after="180"/>
+      </w:pPr>
+      <w:r>
+        <w:rPr>
+          <w:b w:val="0"/>
+        </w:rPr>
+        <w:t xml:space="preserve">Compute both hidden units before combining them. At [4,3], their equal </w:t>
+      </w:r>
+      <w:r>
+        <w:rPr>
+          <w:b/>
+        </w:rPr>
+        <w:t>output</w:t>
+      </w:r>
+      <w:r>
+        <w:rPr>
+          <w:b w:val="0"/>
+        </w:rPr>
+        <w:t xml:space="preserve">s cancel. Lowering only the second </w:t>
+      </w:r>
+      <w:r>
+        <w:rPr>
+          <w:b/>
+        </w:rPr>
+        <w:t>input</w:t>
+      </w:r>
+      <w:r>
+        <w:rPr>
+          <w:b w:val="0"/>
+        </w:rPr>
+        <w:t xml:space="preserve"> removes its positive hidden contribution, so subtracting it no longer reduces the </w:t>
+      </w:r>
+      <w:r>
+        <w:rPr>
+          <w:b/>
+        </w:rPr>
+        <w:t>output</w:t>
+      </w:r>
+      <w:r>
+        <w:rPr>
+          <w:b w:val="0"/>
+        </w:rPr>
+        <w:t>.</w:t>
+      </w:r>
+    </w:p>
+    <w:p>
+      <w:pPr>
+        <w:spacing w:line="336" w:lineRule="auto" w:after="180"/>
+      </w:pPr>
+      <w:r>
+        <w:rPr>
+          <w:b w:val="0"/>
+        </w:rPr>
+        <w:t>The final subtraction must use activated hidden values rather than the raw measurements.</w:t>
+      </w:r>
+    </w:p>
+    <w:p>
+      <w:pPr>
+        <w:pStyle w:val="Heading2"/>
+      </w:pPr>
+      <w:r>
+        <w:t>Changed-case question and optional hint</w:t>
+      </w:r>
+    </w:p>
+    <w:p>
+      <w:pPr>
+        <w:pStyle w:val="Heading3"/>
+      </w:pPr>
+      <w:r>
+        <w:t>Practice 2: explain the deciding evidence</w:t>
+      </w:r>
+    </w:p>
+    <w:p>
+      <w:pPr>
+        <w:pStyle w:val="ListBullet"/>
+      </w:pPr>
+      <w:r>
+        <w:t>Changed-case practice: Change only v from 3 to1. Which conclusion is supported by the supplied facts?</w:t>
+      </w:r>
+    </w:p>
+    <w:p>
+      <w:pPr>
+        <w:pStyle w:val="ListBullet"/>
+      </w:pPr>
+      <w:r>
+        <w:t>1. h1 stays 2, h2 becomes 0, y becomes 2.</w:t>
+      </w:r>
+    </w:p>
+    <w:p>
+      <w:pPr>
+        <w:pStyle w:val="ListBullet"/>
+      </w:pPr>
+      <w:r>
+        <w:t>2. We can decide the result without examining the changed input or the procedure.</w:t>
+      </w:r>
+    </w:p>
+    <w:p>
+      <w:pPr>
+        <w:pStyle w:val="ListBullet"/>
+      </w:pPr>
+      <w:r>
+        <w:t>3. This one example guarantees correct results for every future input.</w:t>
+      </w:r>
+    </w:p>
+    <w:p>
+      <w:pPr>
+        <w:pStyle w:val="Heading3"/>
+      </w:pPr>
+      <w:r>
+        <w:t>My selected conclusion, deciding fact and explanation</w:t>
+      </w:r>
+    </w:p>
+    <w:p>
+      <w:r>
+        <w:t>________________________________________________________________</w:t>
+      </w:r>
+    </w:p>
+    <w:p>
+      <w:r>
+        <w:t>________________________________________________________________</w:t>
+      </w:r>
+    </w:p>
+    <w:p>
+      <w:r>
+        <w:t>________________________________________________________________</w:t>
+      </w:r>
+    </w:p>
+    <w:p>
+      <w:r>
+        <w:t>________________________________________________________________</w:t>
+      </w:r>
+    </w:p>
+    <w:p>
+      <w:r>
+        <w:t>________________________________________________________________</w:t>
+      </w:r>
+    </w:p>
+    <w:p>
+      <w:pPr>
+        <w:pStyle w:val="ListBullet"/>
+      </w:pPr>
+      <w:r>
+        <w:t>Hint if needed: Use the changed condition and the deciding step in the pictorial trace. The answer must say what follows from those facts.</w:t>
+      </w:r>
+    </w:p>
+    <w:p>
+      <w:pPr>
+        <w:pStyle w:val="Heading2"/>
+      </w:pPr>
+      <w:r>
+        <w:t>Check after the changed attempt · reference / check after trying</w:t>
+      </w:r>
+    </w:p>
+    <w:p>
+      <w:pPr>
+        <w:spacing w:line="336" w:lineRule="auto" w:after="180"/>
+      </w:pPr>
+      <w:r>
+        <w:rPr>
+          <w:b w:val="0"/>
+        </w:rPr>
+        <w:t>After your attempt, compare with the supported explanation: h1 stays 2, h2 becomes 0, y becomes 2. The second hidden unit’s preactivation reaches 0 while the first unit is unchanged.</w:t>
+      </w:r>
+    </w:p>
+    <w:p>
+      <w:pPr>
+        <w:pStyle w:val="Heading2"/>
+      </w:pPr>
+      <w:r>
+        <w:t>Repair and retain the record</w:t>
+      </w:r>
+    </w:p>
+    <w:p>
+      <w:pPr>
+        <w:spacing w:line="336" w:lineRule="auto" w:after="180"/>
+      </w:pPr>
+      <w:r>
+        <w:rPr>
+          <w:b w:val="0"/>
+        </w:rPr>
+        <w:t xml:space="preserve">Review Activation functions (ai-5/4). Goal: Trace identity ReLU and sigmoid on a numerical score. Short practice: Which original </w:t>
+      </w:r>
+      <w:r>
+        <w:rPr>
+          <w:b/>
+        </w:rPr>
+        <w:t>input</w:t>
+      </w:r>
+      <w:r>
+        <w:rPr>
+          <w:b w:val="0"/>
+        </w:rPr>
+        <w:t xml:space="preserve">s cannot be distinguished by this network’s final </w:t>
+      </w:r>
+      <w:r>
+        <w:rPr>
+          <w:b/>
+        </w:rPr>
+        <w:t>output</w:t>
+      </w:r>
+      <w:r>
+        <w:rPr>
+          <w:b w:val="0"/>
+        </w:rPr>
+        <w:t>?</w:t>
+      </w:r>
+    </w:p>
+    <w:p>
+      <w:pPr>
+        <w:spacing w:line="336" w:lineRule="auto" w:after="180"/>
+      </w:pPr>
+      <w:r>
+        <w:rPr>
+          <w:b w:val="0"/>
+        </w:rPr>
+        <w:t xml:space="preserve">Point to the relevant step in the picture, then write the changed result and the rule or </w:t>
+      </w:r>
+      <w:r>
+        <w:rPr>
+          <w:b/>
+        </w:rPr>
+        <w:t>evidence</w:t>
+      </w:r>
+      <w:r>
+        <w:rPr>
+          <w:b w:val="0"/>
+        </w:rPr>
+        <w:t xml:space="preserve"> that supports it.. Return to this week and explain what you changed.</w:t>
+      </w:r>
+    </w:p>
+    <w:p>
+      <w:pPr>
+        <w:spacing w:line="336" w:lineRule="auto" w:after="180"/>
+      </w:pPr>
+      <w:r>
+        <w:rPr>
+          <w:b w:val="0"/>
+        </w:rPr>
+        <w:t>Review Dot products and weighted sums (ai-5/2). Goal: Calculate a dot product by matching feature positions. Short practice: Which connection explains why more right brightness lowers this score?</w:t>
+      </w:r>
+    </w:p>
+    <w:p>
+      <w:pPr>
+        <w:spacing w:line="336" w:lineRule="auto" w:after="180"/>
+      </w:pPr>
+      <w:r>
+        <w:rPr>
+          <w:b w:val="0"/>
+        </w:rPr>
+        <w:t xml:space="preserve">Point to the relevant step in the picture, then write the changed result and the rule or </w:t>
+      </w:r>
+      <w:r>
+        <w:rPr>
+          <w:b/>
+        </w:rPr>
+        <w:t>evidence</w:t>
+      </w:r>
+      <w:r>
+        <w:rPr>
+          <w:b w:val="0"/>
+        </w:rPr>
+        <w:t xml:space="preserve"> that supports it.. Return to this week and explain what you changed.</w:t>
+      </w:r>
+    </w:p>
+    <w:p>
+      <w:pPr>
+        <w:spacing w:line="336" w:lineRule="auto" w:after="180"/>
+      </w:pPr>
+      <w:r>
+        <w:rPr>
+          <w:b w:val="0"/>
+        </w:rPr>
+        <w:t xml:space="preserve">The browser lab lets you edit the supported Python examples already included in this lesson. Predict first, run, inspect the actual </w:t>
+      </w:r>
+      <w:r>
+        <w:rPr>
+          <w:b/>
+        </w:rPr>
+        <w:t>output</w:t>
+      </w:r>
+      <w:r>
+        <w:rPr>
+          <w:b w:val="0"/>
+        </w:rPr>
+        <w:t xml:space="preserve"> or error, change one </w:t>
+      </w:r>
+      <w:r>
+        <w:rPr>
+          <w:b/>
+        </w:rPr>
+        <w:t>input</w:t>
+      </w:r>
+      <w:r>
+        <w:rPr>
+          <w:b w:val="0"/>
+        </w:rPr>
+        <w:t>, then run again.</w:t>
+      </w:r>
+    </w:p>
+    <w:p>
+      <w:pPr>
+        <w:spacing w:line="336" w:lineRule="auto" w:after="180"/>
+      </w:pPr>
+      <w:r>
+        <w:rPr>
+          <w:b w:val="0"/>
+        </w:rPr>
+        <w:t xml:space="preserve">Keep code, </w:t>
+      </w:r>
+      <w:r>
+        <w:rPr>
+          <w:b/>
+        </w:rPr>
+        <w:t>prediction</w:t>
+      </w:r>
+      <w:r>
+        <w:rPr>
+          <w:b w:val="0"/>
+        </w:rPr>
+        <w:t>s, actual results and a reasoned revision together. On paper, label your result as a trace rather than an execution.</w:t>
+      </w:r>
+    </w:p>
+    <w:p>
+      <w:pPr>
+        <w:spacing w:line="336" w:lineRule="auto" w:after="180"/>
+      </w:pPr>
+      <w:r>
+        <w:rPr>
+          <w:b w:val="0"/>
+        </w:rPr>
+        <w:t xml:space="preserve">Use Download completed work in the hosted lesson to export your answers, reflections, practice feedback and code-run </w:t>
+      </w:r>
+      <w:r>
+        <w:rPr>
+          <w:b/>
+        </w:rPr>
+        <w:t>evidence</w:t>
+      </w:r>
+      <w:r>
+        <w:rPr>
+          <w:b w:val="0"/>
+        </w:rPr>
+        <w:t>. Open the HTML copy to read or print it.</w:t>
+      </w:r>
+    </w:p>
+    <w:p>
+      <w:pPr>
+        <w:spacing w:line="336" w:lineRule="auto" w:after="180"/>
+      </w:pPr>
+      <w:r>
+        <w:rPr>
+          <w:b w:val="0"/>
+        </w:rPr>
+        <w:t>Drafts stay in this browser when storage is available; clear drafts on a shared device.</w:t>
+      </w:r>
+    </w:p>
+    <w:p>
+      <w:pPr>
+        <w:pStyle w:val="Heading3"/>
+      </w:pPr>
+      <w:r>
+        <w:t>What I repaired, the evidence I kept and the next test</w:t>
+      </w:r>
+    </w:p>
+    <w:p>
+      <w:r>
+        <w:t>________________________________________________________________</w:t>
+      </w:r>
+    </w:p>
+    <w:p>
+      <w:r>
+        <w:t>________________________________________________________________</w:t>
+      </w:r>
+    </w:p>
+    <w:p>
+      <w:r>
+        <w:t>________________________________________________________________</w:t>
+      </w:r>
+    </w:p>
+    <w:p>
+      <w:r>
+        <w:t>________________________________________________________________</w:t>
+      </w:r>
+    </w:p>
+    <w:p>
+      <w:r>
+        <w:t>________________________________________________________________</w:t>
+      </w:r>
+    </w:p>
+    <w:p>
+      <w:pPr>
+        <w:pStyle w:val="Heading2"/>
+      </w:pPr>
+      <w:r>
+        <w:t>Earlier wording, alternatives and picture transcripts · reference / check after trying</w:t>
       </w:r>
     </w:p>
     <w:p>
@@ -2183,122 +2164,10 @@
     </w:p>
     <w:p>
       <w:pPr>
-        <w:spacing w:line="336" w:lineRule="auto" w:after="180"/>
-      </w:pPr>
-      <w:r>
-        <w:rPr>
-          <w:b w:val="0"/>
-        </w:rPr>
-        <w:t xml:space="preserve">Compose two hidden detectors before one </w:t>
-      </w:r>
-      <w:r>
-        <w:rPr>
-          <w:b/>
-        </w:rPr>
-        <w:t>output</w:t>
-      </w:r>
-      <w:r>
-        <w:rPr>
-          <w:b w:val="0"/>
-        </w:rPr>
-        <w:t xml:space="preserve"> instead of skipping a </w:t>
-      </w:r>
-      <w:r>
-        <w:rPr>
-          <w:b/>
-        </w:rPr>
-        <w:t>layer</w:t>
-      </w:r>
-      <w:r>
-        <w:rPr>
-          <w:b w:val="0"/>
-        </w:rPr>
-        <w:t>.</w:t>
-      </w:r>
-    </w:p>
-    <w:p>
-      <w:pPr>
         <w:pStyle w:val="Heading3"/>
       </w:pPr>
       <w:r>
-        <w:t>Practice 1: explain the deciding evidence</w:t>
-      </w:r>
-    </w:p>
-    <w:p>
-      <w:pPr>
-        <w:spacing w:line="336" w:lineRule="auto" w:after="180"/>
-      </w:pPr>
-      <w:r>
-        <w:rPr>
-          <w:b w:val="0"/>
-        </w:rPr>
-        <w:t xml:space="preserve">Which labelled step matches this detail? y=2-2=0; the </w:t>
-      </w:r>
-      <w:r>
-        <w:rPr>
-          <w:b/>
-        </w:rPr>
-        <w:t>output</w:t>
-      </w:r>
-      <w:r>
-        <w:rPr>
-          <w:b w:val="0"/>
-        </w:rPr>
-        <w:t xml:space="preserve"> uses activated hidden values, not raw </w:t>
-      </w:r>
-      <w:r>
-        <w:rPr>
-          <w:b/>
-        </w:rPr>
-        <w:t>input</w:t>
-      </w:r>
-      <w:r>
-        <w:rPr>
-          <w:b w:val="0"/>
-        </w:rPr>
-        <w:t>s.</w:t>
-      </w:r>
-    </w:p>
-    <w:p>
-      <w:pPr>
-        <w:spacing w:line="336" w:lineRule="auto" w:after="180"/>
-        <w:shd w:fill="F4F9FC"/>
-      </w:pPr>
-      <w:r>
-        <w:rPr>
-          <w:b w:val="0"/>
-        </w:rPr>
-        <w:t xml:space="preserve">1. Compose </w:t>
-      </w:r>
-      <w:r>
-        <w:rPr>
-          <w:b/>
-        </w:rPr>
-        <w:t>output</w:t>
-      </w:r>
-    </w:p>
-    <w:p>
-      <w:pPr>
-        <w:spacing w:line="336" w:lineRule="auto" w:after="180"/>
-        <w:shd w:fill="F4F9FC"/>
-      </w:pPr>
-      <w:r>
-        <w:rPr>
-          <w:b w:val="0"/>
-        </w:rPr>
-        <w:t>2. Second hidden unit</w:t>
-      </w:r>
-    </w:p>
-    <w:p>
-      <w:pPr>
-        <w:spacing w:line="336" w:lineRule="auto" w:after="180"/>
-        <w:shd w:fill="F4F9FC"/>
-      </w:pPr>
-      <w:r>
-        <w:rPr>
-          <w:b w:val="0"/>
-        </w:rPr>
-        <w:t>3. First hidden unit</w:t>
+        <w:t>Repair a missing building block</w:t>
       </w:r>
     </w:p>
     <w:p>
@@ -2306,32 +2175,7 @@
         <w:pStyle w:val="Heading3"/>
       </w:pPr>
       <w:r>
-        <w:t>My selected conclusion, deciding fact and explanation</w:t>
-      </w:r>
-    </w:p>
-    <w:p>
-      <w:r>
-        <w:t>________________________________________________________________</w:t>
-      </w:r>
-    </w:p>
-    <w:p>
-      <w:r>
-        <w:t>________________________________________________________________</w:t>
-      </w:r>
-    </w:p>
-    <w:p>
-      <w:r>
-        <w:t>________________________________________________________________</w:t>
-      </w:r>
-    </w:p>
-    <w:p>
-      <w:r>
-        <w:t>________________________________________________________________</w:t>
-      </w:r>
-    </w:p>
-    <w:p>
-      <w:r>
-        <w:t>________________________________________________________________</w:t>
+        <w:t>Predict, run and debug</w:t>
       </w:r>
     </w:p>
     <w:p>
@@ -2339,603 +2183,25 @@
         <w:pStyle w:val="Heading3"/>
       </w:pPr>
       <w:r>
-        <w:t>Hint · try first</w:t>
-      </w:r>
-    </w:p>
-    <w:p>
-      <w:pPr>
-        <w:spacing w:line="336" w:lineRule="auto" w:after="180"/>
-        <w:shd w:fill="F1F6F8"/>
-      </w:pPr>
-      <w:r>
-        <w:rPr>
-          <w:b w:val="0"/>
-        </w:rPr>
-        <w:t>Hint if needed: Read the steps in the pictorial case. Match the supplied detail to the stage that performs or records it.</w:t>
-      </w:r>
-    </w:p>
-    <w:p>
-      <w:pPr>
-        <w:pStyle w:val="Heading3"/>
-      </w:pPr>
-      <w:r>
-        <w:t>Feedback · compare after trying</w:t>
-      </w:r>
-    </w:p>
-    <w:p>
-      <w:pPr>
-        <w:spacing w:line="336" w:lineRule="auto" w:after="180"/>
-        <w:shd w:fill="F1F6FC"/>
-      </w:pPr>
-      <w:r>
-        <w:rPr>
-          <w:b w:val="0"/>
-        </w:rPr>
-        <w:t xml:space="preserve">After your attempt, compare with the supported explanation: Compose </w:t>
-      </w:r>
-      <w:r>
-        <w:rPr>
-          <w:b/>
-        </w:rPr>
-        <w:t>output</w:t>
-      </w:r>
-      <w:r>
-        <w:rPr>
-          <w:b w:val="0"/>
-        </w:rPr>
-        <w:t xml:space="preserve"> y=2-2=0; the </w:t>
-      </w:r>
-      <w:r>
-        <w:rPr>
-          <w:b/>
-        </w:rPr>
-        <w:t>output</w:t>
-      </w:r>
-      <w:r>
-        <w:rPr>
-          <w:b w:val="0"/>
-        </w:rPr>
-        <w:t xml:space="preserve"> uses activated hidden values, not raw </w:t>
-      </w:r>
-      <w:r>
-        <w:rPr>
-          <w:b/>
-        </w:rPr>
-        <w:t>input</w:t>
-      </w:r>
-      <w:r>
-        <w:rPr>
-          <w:b w:val="0"/>
-        </w:rPr>
-        <w:t xml:space="preserve">s. </w:t>
-      </w:r>
-      <w:r>
-        <w:rPr>
-          <w:b/>
-        </w:rPr>
-        <w:t>Composition</w:t>
-      </w:r>
-      <w:r>
-        <w:rPr>
-          <w:b w:val="0"/>
-        </w:rPr>
-        <w:t xml:space="preserve"> means one </w:t>
-      </w:r>
-      <w:r>
-        <w:rPr>
-          <w:b/>
-        </w:rPr>
-        <w:t>layer</w:t>
-      </w:r>
-      <w:r>
-        <w:rPr>
-          <w:b w:val="0"/>
-        </w:rPr>
-        <w:t xml:space="preserve">’s result becomes the next </w:t>
-      </w:r>
-      <w:r>
-        <w:rPr>
-          <w:b/>
-        </w:rPr>
-        <w:t>layer</w:t>
-      </w:r>
-      <w:r>
-        <w:rPr>
-          <w:b w:val="0"/>
-        </w:rPr>
-        <w:t xml:space="preserve">’s </w:t>
-      </w:r>
-      <w:r>
-        <w:rPr>
-          <w:b/>
-        </w:rPr>
-        <w:t>input</w:t>
-      </w:r>
-      <w:r>
-        <w:rPr>
-          <w:b w:val="0"/>
-        </w:rPr>
-        <w:t>.</w:t>
-      </w:r>
-    </w:p>
-    <w:p>
-      <w:pPr>
-        <w:spacing w:line="336" w:lineRule="auto" w:after="180"/>
-        <w:shd w:fill="F1F6FC"/>
-      </w:pPr>
-      <w:r>
-        <w:rPr>
-          <w:b w:val="0"/>
-        </w:rPr>
-        <w:t xml:space="preserve">Compute both hidden units before combining them. At [4,3], their equal </w:t>
-      </w:r>
-      <w:r>
-        <w:rPr>
-          <w:b/>
-        </w:rPr>
-        <w:t>output</w:t>
-      </w:r>
-      <w:r>
-        <w:rPr>
-          <w:b w:val="0"/>
-        </w:rPr>
-        <w:t xml:space="preserve">s cancel. Lowering only the second </w:t>
-      </w:r>
-      <w:r>
-        <w:rPr>
-          <w:b/>
-        </w:rPr>
-        <w:t>input</w:t>
-      </w:r>
-      <w:r>
-        <w:rPr>
-          <w:b w:val="0"/>
-        </w:rPr>
-        <w:t xml:space="preserve"> removes its positive hidden contribution, so subtracting it no longer reduces the </w:t>
-      </w:r>
-      <w:r>
-        <w:rPr>
-          <w:b/>
-        </w:rPr>
-        <w:t>output</w:t>
-      </w:r>
-      <w:r>
-        <w:rPr>
-          <w:b w:val="0"/>
-        </w:rPr>
-        <w:t>.</w:t>
-      </w:r>
-    </w:p>
-    <w:p>
-      <w:pPr>
-        <w:spacing w:line="336" w:lineRule="auto" w:after="180"/>
-        <w:shd w:fill="F1F6FC"/>
-      </w:pPr>
-      <w:r>
-        <w:rPr>
-          <w:b w:val="0"/>
-        </w:rPr>
-        <w:t>The final subtraction must use activated hidden values rather than the raw measurements.</w:t>
-      </w:r>
-    </w:p>
-    <w:p>
-      <w:pPr>
-        <w:pStyle w:val="Heading3"/>
-      </w:pPr>
-      <w:r>
-        <w:t>Practice 2: explain the deciding evidence</w:t>
-      </w:r>
-    </w:p>
-    <w:p>
-      <w:pPr>
-        <w:pStyle w:val="Heading3"/>
-      </w:pPr>
-      <w:r>
-        <w:t>Changed case · predict first</w:t>
-      </w:r>
-    </w:p>
-    <w:p>
-      <w:pPr>
-        <w:spacing w:line="336" w:lineRule="auto" w:after="180"/>
-        <w:shd w:fill="F5F1FB"/>
-      </w:pPr>
-      <w:r>
-        <w:rPr>
-          <w:b w:val="0"/>
-        </w:rPr>
-        <w:t>Changed-case practice: Change only v from 3 to1. Which conclusion is supported by the supplied facts?</w:t>
-      </w:r>
-    </w:p>
-    <w:p>
-      <w:pPr>
-        <w:spacing w:line="336" w:lineRule="auto" w:after="180"/>
-        <w:shd w:fill="F4F9FC"/>
-      </w:pPr>
-      <w:r>
-        <w:rPr>
-          <w:b w:val="0"/>
-        </w:rPr>
-        <w:t>1. h1 stays 2, h2 becomes 0, y becomes 2.</w:t>
-      </w:r>
-    </w:p>
-    <w:p>
-      <w:pPr>
-        <w:spacing w:line="336" w:lineRule="auto" w:after="180"/>
-        <w:shd w:fill="F4F9FC"/>
-      </w:pPr>
-      <w:r>
-        <w:rPr>
-          <w:b w:val="0"/>
-        </w:rPr>
-        <w:t xml:space="preserve">2. We can decide the result without examining the changed </w:t>
-      </w:r>
-      <w:r>
-        <w:rPr>
-          <w:b/>
-        </w:rPr>
-        <w:t>input</w:t>
-      </w:r>
-      <w:r>
-        <w:rPr>
-          <w:b w:val="0"/>
-        </w:rPr>
-        <w:t xml:space="preserve"> or the procedure.</w:t>
-      </w:r>
-    </w:p>
-    <w:p>
-      <w:pPr>
-        <w:spacing w:line="336" w:lineRule="auto" w:after="180"/>
-        <w:shd w:fill="F4F9FC"/>
-      </w:pPr>
-      <w:r>
-        <w:rPr>
-          <w:b w:val="0"/>
-        </w:rPr>
-        <w:t xml:space="preserve">3. This one example guarantees correct results for every future </w:t>
-      </w:r>
-      <w:r>
-        <w:rPr>
-          <w:b/>
-        </w:rPr>
-        <w:t>input</w:t>
-      </w:r>
-      <w:r>
-        <w:rPr>
-          <w:b w:val="0"/>
-        </w:rPr>
-        <w:t>.</w:t>
-      </w:r>
-    </w:p>
-    <w:p>
-      <w:pPr>
-        <w:pStyle w:val="Heading3"/>
-      </w:pPr>
-      <w:r>
-        <w:t>My selected conclusion, deciding fact and explanation</w:t>
-      </w:r>
-    </w:p>
-    <w:p>
-      <w:r>
-        <w:t>________________________________________________________________</w:t>
-      </w:r>
-    </w:p>
-    <w:p>
-      <w:r>
-        <w:t>________________________________________________________________</w:t>
-      </w:r>
-    </w:p>
-    <w:p>
-      <w:r>
-        <w:t>________________________________________________________________</w:t>
-      </w:r>
-    </w:p>
-    <w:p>
-      <w:r>
-        <w:t>________________________________________________________________</w:t>
-      </w:r>
-    </w:p>
-    <w:p>
-      <w:r>
-        <w:t>________________________________________________________________</w:t>
-      </w:r>
-    </w:p>
-    <w:p>
-      <w:pPr>
-        <w:pStyle w:val="Heading3"/>
-      </w:pPr>
-      <w:r>
-        <w:t>Hint · try first</w:t>
-      </w:r>
-    </w:p>
-    <w:p>
-      <w:pPr>
-        <w:spacing w:line="336" w:lineRule="auto" w:after="180"/>
-        <w:shd w:fill="F1F6F8"/>
-      </w:pPr>
-      <w:r>
-        <w:rPr>
-          <w:b w:val="0"/>
-        </w:rPr>
-        <w:t>Hint if needed: Use the changed condition and the deciding step in the pictorial trace. The answer must say what follows from those facts.</w:t>
-      </w:r>
-    </w:p>
-    <w:p>
-      <w:pPr>
-        <w:pStyle w:val="Heading3"/>
-      </w:pPr>
-      <w:r>
-        <w:t>Feedback · compare after trying</w:t>
-      </w:r>
-    </w:p>
-    <w:p>
-      <w:pPr>
-        <w:spacing w:line="336" w:lineRule="auto" w:after="180"/>
-        <w:shd w:fill="F1F6FC"/>
-      </w:pPr>
-      <w:r>
-        <w:rPr>
-          <w:b w:val="0"/>
-        </w:rPr>
-        <w:t>After your attempt, compare with the supported explanation: h1 stays 2, h2 becomes 0, y becomes 2. The second hidden unit’s preactivation reaches 0 while the first unit is unchanged.</w:t>
-      </w:r>
-    </w:p>
-    <w:p>
-      <w:pPr>
-        <w:pStyle w:val="Heading3"/>
-      </w:pPr>
-      <w:r>
-        <w:t>Repair a missing building block</w:t>
-      </w:r>
-    </w:p>
-    <w:p>
-      <w:pPr>
-        <w:spacing w:line="336" w:lineRule="auto" w:after="180"/>
-      </w:pPr>
-      <w:r>
-        <w:rPr>
-          <w:b w:val="0"/>
-        </w:rPr>
-        <w:t xml:space="preserve">Review Activation functions (ai-5/4). Goal: Trace identity ReLU and sigmoid on a numerical score. Short practice: Which original </w:t>
-      </w:r>
-      <w:r>
-        <w:rPr>
-          <w:b/>
-        </w:rPr>
-        <w:t>input</w:t>
-      </w:r>
-      <w:r>
-        <w:rPr>
-          <w:b w:val="0"/>
-        </w:rPr>
-        <w:t xml:space="preserve">s cannot be distinguished by this network’s final </w:t>
-      </w:r>
-      <w:r>
-        <w:rPr>
-          <w:b/>
-        </w:rPr>
-        <w:t>output</w:t>
-      </w:r>
-      <w:r>
-        <w:rPr>
-          <w:b w:val="0"/>
-        </w:rPr>
-        <w:t>?</w:t>
-      </w:r>
-    </w:p>
-    <w:p>
-      <w:pPr>
-        <w:spacing w:line="336" w:lineRule="auto" w:after="180"/>
-      </w:pPr>
-      <w:r>
-        <w:rPr>
-          <w:b w:val="0"/>
-        </w:rPr>
-        <w:t xml:space="preserve">Point to the relevant step in the picture, then write the changed result and the rule or </w:t>
-      </w:r>
-      <w:r>
-        <w:rPr>
-          <w:b/>
-        </w:rPr>
-        <w:t>evidence</w:t>
-      </w:r>
-      <w:r>
-        <w:rPr>
-          <w:b w:val="0"/>
-        </w:rPr>
-        <w:t xml:space="preserve"> that supports it.. Return to this week and explain what you changed.</w:t>
-      </w:r>
-    </w:p>
-    <w:p>
-      <w:pPr>
-        <w:spacing w:line="336" w:lineRule="auto" w:after="180"/>
-      </w:pPr>
-      <w:r>
-        <w:rPr>
-          <w:b w:val="0"/>
-        </w:rPr>
-        <w:t>Review Dot products and weighted sums (ai-5/2). Goal: Calculate a dot product by matching feature positions. Short practice: Which connection explains why more right brightness lowers this score?</w:t>
-      </w:r>
-    </w:p>
-    <w:p>
-      <w:pPr>
-        <w:spacing w:line="336" w:lineRule="auto" w:after="180"/>
-      </w:pPr>
-      <w:r>
-        <w:rPr>
-          <w:b w:val="0"/>
-        </w:rPr>
-        <w:t xml:space="preserve">Point to the relevant step in the picture, then write the changed result and the rule or </w:t>
-      </w:r>
-      <w:r>
-        <w:rPr>
-          <w:b/>
-        </w:rPr>
-        <w:t>evidence</w:t>
-      </w:r>
-      <w:r>
-        <w:rPr>
-          <w:b w:val="0"/>
-        </w:rPr>
-        <w:t xml:space="preserve"> that supports it.. Return to this week and explain what you changed.</w:t>
-      </w:r>
-    </w:p>
-    <w:p>
-      <w:pPr>
-        <w:pStyle w:val="Heading3"/>
-      </w:pPr>
-      <w:r>
-        <w:t>Predict, run and debug</w:t>
-      </w:r>
-    </w:p>
-    <w:p>
-      <w:pPr>
-        <w:spacing w:line="336" w:lineRule="auto" w:after="180"/>
-      </w:pPr>
-      <w:r>
-        <w:rPr>
-          <w:b w:val="0"/>
-        </w:rPr>
-        <w:t xml:space="preserve">The browser lab lets you edit the supported Python examples already included in this lesson. Predict first, run, inspect the actual </w:t>
-      </w:r>
-      <w:r>
-        <w:rPr>
-          <w:b/>
-        </w:rPr>
-        <w:t>output</w:t>
-      </w:r>
-      <w:r>
-        <w:rPr>
-          <w:b w:val="0"/>
-        </w:rPr>
-        <w:t xml:space="preserve"> or error, change one </w:t>
-      </w:r>
-      <w:r>
-        <w:rPr>
-          <w:b/>
-        </w:rPr>
-        <w:t>input</w:t>
-      </w:r>
-      <w:r>
-        <w:rPr>
-          <w:b w:val="0"/>
-        </w:rPr>
-        <w:t>, then run again.</w:t>
-      </w:r>
-    </w:p>
-    <w:p>
-      <w:pPr>
-        <w:spacing w:line="336" w:lineRule="auto" w:after="180"/>
-      </w:pPr>
-      <w:r>
-        <w:rPr>
-          <w:b w:val="0"/>
-        </w:rPr>
-        <w:t xml:space="preserve">Keep code, </w:t>
-      </w:r>
-      <w:r>
-        <w:rPr>
-          <w:b/>
-        </w:rPr>
-        <w:t>prediction</w:t>
-      </w:r>
-      <w:r>
-        <w:rPr>
-          <w:b w:val="0"/>
-        </w:rPr>
-        <w:t>s, actual results and a reasoned revision together. On paper, label your result as a trace rather than an execution.</w:t>
-      </w:r>
-    </w:p>
-    <w:p>
-      <w:pPr>
-        <w:pStyle w:val="Heading3"/>
-      </w:pPr>
-      <w:r>
         <w:t>Keep your completed work</w:t>
       </w:r>
     </w:p>
     <w:p>
       <w:pPr>
-        <w:spacing w:line="336" w:lineRule="auto" w:after="180"/>
-      </w:pPr>
-      <w:r>
-        <w:rPr>
-          <w:b w:val="0"/>
-        </w:rPr>
-        <w:t xml:space="preserve">Use Download completed work in the hosted lesson to export your answers, reflections, practice feedback and code-run </w:t>
-      </w:r>
-      <w:r>
-        <w:rPr>
-          <w:b/>
-        </w:rPr>
-        <w:t>evidence</w:t>
-      </w:r>
-      <w:r>
-        <w:rPr>
-          <w:b w:val="0"/>
-        </w:rPr>
-        <w:t>. Open the HTML copy to read or print it.</w:t>
-      </w:r>
-    </w:p>
-    <w:p>
-      <w:pPr>
-        <w:spacing w:line="336" w:lineRule="auto" w:after="180"/>
-      </w:pPr>
-      <w:r>
-        <w:rPr>
-          <w:b w:val="0"/>
-        </w:rPr>
-        <w:t>Drafts stay in this browser when storage is available; clear drafts on a shared device.</w:t>
-      </w:r>
-    </w:p>
-    <w:p>
-      <w:pPr>
-        <w:pStyle w:val="Heading3"/>
-      </w:pPr>
-      <w:r>
-        <w:t>What I repaired, the evidence I kept and the next test</w:t>
-      </w:r>
-    </w:p>
-    <w:p>
-      <w:r>
-        <w:t>________________________________________________________________</w:t>
-      </w:r>
-    </w:p>
-    <w:p>
-      <w:r>
-        <w:t>________________________________________________________________</w:t>
-      </w:r>
-    </w:p>
-    <w:p>
-      <w:r>
-        <w:t>________________________________________________________________</w:t>
-      </w:r>
-    </w:p>
-    <w:p>
-      <w:r>
-        <w:t>________________________________________________________________</w:t>
-      </w:r>
-    </w:p>
-    <w:p>
-      <w:r>
-        <w:t>________________________________________________________________</w:t>
-      </w:r>
-    </w:p>
-    <w:p>
-      <w:pPr>
         <w:pStyle w:val="Heading1"/>
       </w:pPr>
       <w:r>
-        <w:t>15. Visual concept journey</w:t>
-      </w:r>
-    </w:p>
-    <w:p>
-      <w:r>
-        <w:t>Explain each Composing layers picture from its labels, then record a relevant limit.</w:t>
-      </w:r>
-    </w:p>
-    <w:p>
-      <w:pPr>
-        <w:pStyle w:val="Heading3"/>
+        <w:t>15. Reference · Six-picture response sheets</w:t>
+      </w:r>
+    </w:p>
+    <w:p>
+      <w:r>
+        <w:t>Choose the picture that helps explain the current step.</w:t>
+      </w:r>
+    </w:p>
+    <w:p>
+      <w:pPr>
+        <w:pStyle w:val="Heading2"/>
       </w:pPr>
       <w:r>
         <w:t>01. Composing layers: the case</w:t>
@@ -3062,7 +2328,6 @@
     <w:p>
       <w:pPr>
         <w:spacing w:line="336" w:lineRule="auto" w:after="180"/>
-        <w:shd w:fill="F5F1FB"/>
       </w:pPr>
       <w:r>
         <w:rPr>
@@ -3101,7 +2366,7 @@
     </w:p>
     <w:p>
       <w:pPr>
-        <w:pStyle w:val="Heading3"/>
+        <w:pStyle w:val="Heading2"/>
       </w:pPr>
       <w:r>
         <w:t>02. Follow the deciding steps</w:t>
@@ -3193,7 +2458,6 @@
     <w:p>
       <w:pPr>
         <w:spacing w:line="336" w:lineRule="auto" w:after="180"/>
-        <w:shd w:fill="F5F1FB"/>
       </w:pPr>
       <w:r>
         <w:rPr>
@@ -3244,7 +2508,7 @@
     </w:p>
     <w:p>
       <w:pPr>
-        <w:pStyle w:val="Heading3"/>
+        <w:pStyle w:val="Heading2"/>
       </w:pPr>
       <w:r>
         <w:t>03. Complete each stage before using its output</w:t>
@@ -3324,7 +2588,6 @@
     <w:p>
       <w:pPr>
         <w:spacing w:line="336" w:lineRule="auto" w:after="180"/>
-        <w:shd w:fill="F5F1FB"/>
       </w:pPr>
       <w:r>
         <w:rPr>
@@ -3363,7 +2626,7 @@
     </w:p>
     <w:p>
       <w:pPr>
-        <w:pStyle w:val="Heading3"/>
+        <w:pStyle w:val="Heading2"/>
       </w:pPr>
       <w:r>
         <w:t>04. Change one thing. Trace what follows.</w:t>
@@ -3454,7 +2717,6 @@
     <w:p>
       <w:pPr>
         <w:spacing w:line="336" w:lineRule="auto" w:after="180"/>
-        <w:shd w:fill="F5F1FB"/>
       </w:pPr>
       <w:r>
         <w:rPr>
@@ -3493,7 +2755,7 @@
     </w:p>
     <w:p>
       <w:pPr>
-        <w:pStyle w:val="Heading3"/>
+        <w:pStyle w:val="Heading2"/>
       </w:pPr>
       <w:r>
         <w:t>05. Connect the explanation to its limit</w:t>
@@ -3685,7 +2947,6 @@
     <w:p>
       <w:pPr>
         <w:spacing w:line="336" w:lineRule="auto" w:after="180"/>
-        <w:shd w:fill="F5F1FB"/>
       </w:pPr>
       <w:r>
         <w:rPr>
@@ -3724,7 +2985,7 @@
     </w:p>
     <w:p>
       <w:pPr>
-        <w:pStyle w:val="Heading3"/>
+        <w:pStyle w:val="Heading2"/>
       </w:pPr>
       <w:r>
         <w:t>06. Make the idea visible in your project</w:t>
@@ -3850,7 +3111,6 @@
     <w:p>
       <w:pPr>
         <w:spacing w:line="336" w:lineRule="auto" w:after="180"/>
-        <w:shd w:fill="F5F1FB"/>
       </w:pPr>
       <w:r>
         <w:rPr>
@@ -3897,6 +3157,62 @@
     <w:p>
       <w:r>
         <w:t>________________________________________________________________</w:t>
+      </w:r>
+    </w:p>
+    <w:p>
+      <w:pPr>
+        <w:pStyle w:val="Heading2"/>
+      </w:pPr>
+      <w:r>
+        <w:t>Earlier wording, alternatives and picture transcripts · reference / check after trying</w:t>
+      </w:r>
+    </w:p>
+    <w:p>
+      <w:pPr>
+        <w:pStyle w:val="Heading3"/>
+      </w:pPr>
+      <w:r>
+        <w:t>01. Composing layers: the case</w:t>
+      </w:r>
+    </w:p>
+    <w:p>
+      <w:pPr>
+        <w:pStyle w:val="Heading3"/>
+      </w:pPr>
+      <w:r>
+        <w:t>02. Follow the deciding steps</w:t>
+      </w:r>
+    </w:p>
+    <w:p>
+      <w:pPr>
+        <w:pStyle w:val="Heading3"/>
+      </w:pPr>
+      <w:r>
+        <w:t>03. Complete each stage before using its output</w:t>
+      </w:r>
+    </w:p>
+    <w:p>
+      <w:pPr>
+        <w:pStyle w:val="Heading3"/>
+      </w:pPr>
+      <w:r>
+        <w:t>04. Change one thing. Trace what follows.</w:t>
+      </w:r>
+    </w:p>
+    <w:p>
+      <w:pPr>
+        <w:pStyle w:val="Heading3"/>
+      </w:pPr>
+      <w:r>
+        <w:t>05. Connect the explanation to its limit</w:t>
+      </w:r>
+    </w:p>
+    <w:p>
+      <w:pPr>
+        <w:pStyle w:val="Heading3"/>
+      </w:pPr>
+      <w:r>
+        <w:t>06. Make the idea visible in your project</w:t>
       </w:r>
     </w:p>
     <w:sectPr>
